--- a/data/03_investment_memo/investment_memo_23.docx
+++ b/data/03_investment_memo/investment_memo_23.docx
@@ -21,9 +21,3163 @@
     <w:p>
       <w:r>
         <w:br/>
-        <w:t>根据内部财务模型测算，新宇龙信息传媒有限公司 在未来三年</w:t>
+        <w:t>风险管理部认为，消费科技 行业仍然面临若干</w:t>
+        <w:br/>
+        <w:t>不确定性因素，包括技术迭代风险、政策变化、</w:t>
+        <w:br/>
+        <w:t>以及市场竞争加剧等问题。</w:t>
+        <w:br/>
+      </w:r>
+    </w:p>
+    <w:p>
+      <w:r>
+        <w:br/>
+        <w:t>风险管理部认为，新能源 行业仍然面临若干</w:t>
+        <w:br/>
+        <w:t>不确定性因素，包括技术迭代风险、政策变化、</w:t>
+        <w:br/>
+        <w:t>以及市场竞争加剧等问题。</w:t>
+        <w:br/>
+      </w:r>
+    </w:p>
+    <w:p>
+      <w:r>
+        <w:br/>
+        <w:t>华辰资本旗下的 HC Energy Transition Fund 在最近的资产配置会议中</w:t>
+        <w:br/>
+        <w:t>讨论了 消费科技 行业的投资机会，并对 飞海科技传媒有限公司</w:t>
+        <w:br/>
+        <w:t>进行了重点评估。</w:t>
+        <w:br/>
+      </w:r>
+    </w:p>
+    <w:p>
+      <w:r>
+        <w:br/>
+        <w:t>根据内部财务模型测算，创汇传媒有限公司 在未来三年</w:t>
+        <w:br/>
+        <w:t>收入复合增长率预计可达到 33% 左右。</w:t>
+        <w:br/>
+        <w:t>该预测基于行业需求增长以及公司产能扩张计划。</w:t>
+        <w:br/>
+      </w:r>
+    </w:p>
+    <w:p>
+      <w:r>
+        <w:br/>
+        <w:t>风险管理部认为，机器人 行业仍然面临若干</w:t>
+        <w:br/>
+        <w:t>不确定性因素，包括技术迭代风险、政策变化、</w:t>
+        <w:br/>
+        <w:t>以及市场竞争加剧等问题。</w:t>
+        <w:br/>
+      </w:r>
+    </w:p>
+    <w:p>
+      <w:r>
+        <w:br/>
+        <w:t>惠派国际公司科技有限公司 是中国 人工智能 行业的重要企业之一。</w:t>
+        <w:br/>
+        <w:t>根据华辰资本 风险管理部 的研究，该公司成立于 2019 年，</w:t>
+        <w:br/>
+        <w:t>目前员工规模约 6944 人。公司近年来持续加大研发投入，</w:t>
+        <w:br/>
+        <w:t>在核心技术方面形成了较强的竞争壁垒。</w:t>
+        <w:br/>
+      </w:r>
+    </w:p>
+    <w:p>
+      <w:r>
+        <w:br/>
+        <w:t>风险管理部认为，消费科技 行业仍然面临若干</w:t>
+        <w:br/>
+        <w:t>不确定性因素，包括技术迭代风险、政策变化、</w:t>
+        <w:br/>
+        <w:t>以及市场竞争加剧等问题。</w:t>
+        <w:br/>
+      </w:r>
+    </w:p>
+    <w:p>
+      <w:r>
+        <w:br/>
+        <w:t>昊嘉科技有限公司 是中国 医疗科技 行业的重要企业之一。</w:t>
+        <w:br/>
+        <w:t>根据华辰资本 风险管理部 的研究，该公司成立于 2006 年，</w:t>
+        <w:br/>
+        <w:t>目前员工规模约 7977 人。公司近年来持续加大研发投入，</w:t>
+        <w:br/>
+        <w:t>在核心技术方面形成了较强的竞争壁垒。</w:t>
+        <w:br/>
+      </w:r>
+    </w:p>
+    <w:tbl>
+      <w:tblPr>
+        <w:tblW w:type="auto" w:w="0"/>
+        <w:tblLook w:firstColumn="1" w:firstRow="1" w:lastColumn="0" w:lastRow="0" w:noHBand="0" w:noVBand="1" w:val="04A0"/>
+      </w:tblPr>
+      <w:tblGrid>
+        <w:gridCol w:w="2160"/>
+        <w:gridCol w:w="2160"/>
+        <w:gridCol w:w="2160"/>
+        <w:gridCol w:w="2160"/>
+      </w:tblGrid>
+      <w:tr>
+        <w:tc>
+          <w:tcPr>
+            <w:tcW w:type="dxa" w:w="2160"/>
+          </w:tcPr>
+          <w:p>
+            <w:r>
+              <w:t>公司</w:t>
+            </w:r>
+          </w:p>
+        </w:tc>
+        <w:tc>
+          <w:tcPr>
+            <w:tcW w:type="dxa" w:w="2160"/>
+          </w:tcPr>
+          <w:p>
+            <w:r>
+              <w:t>行业</w:t>
+            </w:r>
+          </w:p>
+        </w:tc>
+        <w:tc>
+          <w:tcPr>
+            <w:tcW w:type="dxa" w:w="2160"/>
+          </w:tcPr>
+          <w:p>
+            <w:r>
+              <w:t>市值</w:t>
+            </w:r>
+          </w:p>
+        </w:tc>
+        <w:tc>
+          <w:tcPr>
+            <w:tcW w:type="dxa" w:w="2160"/>
+          </w:tcPr>
+          <w:p>
+            <w:r>
+              <w:t>增长率</w:t>
+            </w:r>
+          </w:p>
+        </w:tc>
+      </w:tr>
+      <w:tr>
+        <w:tc>
+          <w:tcPr>
+            <w:tcW w:type="dxa" w:w="2160"/>
+          </w:tcPr>
+          <w:p>
+            <w:r>
+              <w:t>中建创业科技有限公司</w:t>
+            </w:r>
+          </w:p>
+        </w:tc>
+        <w:tc>
+          <w:tcPr>
+            <w:tcW w:type="dxa" w:w="2160"/>
+          </w:tcPr>
+          <w:p>
+            <w:r>
+              <w:t>半导体</w:t>
+            </w:r>
+          </w:p>
+        </w:tc>
+        <w:tc>
+          <w:tcPr>
+            <w:tcW w:type="dxa" w:w="2160"/>
+          </w:tcPr>
+          <w:p>
+            <w:r>
+              <w:t>179亿</w:t>
+            </w:r>
+          </w:p>
+        </w:tc>
+        <w:tc>
+          <w:tcPr>
+            <w:tcW w:type="dxa" w:w="2160"/>
+          </w:tcPr>
+          <w:p>
+            <w:r>
+              <w:t>15%</w:t>
+            </w:r>
+          </w:p>
+        </w:tc>
+      </w:tr>
+      <w:tr>
+        <w:tc>
+          <w:tcPr>
+            <w:tcW w:type="dxa" w:w="2160"/>
+          </w:tcPr>
+          <w:p>
+            <w:r>
+              <w:t>通际名联网络有限公司</w:t>
+            </w:r>
+          </w:p>
+        </w:tc>
+        <w:tc>
+          <w:tcPr>
+            <w:tcW w:type="dxa" w:w="2160"/>
+          </w:tcPr>
+          <w:p>
+            <w:r>
+              <w:t>机器人</w:t>
+            </w:r>
+          </w:p>
+        </w:tc>
+        <w:tc>
+          <w:tcPr>
+            <w:tcW w:type="dxa" w:w="2160"/>
+          </w:tcPr>
+          <w:p>
+            <w:r>
+              <w:t>688亿</w:t>
+            </w:r>
+          </w:p>
+        </w:tc>
+        <w:tc>
+          <w:tcPr>
+            <w:tcW w:type="dxa" w:w="2160"/>
+          </w:tcPr>
+          <w:p>
+            <w:r>
+              <w:t>9%</w:t>
+            </w:r>
+          </w:p>
+        </w:tc>
+      </w:tr>
+      <w:tr>
+        <w:tc>
+          <w:tcPr>
+            <w:tcW w:type="dxa" w:w="2160"/>
+          </w:tcPr>
+          <w:p>
+            <w:r>
+              <w:t>鑫博腾飞信息有限公司</w:t>
+            </w:r>
+          </w:p>
+        </w:tc>
+        <w:tc>
+          <w:tcPr>
+            <w:tcW w:type="dxa" w:w="2160"/>
+          </w:tcPr>
+          <w:p>
+            <w:r>
+              <w:t>消费科技</w:t>
+            </w:r>
+          </w:p>
+        </w:tc>
+        <w:tc>
+          <w:tcPr>
+            <w:tcW w:type="dxa" w:w="2160"/>
+          </w:tcPr>
+          <w:p>
+            <w:r>
+              <w:t>473亿</w:t>
+            </w:r>
+          </w:p>
+        </w:tc>
+        <w:tc>
+          <w:tcPr>
+            <w:tcW w:type="dxa" w:w="2160"/>
+          </w:tcPr>
+          <w:p>
+            <w:r>
+              <w:t>26%</w:t>
+            </w:r>
+          </w:p>
+        </w:tc>
+      </w:tr>
+      <w:tr>
+        <w:tc>
+          <w:tcPr>
+            <w:tcW w:type="dxa" w:w="2160"/>
+          </w:tcPr>
+          <w:p>
+            <w:r>
+              <w:t>浦华众城网络有限公司</w:t>
+            </w:r>
+          </w:p>
+        </w:tc>
+        <w:tc>
+          <w:tcPr>
+            <w:tcW w:type="dxa" w:w="2160"/>
+          </w:tcPr>
+          <w:p>
+            <w:r>
+              <w:t>新能源</w:t>
+            </w:r>
+          </w:p>
+        </w:tc>
+        <w:tc>
+          <w:tcPr>
+            <w:tcW w:type="dxa" w:w="2160"/>
+          </w:tcPr>
+          <w:p>
+            <w:r>
+              <w:t>610亿</w:t>
+            </w:r>
+          </w:p>
+        </w:tc>
+        <w:tc>
+          <w:tcPr>
+            <w:tcW w:type="dxa" w:w="2160"/>
+          </w:tcPr>
+          <w:p>
+            <w:r>
+              <w:t>12%</w:t>
+            </w:r>
+          </w:p>
+        </w:tc>
+      </w:tr>
+      <w:tr>
+        <w:tc>
+          <w:tcPr>
+            <w:tcW w:type="dxa" w:w="2160"/>
+          </w:tcPr>
+          <w:p>
+            <w:r>
+              <w:t>图龙信息传媒有限公司</w:t>
+            </w:r>
+          </w:p>
+        </w:tc>
+        <w:tc>
+          <w:tcPr>
+            <w:tcW w:type="dxa" w:w="2160"/>
+          </w:tcPr>
+          <w:p>
+            <w:r>
+              <w:t>机器人</w:t>
+            </w:r>
+          </w:p>
+        </w:tc>
+        <w:tc>
+          <w:tcPr>
+            <w:tcW w:type="dxa" w:w="2160"/>
+          </w:tcPr>
+          <w:p>
+            <w:r>
+              <w:t>469亿</w:t>
+            </w:r>
+          </w:p>
+        </w:tc>
+        <w:tc>
+          <w:tcPr>
+            <w:tcW w:type="dxa" w:w="2160"/>
+          </w:tcPr>
+          <w:p>
+            <w:r>
+              <w:t>6%</w:t>
+            </w:r>
+          </w:p>
+        </w:tc>
+      </w:tr>
+      <w:tr>
+        <w:tc>
+          <w:tcPr>
+            <w:tcW w:type="dxa" w:w="2160"/>
+          </w:tcPr>
+          <w:p>
+            <w:r>
+              <w:t>富罳网络有限公司</w:t>
+            </w:r>
+          </w:p>
+        </w:tc>
+        <w:tc>
+          <w:tcPr>
+            <w:tcW w:type="dxa" w:w="2160"/>
+          </w:tcPr>
+          <w:p>
+            <w:r>
+              <w:t>新能源</w:t>
+            </w:r>
+          </w:p>
+        </w:tc>
+        <w:tc>
+          <w:tcPr>
+            <w:tcW w:type="dxa" w:w="2160"/>
+          </w:tcPr>
+          <w:p>
+            <w:r>
+              <w:t>643亿</w:t>
+            </w:r>
+          </w:p>
+        </w:tc>
+        <w:tc>
+          <w:tcPr>
+            <w:tcW w:type="dxa" w:w="2160"/>
+          </w:tcPr>
+          <w:p>
+            <w:r>
+              <w:t>30%</w:t>
+            </w:r>
+          </w:p>
+        </w:tc>
+      </w:tr>
+      <w:tr>
+        <w:tc>
+          <w:tcPr>
+            <w:tcW w:type="dxa" w:w="2160"/>
+          </w:tcPr>
+          <w:p>
+            <w:r>
+              <w:t>创联世纪信息有限公司</w:t>
+            </w:r>
+          </w:p>
+        </w:tc>
+        <w:tc>
+          <w:tcPr>
+            <w:tcW w:type="dxa" w:w="2160"/>
+          </w:tcPr>
+          <w:p>
+            <w:r>
+              <w:t>云计算</w:t>
+            </w:r>
+          </w:p>
+        </w:tc>
+        <w:tc>
+          <w:tcPr>
+            <w:tcW w:type="dxa" w:w="2160"/>
+          </w:tcPr>
+          <w:p>
+            <w:r>
+              <w:t>345亿</w:t>
+            </w:r>
+          </w:p>
+        </w:tc>
+        <w:tc>
+          <w:tcPr>
+            <w:tcW w:type="dxa" w:w="2160"/>
+          </w:tcPr>
+          <w:p>
+            <w:r>
+              <w:t>12%</w:t>
+            </w:r>
+          </w:p>
+        </w:tc>
+      </w:tr>
+      <w:tr>
+        <w:tc>
+          <w:tcPr>
+            <w:tcW w:type="dxa" w:w="2160"/>
+          </w:tcPr>
+          <w:p>
+            <w:r>
+              <w:t>创联世纪信息有限公司</w:t>
+            </w:r>
+          </w:p>
+        </w:tc>
+        <w:tc>
+          <w:tcPr>
+            <w:tcW w:type="dxa" w:w="2160"/>
+          </w:tcPr>
+          <w:p>
+            <w:r>
+              <w:t>云计算</w:t>
+            </w:r>
+          </w:p>
+        </w:tc>
+        <w:tc>
+          <w:tcPr>
+            <w:tcW w:type="dxa" w:w="2160"/>
+          </w:tcPr>
+          <w:p>
+            <w:r>
+              <w:t>557亿</w:t>
+            </w:r>
+          </w:p>
+        </w:tc>
+        <w:tc>
+          <w:tcPr>
+            <w:tcW w:type="dxa" w:w="2160"/>
+          </w:tcPr>
+          <w:p>
+            <w:r>
+              <w:t>15%</w:t>
+            </w:r>
+          </w:p>
+        </w:tc>
+      </w:tr>
+      <w:tr>
+        <w:tc>
+          <w:tcPr>
+            <w:tcW w:type="dxa" w:w="2160"/>
+          </w:tcPr>
+          <w:p>
+            <w:r>
+              <w:t>方正科技传媒有限公司</w:t>
+            </w:r>
+          </w:p>
+        </w:tc>
+        <w:tc>
+          <w:tcPr>
+            <w:tcW w:type="dxa" w:w="2160"/>
+          </w:tcPr>
+          <w:p>
+            <w:r>
+              <w:t>人工智能</w:t>
+            </w:r>
+          </w:p>
+        </w:tc>
+        <w:tc>
+          <w:tcPr>
+            <w:tcW w:type="dxa" w:w="2160"/>
+          </w:tcPr>
+          <w:p>
+            <w:r>
+              <w:t>295亿</w:t>
+            </w:r>
+          </w:p>
+        </w:tc>
+        <w:tc>
+          <w:tcPr>
+            <w:tcW w:type="dxa" w:w="2160"/>
+          </w:tcPr>
+          <w:p>
+            <w:r>
+              <w:t>30%</w:t>
+            </w:r>
+          </w:p>
+        </w:tc>
+      </w:tr>
+      <w:tr>
+        <w:tc>
+          <w:tcPr>
+            <w:tcW w:type="dxa" w:w="2160"/>
+          </w:tcPr>
+          <w:p>
+            <w:r>
+              <w:t>方正科技传媒有限公司</w:t>
+            </w:r>
+          </w:p>
+        </w:tc>
+        <w:tc>
+          <w:tcPr>
+            <w:tcW w:type="dxa" w:w="2160"/>
+          </w:tcPr>
+          <w:p>
+            <w:r>
+              <w:t>人工智能</w:t>
+            </w:r>
+          </w:p>
+        </w:tc>
+        <w:tc>
+          <w:tcPr>
+            <w:tcW w:type="dxa" w:w="2160"/>
+          </w:tcPr>
+          <w:p>
+            <w:r>
+              <w:t>770亿</w:t>
+            </w:r>
+          </w:p>
+        </w:tc>
+        <w:tc>
+          <w:tcPr>
+            <w:tcW w:type="dxa" w:w="2160"/>
+          </w:tcPr>
+          <w:p>
+            <w:r>
+              <w:t>14%</w:t>
+            </w:r>
+          </w:p>
+        </w:tc>
+      </w:tr>
+      <w:tr>
+        <w:tc>
+          <w:tcPr>
+            <w:tcW w:type="dxa" w:w="2160"/>
+          </w:tcPr>
+          <w:p>
+            <w:r>
+              <w:t>良诺科技有限公司</w:t>
+            </w:r>
+          </w:p>
+        </w:tc>
+        <w:tc>
+          <w:tcPr>
+            <w:tcW w:type="dxa" w:w="2160"/>
+          </w:tcPr>
+          <w:p>
+            <w:r>
+              <w:t>云计算</w:t>
+            </w:r>
+          </w:p>
+        </w:tc>
+        <w:tc>
+          <w:tcPr>
+            <w:tcW w:type="dxa" w:w="2160"/>
+          </w:tcPr>
+          <w:p>
+            <w:r>
+              <w:t>245亿</w:t>
+            </w:r>
+          </w:p>
+        </w:tc>
+        <w:tc>
+          <w:tcPr>
+            <w:tcW w:type="dxa" w:w="2160"/>
+          </w:tcPr>
+          <w:p>
+            <w:r>
+              <w:t>28%</w:t>
+            </w:r>
+          </w:p>
+        </w:tc>
+      </w:tr>
+      <w:tr>
+        <w:tc>
+          <w:tcPr>
+            <w:tcW w:type="dxa" w:w="2160"/>
+          </w:tcPr>
+          <w:p>
+            <w:r>
+              <w:t>昊嘉科技有限公司</w:t>
+            </w:r>
+          </w:p>
+        </w:tc>
+        <w:tc>
+          <w:tcPr>
+            <w:tcW w:type="dxa" w:w="2160"/>
+          </w:tcPr>
+          <w:p>
+            <w:r>
+              <w:t>医疗科技</w:t>
+            </w:r>
+          </w:p>
+        </w:tc>
+        <w:tc>
+          <w:tcPr>
+            <w:tcW w:type="dxa" w:w="2160"/>
+          </w:tcPr>
+          <w:p>
+            <w:r>
+              <w:t>711亿</w:t>
+            </w:r>
+          </w:p>
+        </w:tc>
+        <w:tc>
+          <w:tcPr>
+            <w:tcW w:type="dxa" w:w="2160"/>
+          </w:tcPr>
+          <w:p>
+            <w:r>
+              <w:t>10%</w:t>
+            </w:r>
+          </w:p>
+        </w:tc>
+      </w:tr>
+      <w:tr>
+        <w:tc>
+          <w:tcPr>
+            <w:tcW w:type="dxa" w:w="2160"/>
+          </w:tcPr>
+          <w:p>
+            <w:r>
+              <w:t>联软网络有限公司</w:t>
+            </w:r>
+          </w:p>
+        </w:tc>
+        <w:tc>
+          <w:tcPr>
+            <w:tcW w:type="dxa" w:w="2160"/>
+          </w:tcPr>
+          <w:p>
+            <w:r>
+              <w:t>半导体</w:t>
+            </w:r>
+          </w:p>
+        </w:tc>
+        <w:tc>
+          <w:tcPr>
+            <w:tcW w:type="dxa" w:w="2160"/>
+          </w:tcPr>
+          <w:p>
+            <w:r>
+              <w:t>701亿</w:t>
+            </w:r>
+          </w:p>
+        </w:tc>
+        <w:tc>
+          <w:tcPr>
+            <w:tcW w:type="dxa" w:w="2160"/>
+          </w:tcPr>
+          <w:p>
+            <w:r>
+              <w:t>26%</w:t>
+            </w:r>
+          </w:p>
+        </w:tc>
+      </w:tr>
+      <w:tr>
+        <w:tc>
+          <w:tcPr>
+            <w:tcW w:type="dxa" w:w="2160"/>
+          </w:tcPr>
+          <w:p>
+            <w:r>
+              <w:t>方正科技传媒有限公司</w:t>
+            </w:r>
+          </w:p>
+        </w:tc>
+        <w:tc>
+          <w:tcPr>
+            <w:tcW w:type="dxa" w:w="2160"/>
+          </w:tcPr>
+          <w:p>
+            <w:r>
+              <w:t>人工智能</w:t>
+            </w:r>
+          </w:p>
+        </w:tc>
+        <w:tc>
+          <w:tcPr>
+            <w:tcW w:type="dxa" w:w="2160"/>
+          </w:tcPr>
+          <w:p>
+            <w:r>
+              <w:t>372亿</w:t>
+            </w:r>
+          </w:p>
+        </w:tc>
+        <w:tc>
+          <w:tcPr>
+            <w:tcW w:type="dxa" w:w="2160"/>
+          </w:tcPr>
+          <w:p>
+            <w:r>
+              <w:t>16%</w:t>
+            </w:r>
+          </w:p>
+        </w:tc>
+      </w:tr>
+      <w:tr>
+        <w:tc>
+          <w:tcPr>
+            <w:tcW w:type="dxa" w:w="2160"/>
+          </w:tcPr>
+          <w:p>
+            <w:r>
+              <w:t>天开科技有限公司</w:t>
+            </w:r>
+          </w:p>
+        </w:tc>
+        <w:tc>
+          <w:tcPr>
+            <w:tcW w:type="dxa" w:w="2160"/>
+          </w:tcPr>
+          <w:p>
+            <w:r>
+              <w:t>消费科技</w:t>
+            </w:r>
+          </w:p>
+        </w:tc>
+        <w:tc>
+          <w:tcPr>
+            <w:tcW w:type="dxa" w:w="2160"/>
+          </w:tcPr>
+          <w:p>
+            <w:r>
+              <w:t>288亿</w:t>
+            </w:r>
+          </w:p>
+        </w:tc>
+        <w:tc>
+          <w:tcPr>
+            <w:tcW w:type="dxa" w:w="2160"/>
+          </w:tcPr>
+          <w:p>
+            <w:r>
+              <w:t>9%</w:t>
+            </w:r>
+          </w:p>
+        </w:tc>
+      </w:tr>
+    </w:tbl>
+    <w:p>
+      <w:pPr>
+        <w:pStyle w:val="Heading1"/>
+      </w:pPr>
+      <w:r>
+        <w:t>行业分析 2</w:t>
+      </w:r>
+    </w:p>
+    <w:p>
+      <w:r>
+        <w:br/>
+        <w:t>根据内部财务模型测算，方正科技传媒有限公司 在未来三年</w:t>
+        <w:br/>
+        <w:t>收入复合增长率预计可达到 26% 左右。</w:t>
+        <w:br/>
+        <w:t>该预测基于行业需求增长以及公司产能扩张计划。</w:t>
+        <w:br/>
+      </w:r>
+    </w:p>
+    <w:p>
+      <w:r>
+        <w:br/>
+        <w:t>华辰资本旗下的 HC Global Macro Fund 在最近的资产配置会议中</w:t>
+        <w:br/>
+        <w:t>讨论了 云计算 行业的投资机会，并对 创联世纪信息有限公司</w:t>
+        <w:br/>
+        <w:t>进行了重点评估。</w:t>
+        <w:br/>
+      </w:r>
+    </w:p>
+    <w:p>
+      <w:r>
+        <w:br/>
+        <w:t>风险管理部认为，新能源 行业仍然面临若干</w:t>
+        <w:br/>
+        <w:t>不确定性因素，包括技术迭代风险、政策变化、</w:t>
+        <w:br/>
+        <w:t>以及市场竞争加剧等问题。</w:t>
+        <w:br/>
+      </w:r>
+    </w:p>
+    <w:p>
+      <w:r>
+        <w:br/>
+        <w:t>根据内部财务模型测算，华泰通安传媒有限公司 在未来三年</w:t>
+        <w:br/>
+        <w:t>收入复合增长率预计可达到 34% 左右。</w:t>
+        <w:br/>
+        <w:t>该预测基于行业需求增长以及公司产能扩张计划。</w:t>
+        <w:br/>
+      </w:r>
+    </w:p>
+    <w:p>
+      <w:r>
+        <w:br/>
+        <w:t>根据内部财务模型测算，华泰通安传媒有限公司 在未来三年</w:t>
+        <w:br/>
+        <w:t>收入复合增长率预计可达到 13% 左右。</w:t>
+        <w:br/>
+        <w:t>该预测基于行业需求增长以及公司产能扩张计划。</w:t>
+        <w:br/>
+      </w:r>
+    </w:p>
+    <w:p>
+      <w:r>
+        <w:br/>
+        <w:t>鑫博腾飞信息有限公司 是中国 消费科技 行业的重要企业之一。</w:t>
+        <w:br/>
+        <w:t>根据华辰资本 风险管理部 的研究，该公司成立于 2016 年，</w:t>
+        <w:br/>
+        <w:t>目前员工规模约 4167 人。公司近年来持续加大研发投入，</w:t>
+        <w:br/>
+        <w:t>在核心技术方面形成了较强的竞争壁垒。</w:t>
+        <w:br/>
+      </w:r>
+    </w:p>
+    <w:p>
+      <w:r>
+        <w:br/>
+        <w:t>华辰资本旗下的 HC Quant Arbitrage Fund 在最近的资产配置会议中</w:t>
+        <w:br/>
+        <w:t>讨论了 消费科技 行业的投资机会，并对 联通时科传媒有限公司</w:t>
+        <w:br/>
+        <w:t>进行了重点评估。</w:t>
+        <w:br/>
+      </w:r>
+    </w:p>
+    <w:p>
+      <w:r>
+        <w:br/>
+        <w:t>根据内部财务模型测算，新格林耐特网络有限公司 在未来三年</w:t>
         <w:br/>
         <w:t>收入复合增长率预计可达到 21% 左右。</w:t>
+        <w:br/>
+        <w:t>该预测基于行业需求增长以及公司产能扩张计划。</w:t>
+        <w:br/>
+      </w:r>
+    </w:p>
+    <w:tbl>
+      <w:tblPr>
+        <w:tblW w:type="auto" w:w="0"/>
+        <w:tblLook w:firstColumn="1" w:firstRow="1" w:lastColumn="0" w:lastRow="0" w:noHBand="0" w:noVBand="1" w:val="04A0"/>
+      </w:tblPr>
+      <w:tblGrid>
+        <w:gridCol w:w="2160"/>
+        <w:gridCol w:w="2160"/>
+        <w:gridCol w:w="2160"/>
+        <w:gridCol w:w="2160"/>
+      </w:tblGrid>
+      <w:tr>
+        <w:tc>
+          <w:tcPr>
+            <w:tcW w:type="dxa" w:w="2160"/>
+          </w:tcPr>
+          <w:p>
+            <w:r>
+              <w:t>公司</w:t>
+            </w:r>
+          </w:p>
+        </w:tc>
+        <w:tc>
+          <w:tcPr>
+            <w:tcW w:type="dxa" w:w="2160"/>
+          </w:tcPr>
+          <w:p>
+            <w:r>
+              <w:t>行业</w:t>
+            </w:r>
+          </w:p>
+        </w:tc>
+        <w:tc>
+          <w:tcPr>
+            <w:tcW w:type="dxa" w:w="2160"/>
+          </w:tcPr>
+          <w:p>
+            <w:r>
+              <w:t>市值</w:t>
+            </w:r>
+          </w:p>
+        </w:tc>
+        <w:tc>
+          <w:tcPr>
+            <w:tcW w:type="dxa" w:w="2160"/>
+          </w:tcPr>
+          <w:p>
+            <w:r>
+              <w:t>增长率</w:t>
+            </w:r>
+          </w:p>
+        </w:tc>
+      </w:tr>
+      <w:tr>
+        <w:tc>
+          <w:tcPr>
+            <w:tcW w:type="dxa" w:w="2160"/>
+          </w:tcPr>
+          <w:p>
+            <w:r>
+              <w:t>信诚致远网络有限公司</w:t>
+            </w:r>
+          </w:p>
+        </w:tc>
+        <w:tc>
+          <w:tcPr>
+            <w:tcW w:type="dxa" w:w="2160"/>
+          </w:tcPr>
+          <w:p>
+            <w:r>
+              <w:t>半导体</w:t>
+            </w:r>
+          </w:p>
+        </w:tc>
+        <w:tc>
+          <w:tcPr>
+            <w:tcW w:type="dxa" w:w="2160"/>
+          </w:tcPr>
+          <w:p>
+            <w:r>
+              <w:t>472亿</w:t>
+            </w:r>
+          </w:p>
+        </w:tc>
+        <w:tc>
+          <w:tcPr>
+            <w:tcW w:type="dxa" w:w="2160"/>
+          </w:tcPr>
+          <w:p>
+            <w:r>
+              <w:t>13%</w:t>
+            </w:r>
+          </w:p>
+        </w:tc>
+      </w:tr>
+      <w:tr>
+        <w:tc>
+          <w:tcPr>
+            <w:tcW w:type="dxa" w:w="2160"/>
+          </w:tcPr>
+          <w:p>
+            <w:r>
+              <w:t>信诚致远科技有限公司</w:t>
+            </w:r>
+          </w:p>
+        </w:tc>
+        <w:tc>
+          <w:tcPr>
+            <w:tcW w:type="dxa" w:w="2160"/>
+          </w:tcPr>
+          <w:p>
+            <w:r>
+              <w:t>云计算</w:t>
+            </w:r>
+          </w:p>
+        </w:tc>
+        <w:tc>
+          <w:tcPr>
+            <w:tcW w:type="dxa" w:w="2160"/>
+          </w:tcPr>
+          <w:p>
+            <w:r>
+              <w:t>283亿</w:t>
+            </w:r>
+          </w:p>
+        </w:tc>
+        <w:tc>
+          <w:tcPr>
+            <w:tcW w:type="dxa" w:w="2160"/>
+          </w:tcPr>
+          <w:p>
+            <w:r>
+              <w:t>30%</w:t>
+            </w:r>
+          </w:p>
+        </w:tc>
+      </w:tr>
+      <w:tr>
+        <w:tc>
+          <w:tcPr>
+            <w:tcW w:type="dxa" w:w="2160"/>
+          </w:tcPr>
+          <w:p>
+            <w:r>
+              <w:t>创联世纪信息有限公司</w:t>
+            </w:r>
+          </w:p>
+        </w:tc>
+        <w:tc>
+          <w:tcPr>
+            <w:tcW w:type="dxa" w:w="2160"/>
+          </w:tcPr>
+          <w:p>
+            <w:r>
+              <w:t>云计算</w:t>
+            </w:r>
+          </w:p>
+        </w:tc>
+        <w:tc>
+          <w:tcPr>
+            <w:tcW w:type="dxa" w:w="2160"/>
+          </w:tcPr>
+          <w:p>
+            <w:r>
+              <w:t>230亿</w:t>
+            </w:r>
+          </w:p>
+        </w:tc>
+        <w:tc>
+          <w:tcPr>
+            <w:tcW w:type="dxa" w:w="2160"/>
+          </w:tcPr>
+          <w:p>
+            <w:r>
+              <w:t>10%</w:t>
+            </w:r>
+          </w:p>
+        </w:tc>
+      </w:tr>
+      <w:tr>
+        <w:tc>
+          <w:tcPr>
+            <w:tcW w:type="dxa" w:w="2160"/>
+          </w:tcPr>
+          <w:p>
+            <w:r>
+              <w:t>佳禾传媒有限公司</w:t>
+            </w:r>
+          </w:p>
+        </w:tc>
+        <w:tc>
+          <w:tcPr>
+            <w:tcW w:type="dxa" w:w="2160"/>
+          </w:tcPr>
+          <w:p>
+            <w:r>
+              <w:t>云计算</w:t>
+            </w:r>
+          </w:p>
+        </w:tc>
+        <w:tc>
+          <w:tcPr>
+            <w:tcW w:type="dxa" w:w="2160"/>
+          </w:tcPr>
+          <w:p>
+            <w:r>
+              <w:t>112亿</w:t>
+            </w:r>
+          </w:p>
+        </w:tc>
+        <w:tc>
+          <w:tcPr>
+            <w:tcW w:type="dxa" w:w="2160"/>
+          </w:tcPr>
+          <w:p>
+            <w:r>
+              <w:t>19%</w:t>
+            </w:r>
+          </w:p>
+        </w:tc>
+      </w:tr>
+      <w:tr>
+        <w:tc>
+          <w:tcPr>
+            <w:tcW w:type="dxa" w:w="2160"/>
+          </w:tcPr>
+          <w:p>
+            <w:r>
+              <w:t>中建创业科技有限公司</w:t>
+            </w:r>
+          </w:p>
+        </w:tc>
+        <w:tc>
+          <w:tcPr>
+            <w:tcW w:type="dxa" w:w="2160"/>
+          </w:tcPr>
+          <w:p>
+            <w:r>
+              <w:t>半导体</w:t>
+            </w:r>
+          </w:p>
+        </w:tc>
+        <w:tc>
+          <w:tcPr>
+            <w:tcW w:type="dxa" w:w="2160"/>
+          </w:tcPr>
+          <w:p>
+            <w:r>
+              <w:t>351亿</w:t>
+            </w:r>
+          </w:p>
+        </w:tc>
+        <w:tc>
+          <w:tcPr>
+            <w:tcW w:type="dxa" w:w="2160"/>
+          </w:tcPr>
+          <w:p>
+            <w:r>
+              <w:t>21%</w:t>
+            </w:r>
+          </w:p>
+        </w:tc>
+      </w:tr>
+      <w:tr>
+        <w:tc>
+          <w:tcPr>
+            <w:tcW w:type="dxa" w:w="2160"/>
+          </w:tcPr>
+          <w:p>
+            <w:r>
+              <w:t>通际名联科技有限公司</w:t>
+            </w:r>
+          </w:p>
+        </w:tc>
+        <w:tc>
+          <w:tcPr>
+            <w:tcW w:type="dxa" w:w="2160"/>
+          </w:tcPr>
+          <w:p>
+            <w:r>
+              <w:t>人工智能</w:t>
+            </w:r>
+          </w:p>
+        </w:tc>
+        <w:tc>
+          <w:tcPr>
+            <w:tcW w:type="dxa" w:w="2160"/>
+          </w:tcPr>
+          <w:p>
+            <w:r>
+              <w:t>491亿</w:t>
+            </w:r>
+          </w:p>
+        </w:tc>
+        <w:tc>
+          <w:tcPr>
+            <w:tcW w:type="dxa" w:w="2160"/>
+          </w:tcPr>
+          <w:p>
+            <w:r>
+              <w:t>6%</w:t>
+            </w:r>
+          </w:p>
+        </w:tc>
+      </w:tr>
+      <w:tr>
+        <w:tc>
+          <w:tcPr>
+            <w:tcW w:type="dxa" w:w="2160"/>
+          </w:tcPr>
+          <w:p>
+            <w:r>
+              <w:t>新格林耐特网络有限公司</w:t>
+            </w:r>
+          </w:p>
+        </w:tc>
+        <w:tc>
+          <w:tcPr>
+            <w:tcW w:type="dxa" w:w="2160"/>
+          </w:tcPr>
+          <w:p>
+            <w:r>
+              <w:t>人工智能</w:t>
+            </w:r>
+          </w:p>
+        </w:tc>
+        <w:tc>
+          <w:tcPr>
+            <w:tcW w:type="dxa" w:w="2160"/>
+          </w:tcPr>
+          <w:p>
+            <w:r>
+              <w:t>124亿</w:t>
+            </w:r>
+          </w:p>
+        </w:tc>
+        <w:tc>
+          <w:tcPr>
+            <w:tcW w:type="dxa" w:w="2160"/>
+          </w:tcPr>
+          <w:p>
+            <w:r>
+              <w:t>12%</w:t>
+            </w:r>
+          </w:p>
+        </w:tc>
+      </w:tr>
+      <w:tr>
+        <w:tc>
+          <w:tcPr>
+            <w:tcW w:type="dxa" w:w="2160"/>
+          </w:tcPr>
+          <w:p>
+            <w:r>
+              <w:t>戴硕电子网络有限公司</w:t>
+            </w:r>
+          </w:p>
+        </w:tc>
+        <w:tc>
+          <w:tcPr>
+            <w:tcW w:type="dxa" w:w="2160"/>
+          </w:tcPr>
+          <w:p>
+            <w:r>
+              <w:t>新能源</w:t>
+            </w:r>
+          </w:p>
+        </w:tc>
+        <w:tc>
+          <w:tcPr>
+            <w:tcW w:type="dxa" w:w="2160"/>
+          </w:tcPr>
+          <w:p>
+            <w:r>
+              <w:t>444亿</w:t>
+            </w:r>
+          </w:p>
+        </w:tc>
+        <w:tc>
+          <w:tcPr>
+            <w:tcW w:type="dxa" w:w="2160"/>
+          </w:tcPr>
+          <w:p>
+            <w:r>
+              <w:t>28%</w:t>
+            </w:r>
+          </w:p>
+        </w:tc>
+      </w:tr>
+      <w:tr>
+        <w:tc>
+          <w:tcPr>
+            <w:tcW w:type="dxa" w:w="2160"/>
+          </w:tcPr>
+          <w:p>
+            <w:r>
+              <w:t>天开科技有限公司</w:t>
+            </w:r>
+          </w:p>
+        </w:tc>
+        <w:tc>
+          <w:tcPr>
+            <w:tcW w:type="dxa" w:w="2160"/>
+          </w:tcPr>
+          <w:p>
+            <w:r>
+              <w:t>消费科技</w:t>
+            </w:r>
+          </w:p>
+        </w:tc>
+        <w:tc>
+          <w:tcPr>
+            <w:tcW w:type="dxa" w:w="2160"/>
+          </w:tcPr>
+          <w:p>
+            <w:r>
+              <w:t>474亿</w:t>
+            </w:r>
+          </w:p>
+        </w:tc>
+        <w:tc>
+          <w:tcPr>
+            <w:tcW w:type="dxa" w:w="2160"/>
+          </w:tcPr>
+          <w:p>
+            <w:r>
+              <w:t>24%</w:t>
+            </w:r>
+          </w:p>
+        </w:tc>
+      </w:tr>
+      <w:tr>
+        <w:tc>
+          <w:tcPr>
+            <w:tcW w:type="dxa" w:w="2160"/>
+          </w:tcPr>
+          <w:p>
+            <w:r>
+              <w:t>泰麒麟网络有限公司</w:t>
+            </w:r>
+          </w:p>
+        </w:tc>
+        <w:tc>
+          <w:tcPr>
+            <w:tcW w:type="dxa" w:w="2160"/>
+          </w:tcPr>
+          <w:p>
+            <w:r>
+              <w:t>云计算</w:t>
+            </w:r>
+          </w:p>
+        </w:tc>
+        <w:tc>
+          <w:tcPr>
+            <w:tcW w:type="dxa" w:w="2160"/>
+          </w:tcPr>
+          <w:p>
+            <w:r>
+              <w:t>797亿</w:t>
+            </w:r>
+          </w:p>
+        </w:tc>
+        <w:tc>
+          <w:tcPr>
+            <w:tcW w:type="dxa" w:w="2160"/>
+          </w:tcPr>
+          <w:p>
+            <w:r>
+              <w:t>19%</w:t>
+            </w:r>
+          </w:p>
+        </w:tc>
+      </w:tr>
+      <w:tr>
+        <w:tc>
+          <w:tcPr>
+            <w:tcW w:type="dxa" w:w="2160"/>
+          </w:tcPr>
+          <w:p>
+            <w:r>
+              <w:t>华泰通安传媒有限公司</w:t>
+            </w:r>
+          </w:p>
+        </w:tc>
+        <w:tc>
+          <w:tcPr>
+            <w:tcW w:type="dxa" w:w="2160"/>
+          </w:tcPr>
+          <w:p>
+            <w:r>
+              <w:t>消费科技</w:t>
+            </w:r>
+          </w:p>
+        </w:tc>
+        <w:tc>
+          <w:tcPr>
+            <w:tcW w:type="dxa" w:w="2160"/>
+          </w:tcPr>
+          <w:p>
+            <w:r>
+              <w:t>524亿</w:t>
+            </w:r>
+          </w:p>
+        </w:tc>
+        <w:tc>
+          <w:tcPr>
+            <w:tcW w:type="dxa" w:w="2160"/>
+          </w:tcPr>
+          <w:p>
+            <w:r>
+              <w:t>15%</w:t>
+            </w:r>
+          </w:p>
+        </w:tc>
+      </w:tr>
+      <w:tr>
+        <w:tc>
+          <w:tcPr>
+            <w:tcW w:type="dxa" w:w="2160"/>
+          </w:tcPr>
+          <w:p>
+            <w:r>
+              <w:t>昊嘉科技有限公司</w:t>
+            </w:r>
+          </w:p>
+        </w:tc>
+        <w:tc>
+          <w:tcPr>
+            <w:tcW w:type="dxa" w:w="2160"/>
+          </w:tcPr>
+          <w:p>
+            <w:r>
+              <w:t>医疗科技</w:t>
+            </w:r>
+          </w:p>
+        </w:tc>
+        <w:tc>
+          <w:tcPr>
+            <w:tcW w:type="dxa" w:w="2160"/>
+          </w:tcPr>
+          <w:p>
+            <w:r>
+              <w:t>528亿</w:t>
+            </w:r>
+          </w:p>
+        </w:tc>
+        <w:tc>
+          <w:tcPr>
+            <w:tcW w:type="dxa" w:w="2160"/>
+          </w:tcPr>
+          <w:p>
+            <w:r>
+              <w:t>18%</w:t>
+            </w:r>
+          </w:p>
+        </w:tc>
+      </w:tr>
+      <w:tr>
+        <w:tc>
+          <w:tcPr>
+            <w:tcW w:type="dxa" w:w="2160"/>
+          </w:tcPr>
+          <w:p>
+            <w:r>
+              <w:t>方正科技信息有限公司</w:t>
+            </w:r>
+          </w:p>
+        </w:tc>
+        <w:tc>
+          <w:tcPr>
+            <w:tcW w:type="dxa" w:w="2160"/>
+          </w:tcPr>
+          <w:p>
+            <w:r>
+              <w:t>消费科技</w:t>
+            </w:r>
+          </w:p>
+        </w:tc>
+        <w:tc>
+          <w:tcPr>
+            <w:tcW w:type="dxa" w:w="2160"/>
+          </w:tcPr>
+          <w:p>
+            <w:r>
+              <w:t>771亿</w:t>
+            </w:r>
+          </w:p>
+        </w:tc>
+        <w:tc>
+          <w:tcPr>
+            <w:tcW w:type="dxa" w:w="2160"/>
+          </w:tcPr>
+          <w:p>
+            <w:r>
+              <w:t>23%</w:t>
+            </w:r>
+          </w:p>
+        </w:tc>
+      </w:tr>
+      <w:tr>
+        <w:tc>
+          <w:tcPr>
+            <w:tcW w:type="dxa" w:w="2160"/>
+          </w:tcPr>
+          <w:p>
+            <w:r>
+              <w:t>迪摩信息有限公司</w:t>
+            </w:r>
+          </w:p>
+        </w:tc>
+        <w:tc>
+          <w:tcPr>
+            <w:tcW w:type="dxa" w:w="2160"/>
+          </w:tcPr>
+          <w:p>
+            <w:r>
+              <w:t>医疗科技</w:t>
+            </w:r>
+          </w:p>
+        </w:tc>
+        <w:tc>
+          <w:tcPr>
+            <w:tcW w:type="dxa" w:w="2160"/>
+          </w:tcPr>
+          <w:p>
+            <w:r>
+              <w:t>247亿</w:t>
+            </w:r>
+          </w:p>
+        </w:tc>
+        <w:tc>
+          <w:tcPr>
+            <w:tcW w:type="dxa" w:w="2160"/>
+          </w:tcPr>
+          <w:p>
+            <w:r>
+              <w:t>16%</w:t>
+            </w:r>
+          </w:p>
+        </w:tc>
+      </w:tr>
+      <w:tr>
+        <w:tc>
+          <w:tcPr>
+            <w:tcW w:type="dxa" w:w="2160"/>
+          </w:tcPr>
+          <w:p>
+            <w:r>
+              <w:t>信诚致远网络有限公司</w:t>
+            </w:r>
+          </w:p>
+        </w:tc>
+        <w:tc>
+          <w:tcPr>
+            <w:tcW w:type="dxa" w:w="2160"/>
+          </w:tcPr>
+          <w:p>
+            <w:r>
+              <w:t>半导体</w:t>
+            </w:r>
+          </w:p>
+        </w:tc>
+        <w:tc>
+          <w:tcPr>
+            <w:tcW w:type="dxa" w:w="2160"/>
+          </w:tcPr>
+          <w:p>
+            <w:r>
+              <w:t>170亿</w:t>
+            </w:r>
+          </w:p>
+        </w:tc>
+        <w:tc>
+          <w:tcPr>
+            <w:tcW w:type="dxa" w:w="2160"/>
+          </w:tcPr>
+          <w:p>
+            <w:r>
+              <w:t>24%</w:t>
+            </w:r>
+          </w:p>
+        </w:tc>
+      </w:tr>
+    </w:tbl>
+    <w:p>
+      <w:pPr>
+        <w:pStyle w:val="Heading1"/>
+      </w:pPr>
+      <w:r>
+        <w:t>行业分析 3</w:t>
+      </w:r>
+    </w:p>
+    <w:p>
+      <w:r>
+        <w:br/>
+        <w:t>华辰资本旗下的 HC Alpha Growth Fund 在最近的资产配置会议中</w:t>
+        <w:br/>
+        <w:t>讨论了 新能源 行业的投资机会，并对 浦华众城网络有限公司</w:t>
+        <w:br/>
+        <w:t>进行了重点评估。</w:t>
+        <w:br/>
+      </w:r>
+    </w:p>
+    <w:p>
+      <w:r>
+        <w:br/>
+        <w:t>风险管理部认为，消费科技 行业仍然面临若干</w:t>
+        <w:br/>
+        <w:t>不确定性因素，包括技术迭代风险、政策变化、</w:t>
+        <w:br/>
+        <w:t>以及市场竞争加剧等问题。</w:t>
+        <w:br/>
+      </w:r>
+    </w:p>
+    <w:p>
+      <w:r>
+        <w:br/>
+        <w:t>从产业链角度看，人工智能 行业主要由上游设备厂商、</w:t>
+        <w:br/>
+        <w:t>中游平台企业以及下游应用厂商组成。</w:t>
+        <w:br/>
+        <w:t>明腾传媒有限公司 主要位于产业链的 下游 环节。</w:t>
+        <w:br/>
+      </w:r>
+    </w:p>
+    <w:p>
+      <w:r>
+        <w:br/>
+        <w:t>从产业链角度看，半导体 行业主要由上游设备厂商、</w:t>
+        <w:br/>
+        <w:t>中游平台企业以及下游应用厂商组成。</w:t>
+        <w:br/>
+        <w:t>中建创业科技有限公司 主要位于产业链的 中游 环节。</w:t>
+        <w:br/>
+      </w:r>
+    </w:p>
+    <w:p>
+      <w:r>
+        <w:br/>
+        <w:t>根据内部财务模型测算，富罳网络有限公司 在未来三年</w:t>
+        <w:br/>
+        <w:t>收入复合增长率预计可达到 34% 左右。</w:t>
+        <w:br/>
+        <w:t>该预测基于行业需求增长以及公司产能扩张计划。</w:t>
+        <w:br/>
+      </w:r>
+    </w:p>
+    <w:p>
+      <w:r>
+        <w:br/>
+        <w:t>从产业链角度看，消费科技 行业主要由上游设备厂商、</w:t>
+        <w:br/>
+        <w:t>中游平台企业以及下游应用厂商组成。</w:t>
+        <w:br/>
+        <w:t>昂歌信息信息有限公司 主要位于产业链的 上游 环节。</w:t>
+        <w:br/>
+      </w:r>
+    </w:p>
+    <w:p>
+      <w:r>
+        <w:br/>
+        <w:t>泰麒麟网络有限公司 是中国 云计算 行业的重要企业之一。</w:t>
+        <w:br/>
+        <w:t>根据华辰资本 投资委员会 的研究，该公司成立于 2010 年，</w:t>
+        <w:br/>
+        <w:t>目前员工规模约 4251 人。公司近年来持续加大研发投入，</w:t>
+        <w:br/>
+        <w:t>在核心技术方面形成了较强的竞争壁垒。</w:t>
+        <w:br/>
+      </w:r>
+    </w:p>
+    <w:p>
+      <w:r>
+        <w:br/>
+        <w:t>从产业链角度看，半导体 行业主要由上游设备厂商、</w:t>
+        <w:br/>
+        <w:t>中游平台企业以及下游应用厂商组成。</w:t>
+        <w:br/>
+        <w:t>雨林木风计算机科技有限公司 主要位于产业链的 上游 环节。</w:t>
+        <w:br/>
+      </w:r>
+    </w:p>
+    <w:tbl>
+      <w:tblPr>
+        <w:tblW w:type="auto" w:w="0"/>
+        <w:tblLook w:firstColumn="1" w:firstRow="1" w:lastColumn="0" w:lastRow="0" w:noHBand="0" w:noVBand="1" w:val="04A0"/>
+      </w:tblPr>
+      <w:tblGrid>
+        <w:gridCol w:w="2160"/>
+        <w:gridCol w:w="2160"/>
+        <w:gridCol w:w="2160"/>
+        <w:gridCol w:w="2160"/>
+      </w:tblGrid>
+      <w:tr>
+        <w:tc>
+          <w:tcPr>
+            <w:tcW w:type="dxa" w:w="2160"/>
+          </w:tcPr>
+          <w:p>
+            <w:r>
+              <w:t>公司</w:t>
+            </w:r>
+          </w:p>
+        </w:tc>
+        <w:tc>
+          <w:tcPr>
+            <w:tcW w:type="dxa" w:w="2160"/>
+          </w:tcPr>
+          <w:p>
+            <w:r>
+              <w:t>行业</w:t>
+            </w:r>
+          </w:p>
+        </w:tc>
+        <w:tc>
+          <w:tcPr>
+            <w:tcW w:type="dxa" w:w="2160"/>
+          </w:tcPr>
+          <w:p>
+            <w:r>
+              <w:t>市值</w:t>
+            </w:r>
+          </w:p>
+        </w:tc>
+        <w:tc>
+          <w:tcPr>
+            <w:tcW w:type="dxa" w:w="2160"/>
+          </w:tcPr>
+          <w:p>
+            <w:r>
+              <w:t>增长率</w:t>
+            </w:r>
+          </w:p>
+        </w:tc>
+      </w:tr>
+      <w:tr>
+        <w:tc>
+          <w:tcPr>
+            <w:tcW w:type="dxa" w:w="2160"/>
+          </w:tcPr>
+          <w:p>
+            <w:r>
+              <w:t>精芯信息有限公司</w:t>
+            </w:r>
+          </w:p>
+        </w:tc>
+        <w:tc>
+          <w:tcPr>
+            <w:tcW w:type="dxa" w:w="2160"/>
+          </w:tcPr>
+          <w:p>
+            <w:r>
+              <w:t>半导体</w:t>
+            </w:r>
+          </w:p>
+        </w:tc>
+        <w:tc>
+          <w:tcPr>
+            <w:tcW w:type="dxa" w:w="2160"/>
+          </w:tcPr>
+          <w:p>
+            <w:r>
+              <w:t>452亿</w:t>
+            </w:r>
+          </w:p>
+        </w:tc>
+        <w:tc>
+          <w:tcPr>
+            <w:tcW w:type="dxa" w:w="2160"/>
+          </w:tcPr>
+          <w:p>
+            <w:r>
+              <w:t>27%</w:t>
+            </w:r>
+          </w:p>
+        </w:tc>
+      </w:tr>
+      <w:tr>
+        <w:tc>
+          <w:tcPr>
+            <w:tcW w:type="dxa" w:w="2160"/>
+          </w:tcPr>
+          <w:p>
+            <w:r>
+              <w:t>昂歌信息信息有限公司</w:t>
+            </w:r>
+          </w:p>
+        </w:tc>
+        <w:tc>
+          <w:tcPr>
+            <w:tcW w:type="dxa" w:w="2160"/>
+          </w:tcPr>
+          <w:p>
+            <w:r>
+              <w:t>消费科技</w:t>
+            </w:r>
+          </w:p>
+        </w:tc>
+        <w:tc>
+          <w:tcPr>
+            <w:tcW w:type="dxa" w:w="2160"/>
+          </w:tcPr>
+          <w:p>
+            <w:r>
+              <w:t>138亿</w:t>
+            </w:r>
+          </w:p>
+        </w:tc>
+        <w:tc>
+          <w:tcPr>
+            <w:tcW w:type="dxa" w:w="2160"/>
+          </w:tcPr>
+          <w:p>
+            <w:r>
+              <w:t>24%</w:t>
+            </w:r>
+          </w:p>
+        </w:tc>
+      </w:tr>
+      <w:tr>
+        <w:tc>
+          <w:tcPr>
+            <w:tcW w:type="dxa" w:w="2160"/>
+          </w:tcPr>
+          <w:p>
+            <w:r>
+              <w:t>华成育卓传媒有限公司</w:t>
+            </w:r>
+          </w:p>
+        </w:tc>
+        <w:tc>
+          <w:tcPr>
+            <w:tcW w:type="dxa" w:w="2160"/>
+          </w:tcPr>
+          <w:p>
+            <w:r>
+              <w:t>人工智能</w:t>
+            </w:r>
+          </w:p>
+        </w:tc>
+        <w:tc>
+          <w:tcPr>
+            <w:tcW w:type="dxa" w:w="2160"/>
+          </w:tcPr>
+          <w:p>
+            <w:r>
+              <w:t>452亿</w:t>
+            </w:r>
+          </w:p>
+        </w:tc>
+        <w:tc>
+          <w:tcPr>
+            <w:tcW w:type="dxa" w:w="2160"/>
+          </w:tcPr>
+          <w:p>
+            <w:r>
+              <w:t>19%</w:t>
+            </w:r>
+          </w:p>
+        </w:tc>
+      </w:tr>
+      <w:tr>
+        <w:tc>
+          <w:tcPr>
+            <w:tcW w:type="dxa" w:w="2160"/>
+          </w:tcPr>
+          <w:p>
+            <w:r>
+              <w:t>信诚致远科技有限公司</w:t>
+            </w:r>
+          </w:p>
+        </w:tc>
+        <w:tc>
+          <w:tcPr>
+            <w:tcW w:type="dxa" w:w="2160"/>
+          </w:tcPr>
+          <w:p>
+            <w:r>
+              <w:t>云计算</w:t>
+            </w:r>
+          </w:p>
+        </w:tc>
+        <w:tc>
+          <w:tcPr>
+            <w:tcW w:type="dxa" w:w="2160"/>
+          </w:tcPr>
+          <w:p>
+            <w:r>
+              <w:t>738亿</w:t>
+            </w:r>
+          </w:p>
+        </w:tc>
+        <w:tc>
+          <w:tcPr>
+            <w:tcW w:type="dxa" w:w="2160"/>
+          </w:tcPr>
+          <w:p>
+            <w:r>
+              <w:t>30%</w:t>
+            </w:r>
+          </w:p>
+        </w:tc>
+      </w:tr>
+      <w:tr>
+        <w:tc>
+          <w:tcPr>
+            <w:tcW w:type="dxa" w:w="2160"/>
+          </w:tcPr>
+          <w:p>
+            <w:r>
+              <w:t>联通时科传媒有限公司</w:t>
+            </w:r>
+          </w:p>
+        </w:tc>
+        <w:tc>
+          <w:tcPr>
+            <w:tcW w:type="dxa" w:w="2160"/>
+          </w:tcPr>
+          <w:p>
+            <w:r>
+              <w:t>消费科技</w:t>
+            </w:r>
+          </w:p>
+        </w:tc>
+        <w:tc>
+          <w:tcPr>
+            <w:tcW w:type="dxa" w:w="2160"/>
+          </w:tcPr>
+          <w:p>
+            <w:r>
+              <w:t>175亿</w:t>
+            </w:r>
+          </w:p>
+        </w:tc>
+        <w:tc>
+          <w:tcPr>
+            <w:tcW w:type="dxa" w:w="2160"/>
+          </w:tcPr>
+          <w:p>
+            <w:r>
+              <w:t>10%</w:t>
+            </w:r>
+          </w:p>
+        </w:tc>
+      </w:tr>
+      <w:tr>
+        <w:tc>
+          <w:tcPr>
+            <w:tcW w:type="dxa" w:w="2160"/>
+          </w:tcPr>
+          <w:p>
+            <w:r>
+              <w:t>昊嘉科技有限公司</w:t>
+            </w:r>
+          </w:p>
+        </w:tc>
+        <w:tc>
+          <w:tcPr>
+            <w:tcW w:type="dxa" w:w="2160"/>
+          </w:tcPr>
+          <w:p>
+            <w:r>
+              <w:t>医疗科技</w:t>
+            </w:r>
+          </w:p>
+        </w:tc>
+        <w:tc>
+          <w:tcPr>
+            <w:tcW w:type="dxa" w:w="2160"/>
+          </w:tcPr>
+          <w:p>
+            <w:r>
+              <w:t>281亿</w:t>
+            </w:r>
+          </w:p>
+        </w:tc>
+        <w:tc>
+          <w:tcPr>
+            <w:tcW w:type="dxa" w:w="2160"/>
+          </w:tcPr>
+          <w:p>
+            <w:r>
+              <w:t>7%</w:t>
+            </w:r>
+          </w:p>
+        </w:tc>
+      </w:tr>
+      <w:tr>
+        <w:tc>
+          <w:tcPr>
+            <w:tcW w:type="dxa" w:w="2160"/>
+          </w:tcPr>
+          <w:p>
+            <w:r>
+              <w:t>九方传媒有限公司</w:t>
+            </w:r>
+          </w:p>
+        </w:tc>
+        <w:tc>
+          <w:tcPr>
+            <w:tcW w:type="dxa" w:w="2160"/>
+          </w:tcPr>
+          <w:p>
+            <w:r>
+              <w:t>医疗科技</w:t>
+            </w:r>
+          </w:p>
+        </w:tc>
+        <w:tc>
+          <w:tcPr>
+            <w:tcW w:type="dxa" w:w="2160"/>
+          </w:tcPr>
+          <w:p>
+            <w:r>
+              <w:t>436亿</w:t>
+            </w:r>
+          </w:p>
+        </w:tc>
+        <w:tc>
+          <w:tcPr>
+            <w:tcW w:type="dxa" w:w="2160"/>
+          </w:tcPr>
+          <w:p>
+            <w:r>
+              <w:t>23%</w:t>
+            </w:r>
+          </w:p>
+        </w:tc>
+      </w:tr>
+      <w:tr>
+        <w:tc>
+          <w:tcPr>
+            <w:tcW w:type="dxa" w:w="2160"/>
+          </w:tcPr>
+          <w:p>
+            <w:r>
+              <w:t>华成育卓科技有限公司</w:t>
+            </w:r>
+          </w:p>
+        </w:tc>
+        <w:tc>
+          <w:tcPr>
+            <w:tcW w:type="dxa" w:w="2160"/>
+          </w:tcPr>
+          <w:p>
+            <w:r>
+              <w:t>医疗科技</w:t>
+            </w:r>
+          </w:p>
+        </w:tc>
+        <w:tc>
+          <w:tcPr>
+            <w:tcW w:type="dxa" w:w="2160"/>
+          </w:tcPr>
+          <w:p>
+            <w:r>
+              <w:t>581亿</w:t>
+            </w:r>
+          </w:p>
+        </w:tc>
+        <w:tc>
+          <w:tcPr>
+            <w:tcW w:type="dxa" w:w="2160"/>
+          </w:tcPr>
+          <w:p>
+            <w:r>
+              <w:t>25%</w:t>
+            </w:r>
+          </w:p>
+        </w:tc>
+      </w:tr>
+      <w:tr>
+        <w:tc>
+          <w:tcPr>
+            <w:tcW w:type="dxa" w:w="2160"/>
+          </w:tcPr>
+          <w:p>
+            <w:r>
+              <w:t>惠派国际公司科技有限公司</w:t>
+            </w:r>
+          </w:p>
+        </w:tc>
+        <w:tc>
+          <w:tcPr>
+            <w:tcW w:type="dxa" w:w="2160"/>
+          </w:tcPr>
+          <w:p>
+            <w:r>
+              <w:t>人工智能</w:t>
+            </w:r>
+          </w:p>
+        </w:tc>
+        <w:tc>
+          <w:tcPr>
+            <w:tcW w:type="dxa" w:w="2160"/>
+          </w:tcPr>
+          <w:p>
+            <w:r>
+              <w:t>642亿</w:t>
+            </w:r>
+          </w:p>
+        </w:tc>
+        <w:tc>
+          <w:tcPr>
+            <w:tcW w:type="dxa" w:w="2160"/>
+          </w:tcPr>
+          <w:p>
+            <w:r>
+              <w:t>13%</w:t>
+            </w:r>
+          </w:p>
+        </w:tc>
+      </w:tr>
+      <w:tr>
+        <w:tc>
+          <w:tcPr>
+            <w:tcW w:type="dxa" w:w="2160"/>
+          </w:tcPr>
+          <w:p>
+            <w:r>
+              <w:t>鑫博腾飞信息有限公司</w:t>
+            </w:r>
+          </w:p>
+        </w:tc>
+        <w:tc>
+          <w:tcPr>
+            <w:tcW w:type="dxa" w:w="2160"/>
+          </w:tcPr>
+          <w:p>
+            <w:r>
+              <w:t>消费科技</w:t>
+            </w:r>
+          </w:p>
+        </w:tc>
+        <w:tc>
+          <w:tcPr>
+            <w:tcW w:type="dxa" w:w="2160"/>
+          </w:tcPr>
+          <w:p>
+            <w:r>
+              <w:t>156亿</w:t>
+            </w:r>
+          </w:p>
+        </w:tc>
+        <w:tc>
+          <w:tcPr>
+            <w:tcW w:type="dxa" w:w="2160"/>
+          </w:tcPr>
+          <w:p>
+            <w:r>
+              <w:t>18%</w:t>
+            </w:r>
+          </w:p>
+        </w:tc>
+      </w:tr>
+      <w:tr>
+        <w:tc>
+          <w:tcPr>
+            <w:tcW w:type="dxa" w:w="2160"/>
+          </w:tcPr>
+          <w:p>
+            <w:r>
+              <w:t>艾提科信科技有限公司</w:t>
+            </w:r>
+          </w:p>
+        </w:tc>
+        <w:tc>
+          <w:tcPr>
+            <w:tcW w:type="dxa" w:w="2160"/>
+          </w:tcPr>
+          <w:p>
+            <w:r>
+              <w:t>云计算</w:t>
+            </w:r>
+          </w:p>
+        </w:tc>
+        <w:tc>
+          <w:tcPr>
+            <w:tcW w:type="dxa" w:w="2160"/>
+          </w:tcPr>
+          <w:p>
+            <w:r>
+              <w:t>796亿</w:t>
+            </w:r>
+          </w:p>
+        </w:tc>
+        <w:tc>
+          <w:tcPr>
+            <w:tcW w:type="dxa" w:w="2160"/>
+          </w:tcPr>
+          <w:p>
+            <w:r>
+              <w:t>26%</w:t>
+            </w:r>
+          </w:p>
+        </w:tc>
+      </w:tr>
+      <w:tr>
+        <w:tc>
+          <w:tcPr>
+            <w:tcW w:type="dxa" w:w="2160"/>
+          </w:tcPr>
+          <w:p>
+            <w:r>
+              <w:t>昂歌信息信息有限公司</w:t>
+            </w:r>
+          </w:p>
+        </w:tc>
+        <w:tc>
+          <w:tcPr>
+            <w:tcW w:type="dxa" w:w="2160"/>
+          </w:tcPr>
+          <w:p>
+            <w:r>
+              <w:t>消费科技</w:t>
+            </w:r>
+          </w:p>
+        </w:tc>
+        <w:tc>
+          <w:tcPr>
+            <w:tcW w:type="dxa" w:w="2160"/>
+          </w:tcPr>
+          <w:p>
+            <w:r>
+              <w:t>653亿</w:t>
+            </w:r>
+          </w:p>
+        </w:tc>
+        <w:tc>
+          <w:tcPr>
+            <w:tcW w:type="dxa" w:w="2160"/>
+          </w:tcPr>
+          <w:p>
+            <w:r>
+              <w:t>25%</w:t>
+            </w:r>
+          </w:p>
+        </w:tc>
+      </w:tr>
+      <w:tr>
+        <w:tc>
+          <w:tcPr>
+            <w:tcW w:type="dxa" w:w="2160"/>
+          </w:tcPr>
+          <w:p>
+            <w:r>
+              <w:t>良诺科技有限公司</w:t>
+            </w:r>
+          </w:p>
+        </w:tc>
+        <w:tc>
+          <w:tcPr>
+            <w:tcW w:type="dxa" w:w="2160"/>
+          </w:tcPr>
+          <w:p>
+            <w:r>
+              <w:t>云计算</w:t>
+            </w:r>
+          </w:p>
+        </w:tc>
+        <w:tc>
+          <w:tcPr>
+            <w:tcW w:type="dxa" w:w="2160"/>
+          </w:tcPr>
+          <w:p>
+            <w:r>
+              <w:t>453亿</w:t>
+            </w:r>
+          </w:p>
+        </w:tc>
+        <w:tc>
+          <w:tcPr>
+            <w:tcW w:type="dxa" w:w="2160"/>
+          </w:tcPr>
+          <w:p>
+            <w:r>
+              <w:t>13%</w:t>
+            </w:r>
+          </w:p>
+        </w:tc>
+      </w:tr>
+      <w:tr>
+        <w:tc>
+          <w:tcPr>
+            <w:tcW w:type="dxa" w:w="2160"/>
+          </w:tcPr>
+          <w:p>
+            <w:r>
+              <w:t>华泰通安网络有限公司</w:t>
+            </w:r>
+          </w:p>
+        </w:tc>
+        <w:tc>
+          <w:tcPr>
+            <w:tcW w:type="dxa" w:w="2160"/>
+          </w:tcPr>
+          <w:p>
+            <w:r>
+              <w:t>半导体</w:t>
+            </w:r>
+          </w:p>
+        </w:tc>
+        <w:tc>
+          <w:tcPr>
+            <w:tcW w:type="dxa" w:w="2160"/>
+          </w:tcPr>
+          <w:p>
+            <w:r>
+              <w:t>448亿</w:t>
+            </w:r>
+          </w:p>
+        </w:tc>
+        <w:tc>
+          <w:tcPr>
+            <w:tcW w:type="dxa" w:w="2160"/>
+          </w:tcPr>
+          <w:p>
+            <w:r>
+              <w:t>24%</w:t>
+            </w:r>
+          </w:p>
+        </w:tc>
+      </w:tr>
+      <w:tr>
+        <w:tc>
+          <w:tcPr>
+            <w:tcW w:type="dxa" w:w="2160"/>
+          </w:tcPr>
+          <w:p>
+            <w:r>
+              <w:t>飞利信科技有限公司</w:t>
+            </w:r>
+          </w:p>
+        </w:tc>
+        <w:tc>
+          <w:tcPr>
+            <w:tcW w:type="dxa" w:w="2160"/>
+          </w:tcPr>
+          <w:p>
+            <w:r>
+              <w:t>人工智能</w:t>
+            </w:r>
+          </w:p>
+        </w:tc>
+        <w:tc>
+          <w:tcPr>
+            <w:tcW w:type="dxa" w:w="2160"/>
+          </w:tcPr>
+          <w:p>
+            <w:r>
+              <w:t>493亿</w:t>
+            </w:r>
+          </w:p>
+        </w:tc>
+        <w:tc>
+          <w:tcPr>
+            <w:tcW w:type="dxa" w:w="2160"/>
+          </w:tcPr>
+          <w:p>
+            <w:r>
+              <w:t>23%</w:t>
+            </w:r>
+          </w:p>
+        </w:tc>
+      </w:tr>
+    </w:tbl>
+    <w:p>
+      <w:pPr>
+        <w:pStyle w:val="Heading1"/>
+      </w:pPr>
+      <w:r>
+        <w:t>行业分析 4</w:t>
+      </w:r>
+    </w:p>
+    <w:p>
+      <w:r>
+        <w:br/>
+        <w:t>风险管理部认为，消费科技 行业仍然面临若干</w:t>
+        <w:br/>
+        <w:t>不确定性因素，包括技术迭代风险、政策变化、</w:t>
+        <w:br/>
+        <w:t>以及市场竞争加剧等问题。</w:t>
+        <w:br/>
+      </w:r>
+    </w:p>
+    <w:p>
+      <w:r>
+        <w:br/>
+        <w:t>从产业链角度看，半导体 行业主要由上游设备厂商、</w:t>
+        <w:br/>
+        <w:t>中游平台企业以及下游应用厂商组成。</w:t>
+        <w:br/>
+        <w:t>雨林木风计算机科技有限公司 主要位于产业链的 下游 环节。</w:t>
+        <w:br/>
+      </w:r>
+    </w:p>
+    <w:p>
+      <w:r>
+        <w:br/>
+        <w:t>泰麒麟网络有限公司 是中国 云计算 行业的重要企业之一。</w:t>
+        <w:br/>
+        <w:t>根据华辰资本 投资策略部 的研究，该公司成立于 2010 年，</w:t>
+        <w:br/>
+        <w:t>目前员工规模约 4251 人。公司近年来持续加大研发投入，</w:t>
+        <w:br/>
+        <w:t>在核心技术方面形成了较强的竞争壁垒。</w:t>
+        <w:br/>
+      </w:r>
+    </w:p>
+    <w:p>
+      <w:r>
+        <w:br/>
+        <w:t>信诚致远科技有限公司 是中国 云计算 行业的重要企业之一。</w:t>
+        <w:br/>
+        <w:t>根据华辰资本 投资策略部 的研究，该公司成立于 2014 年，</w:t>
+        <w:br/>
+        <w:t>目前员工规模约 1360 人。公司近年来持续加大研发投入，</w:t>
+        <w:br/>
+        <w:t>在核心技术方面形成了较强的竞争壁垒。</w:t>
+        <w:br/>
+      </w:r>
+    </w:p>
+    <w:p>
+      <w:r>
+        <w:br/>
+        <w:t>根据内部财务模型测算，佳禾传媒有限公司 在未来三年</w:t>
+        <w:br/>
+        <w:t>收入复合增长率预计可达到 17% 左右。</w:t>
+        <w:br/>
+        <w:t>该预测基于行业需求增长以及公司产能扩张计划。</w:t>
+        <w:br/>
+      </w:r>
+    </w:p>
+    <w:p>
+      <w:r>
+        <w:br/>
+        <w:t>根据内部财务模型测算，通际名联网络有限公司 在未来三年</w:t>
+        <w:br/>
+        <w:t>收入复合增长率预计可达到 10% 左右。</w:t>
+        <w:br/>
+        <w:t>该预测基于行业需求增长以及公司产能扩张计划。</w:t>
+        <w:br/>
+      </w:r>
+    </w:p>
+    <w:p>
+      <w:r>
+        <w:br/>
+        <w:t>根据内部财务模型测算，华成育卓科技有限公司 在未来三年</w:t>
+        <w:br/>
+        <w:t>收入复合增长率预计可达到 34% 左右。</w:t>
+        <w:br/>
+        <w:t>该预测基于行业需求增长以及公司产能扩张计划。</w:t>
+        <w:br/>
+      </w:r>
+    </w:p>
+    <w:p>
+      <w:r>
+        <w:br/>
+        <w:t>从产业链角度看，消费科技 行业主要由上游设备厂商、</w:t>
+        <w:br/>
+        <w:t>中游平台企业以及下游应用厂商组成。</w:t>
+        <w:br/>
+        <w:t>方正科技信息有限公司 主要位于产业链的 下游 环节。</w:t>
+        <w:br/>
+      </w:r>
+    </w:p>
+    <w:tbl>
+      <w:tblPr>
+        <w:tblW w:type="auto" w:w="0"/>
+        <w:tblLook w:firstColumn="1" w:firstRow="1" w:lastColumn="0" w:lastRow="0" w:noHBand="0" w:noVBand="1" w:val="04A0"/>
+      </w:tblPr>
+      <w:tblGrid>
+        <w:gridCol w:w="2160"/>
+        <w:gridCol w:w="2160"/>
+        <w:gridCol w:w="2160"/>
+        <w:gridCol w:w="2160"/>
+      </w:tblGrid>
+      <w:tr>
+        <w:tc>
+          <w:tcPr>
+            <w:tcW w:type="dxa" w:w="2160"/>
+          </w:tcPr>
+          <w:p>
+            <w:r>
+              <w:t>公司</w:t>
+            </w:r>
+          </w:p>
+        </w:tc>
+        <w:tc>
+          <w:tcPr>
+            <w:tcW w:type="dxa" w:w="2160"/>
+          </w:tcPr>
+          <w:p>
+            <w:r>
+              <w:t>行业</w:t>
+            </w:r>
+          </w:p>
+        </w:tc>
+        <w:tc>
+          <w:tcPr>
+            <w:tcW w:type="dxa" w:w="2160"/>
+          </w:tcPr>
+          <w:p>
+            <w:r>
+              <w:t>市值</w:t>
+            </w:r>
+          </w:p>
+        </w:tc>
+        <w:tc>
+          <w:tcPr>
+            <w:tcW w:type="dxa" w:w="2160"/>
+          </w:tcPr>
+          <w:p>
+            <w:r>
+              <w:t>增长率</w:t>
+            </w:r>
+          </w:p>
+        </w:tc>
+      </w:tr>
+      <w:tr>
+        <w:tc>
+          <w:tcPr>
+            <w:tcW w:type="dxa" w:w="2160"/>
+          </w:tcPr>
+          <w:p>
+            <w:r>
+              <w:t>飞海科技传媒有限公司</w:t>
+            </w:r>
+          </w:p>
+        </w:tc>
+        <w:tc>
+          <w:tcPr>
+            <w:tcW w:type="dxa" w:w="2160"/>
+          </w:tcPr>
+          <w:p>
+            <w:r>
+              <w:t>消费科技</w:t>
+            </w:r>
+          </w:p>
+        </w:tc>
+        <w:tc>
+          <w:tcPr>
+            <w:tcW w:type="dxa" w:w="2160"/>
+          </w:tcPr>
+          <w:p>
+            <w:r>
+              <w:t>339亿</w:t>
+            </w:r>
+          </w:p>
+        </w:tc>
+        <w:tc>
+          <w:tcPr>
+            <w:tcW w:type="dxa" w:w="2160"/>
+          </w:tcPr>
+          <w:p>
+            <w:r>
+              <w:t>11%</w:t>
+            </w:r>
+          </w:p>
+        </w:tc>
+      </w:tr>
+      <w:tr>
+        <w:tc>
+          <w:tcPr>
+            <w:tcW w:type="dxa" w:w="2160"/>
+          </w:tcPr>
+          <w:p>
+            <w:r>
+              <w:t>华成育卓传媒有限公司</w:t>
+            </w:r>
+          </w:p>
+        </w:tc>
+        <w:tc>
+          <w:tcPr>
+            <w:tcW w:type="dxa" w:w="2160"/>
+          </w:tcPr>
+          <w:p>
+            <w:r>
+              <w:t>人工智能</w:t>
+            </w:r>
+          </w:p>
+        </w:tc>
+        <w:tc>
+          <w:tcPr>
+            <w:tcW w:type="dxa" w:w="2160"/>
+          </w:tcPr>
+          <w:p>
+            <w:r>
+              <w:t>137亿</w:t>
+            </w:r>
+          </w:p>
+        </w:tc>
+        <w:tc>
+          <w:tcPr>
+            <w:tcW w:type="dxa" w:w="2160"/>
+          </w:tcPr>
+          <w:p>
+            <w:r>
+              <w:t>17%</w:t>
+            </w:r>
+          </w:p>
+        </w:tc>
+      </w:tr>
+      <w:tr>
+        <w:tc>
+          <w:tcPr>
+            <w:tcW w:type="dxa" w:w="2160"/>
+          </w:tcPr>
+          <w:p>
+            <w:r>
+              <w:t>精芯信息有限公司</w:t>
+            </w:r>
+          </w:p>
+        </w:tc>
+        <w:tc>
+          <w:tcPr>
+            <w:tcW w:type="dxa" w:w="2160"/>
+          </w:tcPr>
+          <w:p>
+            <w:r>
+              <w:t>半导体</w:t>
+            </w:r>
+          </w:p>
+        </w:tc>
+        <w:tc>
+          <w:tcPr>
+            <w:tcW w:type="dxa" w:w="2160"/>
+          </w:tcPr>
+          <w:p>
+            <w:r>
+              <w:t>363亿</w:t>
+            </w:r>
+          </w:p>
+        </w:tc>
+        <w:tc>
+          <w:tcPr>
+            <w:tcW w:type="dxa" w:w="2160"/>
+          </w:tcPr>
+          <w:p>
+            <w:r>
+              <w:t>22%</w:t>
+            </w:r>
+          </w:p>
+        </w:tc>
+      </w:tr>
+      <w:tr>
+        <w:tc>
+          <w:tcPr>
+            <w:tcW w:type="dxa" w:w="2160"/>
+          </w:tcPr>
+          <w:p>
+            <w:r>
+              <w:t>艾提科信科技有限公司</w:t>
+            </w:r>
+          </w:p>
+        </w:tc>
+        <w:tc>
+          <w:tcPr>
+            <w:tcW w:type="dxa" w:w="2160"/>
+          </w:tcPr>
+          <w:p>
+            <w:r>
+              <w:t>云计算</w:t>
+            </w:r>
+          </w:p>
+        </w:tc>
+        <w:tc>
+          <w:tcPr>
+            <w:tcW w:type="dxa" w:w="2160"/>
+          </w:tcPr>
+          <w:p>
+            <w:r>
+              <w:t>482亿</w:t>
+            </w:r>
+          </w:p>
+        </w:tc>
+        <w:tc>
+          <w:tcPr>
+            <w:tcW w:type="dxa" w:w="2160"/>
+          </w:tcPr>
+          <w:p>
+            <w:r>
+              <w:t>29%</w:t>
+            </w:r>
+          </w:p>
+        </w:tc>
+      </w:tr>
+      <w:tr>
+        <w:tc>
+          <w:tcPr>
+            <w:tcW w:type="dxa" w:w="2160"/>
+          </w:tcPr>
+          <w:p>
+            <w:r>
+              <w:t>明腾传媒有限公司</w:t>
+            </w:r>
+          </w:p>
+        </w:tc>
+        <w:tc>
+          <w:tcPr>
+            <w:tcW w:type="dxa" w:w="2160"/>
+          </w:tcPr>
+          <w:p>
+            <w:r>
+              <w:t>人工智能</w:t>
+            </w:r>
+          </w:p>
+        </w:tc>
+        <w:tc>
+          <w:tcPr>
+            <w:tcW w:type="dxa" w:w="2160"/>
+          </w:tcPr>
+          <w:p>
+            <w:r>
+              <w:t>324亿</w:t>
+            </w:r>
+          </w:p>
+        </w:tc>
+        <w:tc>
+          <w:tcPr>
+            <w:tcW w:type="dxa" w:w="2160"/>
+          </w:tcPr>
+          <w:p>
+            <w:r>
+              <w:t>9%</w:t>
+            </w:r>
+          </w:p>
+        </w:tc>
+      </w:tr>
+      <w:tr>
+        <w:tc>
+          <w:tcPr>
+            <w:tcW w:type="dxa" w:w="2160"/>
+          </w:tcPr>
+          <w:p>
+            <w:r>
+              <w:t>恩悌网络有限公司</w:t>
+            </w:r>
+          </w:p>
+        </w:tc>
+        <w:tc>
+          <w:tcPr>
+            <w:tcW w:type="dxa" w:w="2160"/>
+          </w:tcPr>
+          <w:p>
+            <w:r>
+              <w:t>新能源</w:t>
+            </w:r>
+          </w:p>
+        </w:tc>
+        <w:tc>
+          <w:tcPr>
+            <w:tcW w:type="dxa" w:w="2160"/>
+          </w:tcPr>
+          <w:p>
+            <w:r>
+              <w:t>298亿</w:t>
+            </w:r>
+          </w:p>
+        </w:tc>
+        <w:tc>
+          <w:tcPr>
+            <w:tcW w:type="dxa" w:w="2160"/>
+          </w:tcPr>
+          <w:p>
+            <w:r>
+              <w:t>19%</w:t>
+            </w:r>
+          </w:p>
+        </w:tc>
+      </w:tr>
+      <w:tr>
+        <w:tc>
+          <w:tcPr>
+            <w:tcW w:type="dxa" w:w="2160"/>
+          </w:tcPr>
+          <w:p>
+            <w:r>
+              <w:t>天开科技有限公司</w:t>
+            </w:r>
+          </w:p>
+        </w:tc>
+        <w:tc>
+          <w:tcPr>
+            <w:tcW w:type="dxa" w:w="2160"/>
+          </w:tcPr>
+          <w:p>
+            <w:r>
+              <w:t>消费科技</w:t>
+            </w:r>
+          </w:p>
+        </w:tc>
+        <w:tc>
+          <w:tcPr>
+            <w:tcW w:type="dxa" w:w="2160"/>
+          </w:tcPr>
+          <w:p>
+            <w:r>
+              <w:t>334亿</w:t>
+            </w:r>
+          </w:p>
+        </w:tc>
+        <w:tc>
+          <w:tcPr>
+            <w:tcW w:type="dxa" w:w="2160"/>
+          </w:tcPr>
+          <w:p>
+            <w:r>
+              <w:t>23%</w:t>
+            </w:r>
+          </w:p>
+        </w:tc>
+      </w:tr>
+      <w:tr>
+        <w:tc>
+          <w:tcPr>
+            <w:tcW w:type="dxa" w:w="2160"/>
+          </w:tcPr>
+          <w:p>
+            <w:r>
+              <w:t>天开科技有限公司</w:t>
+            </w:r>
+          </w:p>
+        </w:tc>
+        <w:tc>
+          <w:tcPr>
+            <w:tcW w:type="dxa" w:w="2160"/>
+          </w:tcPr>
+          <w:p>
+            <w:r>
+              <w:t>消费科技</w:t>
+            </w:r>
+          </w:p>
+        </w:tc>
+        <w:tc>
+          <w:tcPr>
+            <w:tcW w:type="dxa" w:w="2160"/>
+          </w:tcPr>
+          <w:p>
+            <w:r>
+              <w:t>270亿</w:t>
+            </w:r>
+          </w:p>
+        </w:tc>
+        <w:tc>
+          <w:tcPr>
+            <w:tcW w:type="dxa" w:w="2160"/>
+          </w:tcPr>
+          <w:p>
+            <w:r>
+              <w:t>12%</w:t>
+            </w:r>
+          </w:p>
+        </w:tc>
+      </w:tr>
+      <w:tr>
+        <w:tc>
+          <w:tcPr>
+            <w:tcW w:type="dxa" w:w="2160"/>
+          </w:tcPr>
+          <w:p>
+            <w:r>
+              <w:t>昂歌信息信息有限公司</w:t>
+            </w:r>
+          </w:p>
+        </w:tc>
+        <w:tc>
+          <w:tcPr>
+            <w:tcW w:type="dxa" w:w="2160"/>
+          </w:tcPr>
+          <w:p>
+            <w:r>
+              <w:t>消费科技</w:t>
+            </w:r>
+          </w:p>
+        </w:tc>
+        <w:tc>
+          <w:tcPr>
+            <w:tcW w:type="dxa" w:w="2160"/>
+          </w:tcPr>
+          <w:p>
+            <w:r>
+              <w:t>431亿</w:t>
+            </w:r>
+          </w:p>
+        </w:tc>
+        <w:tc>
+          <w:tcPr>
+            <w:tcW w:type="dxa" w:w="2160"/>
+          </w:tcPr>
+          <w:p>
+            <w:r>
+              <w:t>26%</w:t>
+            </w:r>
+          </w:p>
+        </w:tc>
+      </w:tr>
+      <w:tr>
+        <w:tc>
+          <w:tcPr>
+            <w:tcW w:type="dxa" w:w="2160"/>
+          </w:tcPr>
+          <w:p>
+            <w:r>
+              <w:t>新格林耐特网络有限公司</w:t>
+            </w:r>
+          </w:p>
+        </w:tc>
+        <w:tc>
+          <w:tcPr>
+            <w:tcW w:type="dxa" w:w="2160"/>
+          </w:tcPr>
+          <w:p>
+            <w:r>
+              <w:t>人工智能</w:t>
+            </w:r>
+          </w:p>
+        </w:tc>
+        <w:tc>
+          <w:tcPr>
+            <w:tcW w:type="dxa" w:w="2160"/>
+          </w:tcPr>
+          <w:p>
+            <w:r>
+              <w:t>520亿</w:t>
+            </w:r>
+          </w:p>
+        </w:tc>
+        <w:tc>
+          <w:tcPr>
+            <w:tcW w:type="dxa" w:w="2160"/>
+          </w:tcPr>
+          <w:p>
+            <w:r>
+              <w:t>13%</w:t>
+            </w:r>
+          </w:p>
+        </w:tc>
+      </w:tr>
+      <w:tr>
+        <w:tc>
+          <w:tcPr>
+            <w:tcW w:type="dxa" w:w="2160"/>
+          </w:tcPr>
+          <w:p>
+            <w:r>
+              <w:t>惠派国际公司科技有限公司</w:t>
+            </w:r>
+          </w:p>
+        </w:tc>
+        <w:tc>
+          <w:tcPr>
+            <w:tcW w:type="dxa" w:w="2160"/>
+          </w:tcPr>
+          <w:p>
+            <w:r>
+              <w:t>人工智能</w:t>
+            </w:r>
+          </w:p>
+        </w:tc>
+        <w:tc>
+          <w:tcPr>
+            <w:tcW w:type="dxa" w:w="2160"/>
+          </w:tcPr>
+          <w:p>
+            <w:r>
+              <w:t>464亿</w:t>
+            </w:r>
+          </w:p>
+        </w:tc>
+        <w:tc>
+          <w:tcPr>
+            <w:tcW w:type="dxa" w:w="2160"/>
+          </w:tcPr>
+          <w:p>
+            <w:r>
+              <w:t>16%</w:t>
+            </w:r>
+          </w:p>
+        </w:tc>
+      </w:tr>
+      <w:tr>
+        <w:tc>
+          <w:tcPr>
+            <w:tcW w:type="dxa" w:w="2160"/>
+          </w:tcPr>
+          <w:p>
+            <w:r>
+              <w:t>巨奥传媒有限公司</w:t>
+            </w:r>
+          </w:p>
+        </w:tc>
+        <w:tc>
+          <w:tcPr>
+            <w:tcW w:type="dxa" w:w="2160"/>
+          </w:tcPr>
+          <w:p>
+            <w:r>
+              <w:t>人工智能</w:t>
+            </w:r>
+          </w:p>
+        </w:tc>
+        <w:tc>
+          <w:tcPr>
+            <w:tcW w:type="dxa" w:w="2160"/>
+          </w:tcPr>
+          <w:p>
+            <w:r>
+              <w:t>117亿</w:t>
+            </w:r>
+          </w:p>
+        </w:tc>
+        <w:tc>
+          <w:tcPr>
+            <w:tcW w:type="dxa" w:w="2160"/>
+          </w:tcPr>
+          <w:p>
+            <w:r>
+              <w:t>12%</w:t>
+            </w:r>
+          </w:p>
+        </w:tc>
+      </w:tr>
+      <w:tr>
+        <w:tc>
+          <w:tcPr>
+            <w:tcW w:type="dxa" w:w="2160"/>
+          </w:tcPr>
+          <w:p>
+            <w:r>
+              <w:t>通际名联网络有限公司</w:t>
+            </w:r>
+          </w:p>
+        </w:tc>
+        <w:tc>
+          <w:tcPr>
+            <w:tcW w:type="dxa" w:w="2160"/>
+          </w:tcPr>
+          <w:p>
+            <w:r>
+              <w:t>机器人</w:t>
+            </w:r>
+          </w:p>
+        </w:tc>
+        <w:tc>
+          <w:tcPr>
+            <w:tcW w:type="dxa" w:w="2160"/>
+          </w:tcPr>
+          <w:p>
+            <w:r>
+              <w:t>577亿</w:t>
+            </w:r>
+          </w:p>
+        </w:tc>
+        <w:tc>
+          <w:tcPr>
+            <w:tcW w:type="dxa" w:w="2160"/>
+          </w:tcPr>
+          <w:p>
+            <w:r>
+              <w:t>29%</w:t>
+            </w:r>
+          </w:p>
+        </w:tc>
+      </w:tr>
+      <w:tr>
+        <w:tc>
+          <w:tcPr>
+            <w:tcW w:type="dxa" w:w="2160"/>
+          </w:tcPr>
+          <w:p>
+            <w:r>
+              <w:t>华泰通安网络有限公司</w:t>
+            </w:r>
+          </w:p>
+        </w:tc>
+        <w:tc>
+          <w:tcPr>
+            <w:tcW w:type="dxa" w:w="2160"/>
+          </w:tcPr>
+          <w:p>
+            <w:r>
+              <w:t>半导体</w:t>
+            </w:r>
+          </w:p>
+        </w:tc>
+        <w:tc>
+          <w:tcPr>
+            <w:tcW w:type="dxa" w:w="2160"/>
+          </w:tcPr>
+          <w:p>
+            <w:r>
+              <w:t>540亿</w:t>
+            </w:r>
+          </w:p>
+        </w:tc>
+        <w:tc>
+          <w:tcPr>
+            <w:tcW w:type="dxa" w:w="2160"/>
+          </w:tcPr>
+          <w:p>
+            <w:r>
+              <w:t>5%</w:t>
+            </w:r>
+          </w:p>
+        </w:tc>
+      </w:tr>
+      <w:tr>
+        <w:tc>
+          <w:tcPr>
+            <w:tcW w:type="dxa" w:w="2160"/>
+          </w:tcPr>
+          <w:p>
+            <w:r>
+              <w:t>图龙信息传媒有限公司</w:t>
+            </w:r>
+          </w:p>
+        </w:tc>
+        <w:tc>
+          <w:tcPr>
+            <w:tcW w:type="dxa" w:w="2160"/>
+          </w:tcPr>
+          <w:p>
+            <w:r>
+              <w:t>机器人</w:t>
+            </w:r>
+          </w:p>
+        </w:tc>
+        <w:tc>
+          <w:tcPr>
+            <w:tcW w:type="dxa" w:w="2160"/>
+          </w:tcPr>
+          <w:p>
+            <w:r>
+              <w:t>138亿</w:t>
+            </w:r>
+          </w:p>
+        </w:tc>
+        <w:tc>
+          <w:tcPr>
+            <w:tcW w:type="dxa" w:w="2160"/>
+          </w:tcPr>
+          <w:p>
+            <w:r>
+              <w:t>10%</w:t>
+            </w:r>
+          </w:p>
+        </w:tc>
+      </w:tr>
+    </w:tbl>
+    <w:p>
+      <w:pPr>
+        <w:pStyle w:val="Heading1"/>
+      </w:pPr>
+      <w:r>
+        <w:t>行业分析 5</w:t>
+      </w:r>
+    </w:p>
+    <w:p>
+      <w:r>
+        <w:br/>
+        <w:t>从产业链角度看，人工智能 行业主要由上游设备厂商、</w:t>
+        <w:br/>
+        <w:t>中游平台企业以及下游应用厂商组成。</w:t>
+        <w:br/>
+        <w:t>惠派国际公司科技有限公司 主要位于产业链的 上游 环节。</w:t>
+        <w:br/>
+      </w:r>
+    </w:p>
+    <w:p>
+      <w:r>
+        <w:br/>
+        <w:t>华辰资本旗下的 HC Energy Transition Fund 在最近的资产配置会议中</w:t>
+        <w:br/>
+        <w:t>讨论了 人工智能 行业的投资机会，并对 华成育卓传媒有限公司</w:t>
+        <w:br/>
+        <w:t>进行了重点评估。</w:t>
+        <w:br/>
+      </w:r>
+    </w:p>
+    <w:p>
+      <w:r>
+        <w:br/>
+        <w:t>根据内部财务模型测算，戴硕电子网络有限公司 在未来三年</w:t>
+        <w:br/>
+        <w:t>收入复合增长率预计可达到 19% 左右。</w:t>
         <w:br/>
         <w:t>该预测基于行业需求增长以及公司产能扩张计划。</w:t>
         <w:br/>
@@ -43,31 +3197,7 @@
     <w:p>
       <w:r>
         <w:br/>
-        <w:t>兰金电子网络有限公司 是中国 消费科技 行业的重要企业之一。</w:t>
-        <w:br/>
-        <w:t>根据华辰资本 风险管理部 的研究，该公司成立于 2006 年，</w:t>
-        <w:br/>
-        <w:t>目前员工规模约 4629 人。公司近年来持续加大研发投入，</w:t>
-        <w:br/>
-        <w:t>在核心技术方面形成了较强的竞争壁垒。</w:t>
-        <w:br/>
-      </w:r>
-    </w:p>
-    <w:p>
-      <w:r>
-        <w:br/>
-        <w:t>根据内部财务模型测算，华远软件信息有限公司 在未来三年</w:t>
-        <w:br/>
-        <w:t>收入复合增长率预计可达到 29% 左右。</w:t>
-        <w:br/>
-        <w:t>该预测基于行业需求增长以及公司产能扩张计划。</w:t>
-        <w:br/>
-      </w:r>
-    </w:p>
-    <w:p>
-      <w:r>
-        <w:br/>
-        <w:t>风险管理部认为，机器人 行业仍然面临若干</w:t>
+        <w:t>风险管理部认为，半导体 行业仍然面临若干</w:t>
         <w:br/>
         <w:t>不确定性因素，包括技术迭代风险、政策变化、</w:t>
         <w:br/>
@@ -78,33 +3208,37 @@
     <w:p>
       <w:r>
         <w:br/>
-        <w:t>风险管理部认为，消费科技 行业仍然面临若干</w:t>
+        <w:t>戴硕电子网络有限公司 是中国 新能源 行业的重要企业之一。</w:t>
         <w:br/>
-        <w:t>不确定性因素，包括技术迭代风险、政策变化、</w:t>
+        <w:t>根据华辰资本 投资委员会 的研究，该公司成立于 2016 年，</w:t>
         <w:br/>
-        <w:t>以及市场竞争加剧等问题。</w:t>
+        <w:t>目前员工规模约 2243 人。公司近年来持续加大研发投入，</w:t>
+        <w:br/>
+        <w:t>在核心技术方面形成了较强的竞争壁垒。</w:t>
         <w:br/>
       </w:r>
     </w:p>
     <w:p>
       <w:r>
         <w:br/>
-        <w:t>华辰资本旗下的 HC Alpha Growth Fund 在最近的资产配置会议中</w:t>
+        <w:t>华泰通安传媒有限公司 是中国 消费科技 行业的重要企业之一。</w:t>
         <w:br/>
-        <w:t>讨论了 医疗科技 行业的投资机会，并对 创亿信息有限公司</w:t>
+        <w:t>根据华辰资本 风险管理部 的研究，该公司成立于 2006 年，</w:t>
         <w:br/>
-        <w:t>进行了重点评估。</w:t>
+        <w:t>目前员工规模约 1155 人。公司近年来持续加大研发投入，</w:t>
+        <w:br/>
+        <w:t>在核心技术方面形成了较强的竞争壁垒。</w:t>
         <w:br/>
       </w:r>
     </w:p>
     <w:p>
       <w:r>
         <w:br/>
-        <w:t>根据内部财务模型测算，和泰科技有限公司 在未来三年</w:t>
+        <w:t>从产业链角度看，新能源 行业主要由上游设备厂商、</w:t>
         <w:br/>
-        <w:t>收入复合增长率预计可达到 34% 左右。</w:t>
+        <w:t>中游平台企业以及下游应用厂商组成。</w:t>
         <w:br/>
-        <w:t>该预测基于行业需求增长以及公司产能扩张计划。</w:t>
+        <w:t>创汇传媒有限公司 主要位于产业链的 上游 环节。</w:t>
         <w:br/>
       </w:r>
     </w:p>
@@ -168,37 +3302,37 @@
           </w:tcPr>
           <w:p>
             <w:r>
-              <w:t>兰金电子网络有限公司</w:t>
-            </w:r>
-          </w:p>
-        </w:tc>
-        <w:tc>
-          <w:tcPr>
-            <w:tcW w:type="dxa" w:w="2160"/>
-          </w:tcPr>
-          <w:p>
-            <w:r>
-              <w:t>消费科技</w:t>
-            </w:r>
-          </w:p>
-        </w:tc>
-        <w:tc>
-          <w:tcPr>
-            <w:tcW w:type="dxa" w:w="2160"/>
-          </w:tcPr>
-          <w:p>
-            <w:r>
-              <w:t>638亿</w:t>
-            </w:r>
-          </w:p>
-        </w:tc>
-        <w:tc>
-          <w:tcPr>
-            <w:tcW w:type="dxa" w:w="2160"/>
-          </w:tcPr>
-          <w:p>
-            <w:r>
-              <w:t>29%</w:t>
+              <w:t>联软网络有限公司</w:t>
+            </w:r>
+          </w:p>
+        </w:tc>
+        <w:tc>
+          <w:tcPr>
+            <w:tcW w:type="dxa" w:w="2160"/>
+          </w:tcPr>
+          <w:p>
+            <w:r>
+              <w:t>半导体</w:t>
+            </w:r>
+          </w:p>
+        </w:tc>
+        <w:tc>
+          <w:tcPr>
+            <w:tcW w:type="dxa" w:w="2160"/>
+          </w:tcPr>
+          <w:p>
+            <w:r>
+              <w:t>589亿</w:t>
+            </w:r>
+          </w:p>
+        </w:tc>
+        <w:tc>
+          <w:tcPr>
+            <w:tcW w:type="dxa" w:w="2160"/>
+          </w:tcPr>
+          <w:p>
+            <w:r>
+              <w:t>22%</w:t>
             </w:r>
           </w:p>
         </w:tc>
@@ -210,37 +3344,37 @@
           </w:tcPr>
           <w:p>
             <w:r>
-              <w:t>佳禾科技有限公司</w:t>
-            </w:r>
-          </w:p>
-        </w:tc>
-        <w:tc>
-          <w:tcPr>
-            <w:tcW w:type="dxa" w:w="2160"/>
-          </w:tcPr>
-          <w:p>
-            <w:r>
-              <w:t>半导体</w:t>
-            </w:r>
-          </w:p>
-        </w:tc>
-        <w:tc>
-          <w:tcPr>
-            <w:tcW w:type="dxa" w:w="2160"/>
-          </w:tcPr>
-          <w:p>
-            <w:r>
-              <w:t>211亿</w:t>
-            </w:r>
-          </w:p>
-        </w:tc>
-        <w:tc>
-          <w:tcPr>
-            <w:tcW w:type="dxa" w:w="2160"/>
-          </w:tcPr>
-          <w:p>
-            <w:r>
-              <w:t>10%</w:t>
+              <w:t>飞利信科技有限公司</w:t>
+            </w:r>
+          </w:p>
+        </w:tc>
+        <w:tc>
+          <w:tcPr>
+            <w:tcW w:type="dxa" w:w="2160"/>
+          </w:tcPr>
+          <w:p>
+            <w:r>
+              <w:t>人工智能</w:t>
+            </w:r>
+          </w:p>
+        </w:tc>
+        <w:tc>
+          <w:tcPr>
+            <w:tcW w:type="dxa" w:w="2160"/>
+          </w:tcPr>
+          <w:p>
+            <w:r>
+              <w:t>797亿</w:t>
+            </w:r>
+          </w:p>
+        </w:tc>
+        <w:tc>
+          <w:tcPr>
+            <w:tcW w:type="dxa" w:w="2160"/>
+          </w:tcPr>
+          <w:p>
+            <w:r>
+              <w:t>30%</w:t>
             </w:r>
           </w:p>
         </w:tc>
@@ -252,27 +3386,27 @@
           </w:tcPr>
           <w:p>
             <w:r>
-              <w:t>创联世纪科技有限公司</w:t>
-            </w:r>
-          </w:p>
-        </w:tc>
-        <w:tc>
-          <w:tcPr>
-            <w:tcW w:type="dxa" w:w="2160"/>
-          </w:tcPr>
-          <w:p>
-            <w:r>
-              <w:t>医疗科技</w:t>
-            </w:r>
-          </w:p>
-        </w:tc>
-        <w:tc>
-          <w:tcPr>
-            <w:tcW w:type="dxa" w:w="2160"/>
-          </w:tcPr>
-          <w:p>
-            <w:r>
-              <w:t>333亿</w:t>
+              <w:t>佳禾传媒有限公司</w:t>
+            </w:r>
+          </w:p>
+        </w:tc>
+        <w:tc>
+          <w:tcPr>
+            <w:tcW w:type="dxa" w:w="2160"/>
+          </w:tcPr>
+          <w:p>
+            <w:r>
+              <w:t>云计算</w:t>
+            </w:r>
+          </w:p>
+        </w:tc>
+        <w:tc>
+          <w:tcPr>
+            <w:tcW w:type="dxa" w:w="2160"/>
+          </w:tcPr>
+          <w:p>
+            <w:r>
+              <w:t>274亿</w:t>
             </w:r>
           </w:p>
         </w:tc>
@@ -294,37 +3428,37 @@
           </w:tcPr>
           <w:p>
             <w:r>
-              <w:t>银嘉信息有限公司</w:t>
-            </w:r>
-          </w:p>
-        </w:tc>
-        <w:tc>
-          <w:tcPr>
-            <w:tcW w:type="dxa" w:w="2160"/>
-          </w:tcPr>
-          <w:p>
-            <w:r>
-              <w:t>消费科技</w:t>
-            </w:r>
-          </w:p>
-        </w:tc>
-        <w:tc>
-          <w:tcPr>
-            <w:tcW w:type="dxa" w:w="2160"/>
-          </w:tcPr>
-          <w:p>
-            <w:r>
-              <w:t>130亿</w:t>
-            </w:r>
-          </w:p>
-        </w:tc>
-        <w:tc>
-          <w:tcPr>
-            <w:tcW w:type="dxa" w:w="2160"/>
-          </w:tcPr>
-          <w:p>
-            <w:r>
-              <w:t>7%</w:t>
+              <w:t>浦华众城网络有限公司</w:t>
+            </w:r>
+          </w:p>
+        </w:tc>
+        <w:tc>
+          <w:tcPr>
+            <w:tcW w:type="dxa" w:w="2160"/>
+          </w:tcPr>
+          <w:p>
+            <w:r>
+              <w:t>新能源</w:t>
+            </w:r>
+          </w:p>
+        </w:tc>
+        <w:tc>
+          <w:tcPr>
+            <w:tcW w:type="dxa" w:w="2160"/>
+          </w:tcPr>
+          <w:p>
+            <w:r>
+              <w:t>520亿</w:t>
+            </w:r>
+          </w:p>
+        </w:tc>
+        <w:tc>
+          <w:tcPr>
+            <w:tcW w:type="dxa" w:w="2160"/>
+          </w:tcPr>
+          <w:p>
+            <w:r>
+              <w:t>6%</w:t>
             </w:r>
           </w:p>
         </w:tc>
@@ -336,7 +3470,7 @@
           </w:tcPr>
           <w:p>
             <w:r>
-              <w:t>创亿网络有限公司</w:t>
+              <w:t>良诺科技有限公司</w:t>
             </w:r>
           </w:p>
         </w:tc>
@@ -356,17 +3490,17 @@
           </w:tcPr>
           <w:p>
             <w:r>
-              <w:t>228亿</w:t>
-            </w:r>
-          </w:p>
-        </w:tc>
-        <w:tc>
-          <w:tcPr>
-            <w:tcW w:type="dxa" w:w="2160"/>
-          </w:tcPr>
-          <w:p>
-            <w:r>
-              <w:t>19%</w:t>
+              <w:t>725亿</w:t>
+            </w:r>
+          </w:p>
+        </w:tc>
+        <w:tc>
+          <w:tcPr>
+            <w:tcW w:type="dxa" w:w="2160"/>
+          </w:tcPr>
+          <w:p>
+            <w:r>
+              <w:t>27%</w:t>
             </w:r>
           </w:p>
         </w:tc>
@@ -378,37 +3512,37 @@
           </w:tcPr>
           <w:p>
             <w:r>
-              <w:t>浦华众城信息有限公司</w:t>
-            </w:r>
-          </w:p>
-        </w:tc>
-        <w:tc>
-          <w:tcPr>
-            <w:tcW w:type="dxa" w:w="2160"/>
-          </w:tcPr>
-          <w:p>
-            <w:r>
-              <w:t>云计算</w:t>
-            </w:r>
-          </w:p>
-        </w:tc>
-        <w:tc>
-          <w:tcPr>
-            <w:tcW w:type="dxa" w:w="2160"/>
-          </w:tcPr>
-          <w:p>
-            <w:r>
-              <w:t>520亿</w:t>
-            </w:r>
-          </w:p>
-        </w:tc>
-        <w:tc>
-          <w:tcPr>
-            <w:tcW w:type="dxa" w:w="2160"/>
-          </w:tcPr>
-          <w:p>
-            <w:r>
-              <w:t>16%</w:t>
+              <w:t>浦华众城网络有限公司</w:t>
+            </w:r>
+          </w:p>
+        </w:tc>
+        <w:tc>
+          <w:tcPr>
+            <w:tcW w:type="dxa" w:w="2160"/>
+          </w:tcPr>
+          <w:p>
+            <w:r>
+              <w:t>新能源</w:t>
+            </w:r>
+          </w:p>
+        </w:tc>
+        <w:tc>
+          <w:tcPr>
+            <w:tcW w:type="dxa" w:w="2160"/>
+          </w:tcPr>
+          <w:p>
+            <w:r>
+              <w:t>501亿</w:t>
+            </w:r>
+          </w:p>
+        </w:tc>
+        <w:tc>
+          <w:tcPr>
+            <w:tcW w:type="dxa" w:w="2160"/>
+          </w:tcPr>
+          <w:p>
+            <w:r>
+              <w:t>6%</w:t>
             </w:r>
           </w:p>
         </w:tc>
@@ -420,37 +3554,37 @@
           </w:tcPr>
           <w:p>
             <w:r>
-              <w:t>天益信息有限公司</w:t>
-            </w:r>
-          </w:p>
-        </w:tc>
-        <w:tc>
-          <w:tcPr>
-            <w:tcW w:type="dxa" w:w="2160"/>
-          </w:tcPr>
-          <w:p>
-            <w:r>
-              <w:t>云计算</w:t>
-            </w:r>
-          </w:p>
-        </w:tc>
-        <w:tc>
-          <w:tcPr>
-            <w:tcW w:type="dxa" w:w="2160"/>
-          </w:tcPr>
-          <w:p>
-            <w:r>
-              <w:t>558亿</w:t>
-            </w:r>
-          </w:p>
-        </w:tc>
-        <w:tc>
-          <w:tcPr>
-            <w:tcW w:type="dxa" w:w="2160"/>
-          </w:tcPr>
-          <w:p>
-            <w:r>
-              <w:t>7%</w:t>
+              <w:t>华泰通安网络有限公司</w:t>
+            </w:r>
+          </w:p>
+        </w:tc>
+        <w:tc>
+          <w:tcPr>
+            <w:tcW w:type="dxa" w:w="2160"/>
+          </w:tcPr>
+          <w:p>
+            <w:r>
+              <w:t>半导体</w:t>
+            </w:r>
+          </w:p>
+        </w:tc>
+        <w:tc>
+          <w:tcPr>
+            <w:tcW w:type="dxa" w:w="2160"/>
+          </w:tcPr>
+          <w:p>
+            <w:r>
+              <w:t>195亿</w:t>
+            </w:r>
+          </w:p>
+        </w:tc>
+        <w:tc>
+          <w:tcPr>
+            <w:tcW w:type="dxa" w:w="2160"/>
+          </w:tcPr>
+          <w:p>
+            <w:r>
+              <w:t>6%</w:t>
             </w:r>
           </w:p>
         </w:tc>
@@ -462,7 +3596,7 @@
           </w:tcPr>
           <w:p>
             <w:r>
-              <w:t>银嘉信息有限公司</w:t>
+              <w:t>联软科技有限公司</w:t>
             </w:r>
           </w:p>
         </w:tc>
@@ -482,7 +3616,7 @@
           </w:tcPr>
           <w:p>
             <w:r>
-              <w:t>684亿</w:t>
+              <w:t>178亿</w:t>
             </w:r>
           </w:p>
         </w:tc>
@@ -504,37 +3638,37 @@
           </w:tcPr>
           <w:p>
             <w:r>
-              <w:t>南康网络有限公司</w:t>
-            </w:r>
-          </w:p>
-        </w:tc>
-        <w:tc>
-          <w:tcPr>
-            <w:tcW w:type="dxa" w:w="2160"/>
-          </w:tcPr>
-          <w:p>
-            <w:r>
-              <w:t>消费科技</w:t>
-            </w:r>
-          </w:p>
-        </w:tc>
-        <w:tc>
-          <w:tcPr>
-            <w:tcW w:type="dxa" w:w="2160"/>
-          </w:tcPr>
-          <w:p>
-            <w:r>
-              <w:t>538亿</w:t>
-            </w:r>
-          </w:p>
-        </w:tc>
-        <w:tc>
-          <w:tcPr>
-            <w:tcW w:type="dxa" w:w="2160"/>
-          </w:tcPr>
-          <w:p>
-            <w:r>
-              <w:t>8%</w:t>
+              <w:t>中建创业科技有限公司</w:t>
+            </w:r>
+          </w:p>
+        </w:tc>
+        <w:tc>
+          <w:tcPr>
+            <w:tcW w:type="dxa" w:w="2160"/>
+          </w:tcPr>
+          <w:p>
+            <w:r>
+              <w:t>半导体</w:t>
+            </w:r>
+          </w:p>
+        </w:tc>
+        <w:tc>
+          <w:tcPr>
+            <w:tcW w:type="dxa" w:w="2160"/>
+          </w:tcPr>
+          <w:p>
+            <w:r>
+              <w:t>735亿</w:t>
+            </w:r>
+          </w:p>
+        </w:tc>
+        <w:tc>
+          <w:tcPr>
+            <w:tcW w:type="dxa" w:w="2160"/>
+          </w:tcPr>
+          <w:p>
+            <w:r>
+              <w:t>17%</w:t>
             </w:r>
           </w:p>
         </w:tc>
@@ -546,27 +3680,27 @@
           </w:tcPr>
           <w:p>
             <w:r>
-              <w:t>精芯信息有限公司</w:t>
-            </w:r>
-          </w:p>
-        </w:tc>
-        <w:tc>
-          <w:tcPr>
-            <w:tcW w:type="dxa" w:w="2160"/>
-          </w:tcPr>
-          <w:p>
-            <w:r>
-              <w:t>消费科技</w:t>
-            </w:r>
-          </w:p>
-        </w:tc>
-        <w:tc>
-          <w:tcPr>
-            <w:tcW w:type="dxa" w:w="2160"/>
-          </w:tcPr>
-          <w:p>
-            <w:r>
-              <w:t>198亿</w:t>
+              <w:t>毕博诚信息有限公司</w:t>
+            </w:r>
+          </w:p>
+        </w:tc>
+        <w:tc>
+          <w:tcPr>
+            <w:tcW w:type="dxa" w:w="2160"/>
+          </w:tcPr>
+          <w:p>
+            <w:r>
+              <w:t>机器人</w:t>
+            </w:r>
+          </w:p>
+        </w:tc>
+        <w:tc>
+          <w:tcPr>
+            <w:tcW w:type="dxa" w:w="2160"/>
+          </w:tcPr>
+          <w:p>
+            <w:r>
+              <w:t>402亿</w:t>
             </w:r>
           </w:p>
         </w:tc>
@@ -588,37 +3722,37 @@
           </w:tcPr>
           <w:p>
             <w:r>
-              <w:t>天益信息有限公司</w:t>
-            </w:r>
-          </w:p>
-        </w:tc>
-        <w:tc>
-          <w:tcPr>
-            <w:tcW w:type="dxa" w:w="2160"/>
-          </w:tcPr>
-          <w:p>
-            <w:r>
-              <w:t>云计算</w:t>
-            </w:r>
-          </w:p>
-        </w:tc>
-        <w:tc>
-          <w:tcPr>
-            <w:tcW w:type="dxa" w:w="2160"/>
-          </w:tcPr>
-          <w:p>
-            <w:r>
-              <w:t>769亿</w:t>
-            </w:r>
-          </w:p>
-        </w:tc>
-        <w:tc>
-          <w:tcPr>
-            <w:tcW w:type="dxa" w:w="2160"/>
-          </w:tcPr>
-          <w:p>
-            <w:r>
-              <w:t>18%</w:t>
+              <w:t>浦华众城网络有限公司</w:t>
+            </w:r>
+          </w:p>
+        </w:tc>
+        <w:tc>
+          <w:tcPr>
+            <w:tcW w:type="dxa" w:w="2160"/>
+          </w:tcPr>
+          <w:p>
+            <w:r>
+              <w:t>新能源</w:t>
+            </w:r>
+          </w:p>
+        </w:tc>
+        <w:tc>
+          <w:tcPr>
+            <w:tcW w:type="dxa" w:w="2160"/>
+          </w:tcPr>
+          <w:p>
+            <w:r>
+              <w:t>479亿</w:t>
+            </w:r>
+          </w:p>
+        </w:tc>
+        <w:tc>
+          <w:tcPr>
+            <w:tcW w:type="dxa" w:w="2160"/>
+          </w:tcPr>
+          <w:p>
+            <w:r>
+              <w:t>21%</w:t>
             </w:r>
           </w:p>
         </w:tc>
@@ -630,37 +3764,37 @@
           </w:tcPr>
           <w:p>
             <w:r>
-              <w:t>创亿网络有限公司</w:t>
-            </w:r>
-          </w:p>
-        </w:tc>
-        <w:tc>
-          <w:tcPr>
-            <w:tcW w:type="dxa" w:w="2160"/>
-          </w:tcPr>
-          <w:p>
-            <w:r>
-              <w:t>云计算</w:t>
-            </w:r>
-          </w:p>
-        </w:tc>
-        <w:tc>
-          <w:tcPr>
-            <w:tcW w:type="dxa" w:w="2160"/>
-          </w:tcPr>
-          <w:p>
-            <w:r>
-              <w:t>698亿</w:t>
-            </w:r>
-          </w:p>
-        </w:tc>
-        <w:tc>
-          <w:tcPr>
-            <w:tcW w:type="dxa" w:w="2160"/>
-          </w:tcPr>
-          <w:p>
-            <w:r>
-              <w:t>10%</w:t>
+              <w:t>飞海科技传媒有限公司</w:t>
+            </w:r>
+          </w:p>
+        </w:tc>
+        <w:tc>
+          <w:tcPr>
+            <w:tcW w:type="dxa" w:w="2160"/>
+          </w:tcPr>
+          <w:p>
+            <w:r>
+              <w:t>消费科技</w:t>
+            </w:r>
+          </w:p>
+        </w:tc>
+        <w:tc>
+          <w:tcPr>
+            <w:tcW w:type="dxa" w:w="2160"/>
+          </w:tcPr>
+          <w:p>
+            <w:r>
+              <w:t>642亿</w:t>
+            </w:r>
+          </w:p>
+        </w:tc>
+        <w:tc>
+          <w:tcPr>
+            <w:tcW w:type="dxa" w:w="2160"/>
+          </w:tcPr>
+          <w:p>
+            <w:r>
+              <w:t>25%</w:t>
             </w:r>
           </w:p>
         </w:tc>
@@ -672,37 +3806,37 @@
           </w:tcPr>
           <w:p>
             <w:r>
-              <w:t>浦华众城信息有限公司</w:t>
-            </w:r>
-          </w:p>
-        </w:tc>
-        <w:tc>
-          <w:tcPr>
-            <w:tcW w:type="dxa" w:w="2160"/>
-          </w:tcPr>
-          <w:p>
-            <w:r>
-              <w:t>云计算</w:t>
-            </w:r>
-          </w:p>
-        </w:tc>
-        <w:tc>
-          <w:tcPr>
-            <w:tcW w:type="dxa" w:w="2160"/>
-          </w:tcPr>
-          <w:p>
-            <w:r>
-              <w:t>619亿</w:t>
-            </w:r>
-          </w:p>
-        </w:tc>
-        <w:tc>
-          <w:tcPr>
-            <w:tcW w:type="dxa" w:w="2160"/>
-          </w:tcPr>
-          <w:p>
-            <w:r>
-              <w:t>22%</w:t>
+              <w:t>恩悌网络有限公司</w:t>
+            </w:r>
+          </w:p>
+        </w:tc>
+        <w:tc>
+          <w:tcPr>
+            <w:tcW w:type="dxa" w:w="2160"/>
+          </w:tcPr>
+          <w:p>
+            <w:r>
+              <w:t>新能源</w:t>
+            </w:r>
+          </w:p>
+        </w:tc>
+        <w:tc>
+          <w:tcPr>
+            <w:tcW w:type="dxa" w:w="2160"/>
+          </w:tcPr>
+          <w:p>
+            <w:r>
+              <w:t>729亿</w:t>
+            </w:r>
+          </w:p>
+        </w:tc>
+        <w:tc>
+          <w:tcPr>
+            <w:tcW w:type="dxa" w:w="2160"/>
+          </w:tcPr>
+          <w:p>
+            <w:r>
+              <w:t>7%</w:t>
             </w:r>
           </w:p>
         </w:tc>
@@ -714,37 +3848,37 @@
           </w:tcPr>
           <w:p>
             <w:r>
-              <w:t>鸿睿思博网络有限公司</w:t>
-            </w:r>
-          </w:p>
-        </w:tc>
-        <w:tc>
-          <w:tcPr>
-            <w:tcW w:type="dxa" w:w="2160"/>
-          </w:tcPr>
-          <w:p>
-            <w:r>
-              <w:t>新能源</w:t>
-            </w:r>
-          </w:p>
-        </w:tc>
-        <w:tc>
-          <w:tcPr>
-            <w:tcW w:type="dxa" w:w="2160"/>
-          </w:tcPr>
-          <w:p>
-            <w:r>
-              <w:t>400亿</w:t>
-            </w:r>
-          </w:p>
-        </w:tc>
-        <w:tc>
-          <w:tcPr>
-            <w:tcW w:type="dxa" w:w="2160"/>
-          </w:tcPr>
-          <w:p>
-            <w:r>
-              <w:t>29%</w:t>
+              <w:t>鑫博腾飞信息有限公司</w:t>
+            </w:r>
+          </w:p>
+        </w:tc>
+        <w:tc>
+          <w:tcPr>
+            <w:tcW w:type="dxa" w:w="2160"/>
+          </w:tcPr>
+          <w:p>
+            <w:r>
+              <w:t>消费科技</w:t>
+            </w:r>
+          </w:p>
+        </w:tc>
+        <w:tc>
+          <w:tcPr>
+            <w:tcW w:type="dxa" w:w="2160"/>
+          </w:tcPr>
+          <w:p>
+            <w:r>
+              <w:t>278亿</w:t>
+            </w:r>
+          </w:p>
+        </w:tc>
+        <w:tc>
+          <w:tcPr>
+            <w:tcW w:type="dxa" w:w="2160"/>
+          </w:tcPr>
+          <w:p>
+            <w:r>
+              <w:t>13%</w:t>
             </w:r>
           </w:p>
         </w:tc>
@@ -756,203 +3890,7 @@
           </w:tcPr>
           <w:p>
             <w:r>
-              <w:t>创亿网络有限公司</w:t>
-            </w:r>
-          </w:p>
-        </w:tc>
-        <w:tc>
-          <w:tcPr>
-            <w:tcW w:type="dxa" w:w="2160"/>
-          </w:tcPr>
-          <w:p>
-            <w:r>
-              <w:t>云计算</w:t>
-            </w:r>
-          </w:p>
-        </w:tc>
-        <w:tc>
-          <w:tcPr>
-            <w:tcW w:type="dxa" w:w="2160"/>
-          </w:tcPr>
-          <w:p>
-            <w:r>
-              <w:t>481亿</w:t>
-            </w:r>
-          </w:p>
-        </w:tc>
-        <w:tc>
-          <w:tcPr>
-            <w:tcW w:type="dxa" w:w="2160"/>
-          </w:tcPr>
-          <w:p>
-            <w:r>
-              <w:t>24%</w:t>
-            </w:r>
-          </w:p>
-        </w:tc>
-      </w:tr>
-    </w:tbl>
-    <w:p>
-      <w:pPr>
-        <w:pStyle w:val="Heading1"/>
-      </w:pPr>
-      <w:r>
-        <w:t>行业分析 2</w:t>
-      </w:r>
-    </w:p>
-    <w:p>
-      <w:r>
-        <w:br/>
-        <w:t>新宇龙信息传媒有限公司 是中国 机器人 行业的重要企业之一。</w:t>
-        <w:br/>
-        <w:t>根据华辰资本 风险管理部 的研究，该公司成立于 2018 年，</w:t>
-        <w:br/>
-        <w:t>目前员工规模约 6070 人。公司近年来持续加大研发投入，</w:t>
-        <w:br/>
-        <w:t>在核心技术方面形成了较强的竞争壁垒。</w:t>
-        <w:br/>
-      </w:r>
-    </w:p>
-    <w:p>
-      <w:r>
-        <w:br/>
-        <w:t>华辰资本旗下的 HC Global Macro Fund 在最近的资产配置会议中</w:t>
-        <w:br/>
-        <w:t>讨论了 消费科技 行业的投资机会，并对 南康网络有限公司</w:t>
-        <w:br/>
-        <w:t>进行了重点评估。</w:t>
-        <w:br/>
-      </w:r>
-    </w:p>
-    <w:p>
-      <w:r>
-        <w:br/>
-        <w:t>华辰资本旗下的 HC Global Macro Fund 在最近的资产配置会议中</w:t>
-        <w:br/>
-        <w:t>讨论了 医疗科技 行业的投资机会，并对 创联世纪科技有限公司</w:t>
-        <w:br/>
-        <w:t>进行了重点评估。</w:t>
-        <w:br/>
-      </w:r>
-    </w:p>
-    <w:p>
-      <w:r>
-        <w:br/>
-        <w:t>华辰资本旗下的 HC Global Macro Fund 在最近的资产配置会议中</w:t>
-        <w:br/>
-        <w:t>讨论了 消费科技 行业的投资机会，并对 和泰传媒有限公司</w:t>
-        <w:br/>
-        <w:t>进行了重点评估。</w:t>
-        <w:br/>
-      </w:r>
-    </w:p>
-    <w:p>
-      <w:r>
-        <w:br/>
-        <w:t>风险管理部认为，云计算 行业仍然面临若干</w:t>
-        <w:br/>
-        <w:t>不确定性因素，包括技术迭代风险、政策变化、</w:t>
-        <w:br/>
-        <w:t>以及市场竞争加剧等问题。</w:t>
-        <w:br/>
-      </w:r>
-    </w:p>
-    <w:p>
-      <w:r>
-        <w:br/>
-        <w:t>鸿睿思博网络有限公司 是中国 新能源 行业的重要企业之一。</w:t>
-        <w:br/>
-        <w:t>根据华辰资本 风险管理部 的研究，该公司成立于 2015 年，</w:t>
-        <w:br/>
-        <w:t>目前员工规模约 1240 人。公司近年来持续加大研发投入，</w:t>
-        <w:br/>
-        <w:t>在核心技术方面形成了较强的竞争壁垒。</w:t>
-        <w:br/>
-      </w:r>
-    </w:p>
-    <w:p>
-      <w:r>
-        <w:br/>
-        <w:t>风险管理部认为，云计算 行业仍然面临若干</w:t>
-        <w:br/>
-        <w:t>不确定性因素，包括技术迭代风险、政策变化、</w:t>
-        <w:br/>
-        <w:t>以及市场竞争加剧等问题。</w:t>
-        <w:br/>
-      </w:r>
-    </w:p>
-    <w:p>
-      <w:r>
-        <w:br/>
-        <w:t>风险管理部认为，半导体 行业仍然面临若干</w:t>
-        <w:br/>
-        <w:t>不确定性因素，包括技术迭代风险、政策变化、</w:t>
-        <w:br/>
-        <w:t>以及市场竞争加剧等问题。</w:t>
-        <w:br/>
-      </w:r>
-    </w:p>
-    <w:tbl>
-      <w:tblPr>
-        <w:tblW w:type="auto" w:w="0"/>
-        <w:tblLook w:firstColumn="1" w:firstRow="1" w:lastColumn="0" w:lastRow="0" w:noHBand="0" w:noVBand="1" w:val="04A0"/>
-      </w:tblPr>
-      <w:tblGrid>
-        <w:gridCol w:w="2160"/>
-        <w:gridCol w:w="2160"/>
-        <w:gridCol w:w="2160"/>
-        <w:gridCol w:w="2160"/>
-      </w:tblGrid>
-      <w:tr>
-        <w:tc>
-          <w:tcPr>
-            <w:tcW w:type="dxa" w:w="2160"/>
-          </w:tcPr>
-          <w:p>
-            <w:r>
-              <w:t>公司</w:t>
-            </w:r>
-          </w:p>
-        </w:tc>
-        <w:tc>
-          <w:tcPr>
-            <w:tcW w:type="dxa" w:w="2160"/>
-          </w:tcPr>
-          <w:p>
-            <w:r>
-              <w:t>行业</w:t>
-            </w:r>
-          </w:p>
-        </w:tc>
-        <w:tc>
-          <w:tcPr>
-            <w:tcW w:type="dxa" w:w="2160"/>
-          </w:tcPr>
-          <w:p>
-            <w:r>
-              <w:t>市值</w:t>
-            </w:r>
-          </w:p>
-        </w:tc>
-        <w:tc>
-          <w:tcPr>
-            <w:tcW w:type="dxa" w:w="2160"/>
-          </w:tcPr>
-          <w:p>
-            <w:r>
-              <w:t>增长率</w:t>
-            </w:r>
-          </w:p>
-        </w:tc>
-      </w:tr>
-      <w:tr>
-        <w:tc>
-          <w:tcPr>
-            <w:tcW w:type="dxa" w:w="2160"/>
-          </w:tcPr>
-          <w:p>
-            <w:r>
-              <w:t>华远软件信息有限公司</w:t>
+              <w:t>华泰通安网络有限公司</w:t>
             </w:r>
           </w:p>
         </w:tc>
@@ -972,1333 +3910,7 @@
           </w:tcPr>
           <w:p>
             <w:r>
-              <w:t>528亿</w:t>
-            </w:r>
-          </w:p>
-        </w:tc>
-        <w:tc>
-          <w:tcPr>
-            <w:tcW w:type="dxa" w:w="2160"/>
-          </w:tcPr>
-          <w:p>
-            <w:r>
-              <w:t>25%</w:t>
-            </w:r>
-          </w:p>
-        </w:tc>
-      </w:tr>
-      <w:tr>
-        <w:tc>
-          <w:tcPr>
-            <w:tcW w:type="dxa" w:w="2160"/>
-          </w:tcPr>
-          <w:p>
-            <w:r>
-              <w:t>艾提科信科技有限公司</w:t>
-            </w:r>
-          </w:p>
-        </w:tc>
-        <w:tc>
-          <w:tcPr>
-            <w:tcW w:type="dxa" w:w="2160"/>
-          </w:tcPr>
-          <w:p>
-            <w:r>
-              <w:t>机器人</w:t>
-            </w:r>
-          </w:p>
-        </w:tc>
-        <w:tc>
-          <w:tcPr>
-            <w:tcW w:type="dxa" w:w="2160"/>
-          </w:tcPr>
-          <w:p>
-            <w:r>
-              <w:t>122亿</w:t>
-            </w:r>
-          </w:p>
-        </w:tc>
-        <w:tc>
-          <w:tcPr>
-            <w:tcW w:type="dxa" w:w="2160"/>
-          </w:tcPr>
-          <w:p>
-            <w:r>
-              <w:t>29%</w:t>
-            </w:r>
-          </w:p>
-        </w:tc>
-      </w:tr>
-      <w:tr>
-        <w:tc>
-          <w:tcPr>
-            <w:tcW w:type="dxa" w:w="2160"/>
-          </w:tcPr>
-          <w:p>
-            <w:r>
-              <w:t>和泰传媒有限公司</w:t>
-            </w:r>
-          </w:p>
-        </w:tc>
-        <w:tc>
-          <w:tcPr>
-            <w:tcW w:type="dxa" w:w="2160"/>
-          </w:tcPr>
-          <w:p>
-            <w:r>
-              <w:t>消费科技</w:t>
-            </w:r>
-          </w:p>
-        </w:tc>
-        <w:tc>
-          <w:tcPr>
-            <w:tcW w:type="dxa" w:w="2160"/>
-          </w:tcPr>
-          <w:p>
-            <w:r>
-              <w:t>586亿</w:t>
-            </w:r>
-          </w:p>
-        </w:tc>
-        <w:tc>
-          <w:tcPr>
-            <w:tcW w:type="dxa" w:w="2160"/>
-          </w:tcPr>
-          <w:p>
-            <w:r>
-              <w:t>9%</w:t>
-            </w:r>
-          </w:p>
-        </w:tc>
-      </w:tr>
-      <w:tr>
-        <w:tc>
-          <w:tcPr>
-            <w:tcW w:type="dxa" w:w="2160"/>
-          </w:tcPr>
-          <w:p>
-            <w:r>
-              <w:t>济南亿次元网络有限公司</w:t>
-            </w:r>
-          </w:p>
-        </w:tc>
-        <w:tc>
-          <w:tcPr>
-            <w:tcW w:type="dxa" w:w="2160"/>
-          </w:tcPr>
-          <w:p>
-            <w:r>
-              <w:t>机器人</w:t>
-            </w:r>
-          </w:p>
-        </w:tc>
-        <w:tc>
-          <w:tcPr>
-            <w:tcW w:type="dxa" w:w="2160"/>
-          </w:tcPr>
-          <w:p>
-            <w:r>
-              <w:t>624亿</w:t>
-            </w:r>
-          </w:p>
-        </w:tc>
-        <w:tc>
-          <w:tcPr>
-            <w:tcW w:type="dxa" w:w="2160"/>
-          </w:tcPr>
-          <w:p>
-            <w:r>
-              <w:t>27%</w:t>
-            </w:r>
-          </w:p>
-        </w:tc>
-      </w:tr>
-      <w:tr>
-        <w:tc>
-          <w:tcPr>
-            <w:tcW w:type="dxa" w:w="2160"/>
-          </w:tcPr>
-          <w:p>
-            <w:r>
-              <w:t>兰金电子网络有限公司</w:t>
-            </w:r>
-          </w:p>
-        </w:tc>
-        <w:tc>
-          <w:tcPr>
-            <w:tcW w:type="dxa" w:w="2160"/>
-          </w:tcPr>
-          <w:p>
-            <w:r>
-              <w:t>消费科技</w:t>
-            </w:r>
-          </w:p>
-        </w:tc>
-        <w:tc>
-          <w:tcPr>
-            <w:tcW w:type="dxa" w:w="2160"/>
-          </w:tcPr>
-          <w:p>
-            <w:r>
-              <w:t>290亿</w:t>
-            </w:r>
-          </w:p>
-        </w:tc>
-        <w:tc>
-          <w:tcPr>
-            <w:tcW w:type="dxa" w:w="2160"/>
-          </w:tcPr>
-          <w:p>
-            <w:r>
-              <w:t>9%</w:t>
-            </w:r>
-          </w:p>
-        </w:tc>
-      </w:tr>
-      <w:tr>
-        <w:tc>
-          <w:tcPr>
-            <w:tcW w:type="dxa" w:w="2160"/>
-          </w:tcPr>
-          <w:p>
-            <w:r>
-              <w:t>昊嘉网络有限公司</w:t>
-            </w:r>
-          </w:p>
-        </w:tc>
-        <w:tc>
-          <w:tcPr>
-            <w:tcW w:type="dxa" w:w="2160"/>
-          </w:tcPr>
-          <w:p>
-            <w:r>
-              <w:t>新能源</w:t>
-            </w:r>
-          </w:p>
-        </w:tc>
-        <w:tc>
-          <w:tcPr>
-            <w:tcW w:type="dxa" w:w="2160"/>
-          </w:tcPr>
-          <w:p>
-            <w:r>
-              <w:t>670亿</w:t>
-            </w:r>
-          </w:p>
-        </w:tc>
-        <w:tc>
-          <w:tcPr>
-            <w:tcW w:type="dxa" w:w="2160"/>
-          </w:tcPr>
-          <w:p>
-            <w:r>
-              <w:t>27%</w:t>
-            </w:r>
-          </w:p>
-        </w:tc>
-      </w:tr>
-      <w:tr>
-        <w:tc>
-          <w:tcPr>
-            <w:tcW w:type="dxa" w:w="2160"/>
-          </w:tcPr>
-          <w:p>
-            <w:r>
-              <w:t>南康网络有限公司</w:t>
-            </w:r>
-          </w:p>
-        </w:tc>
-        <w:tc>
-          <w:tcPr>
-            <w:tcW w:type="dxa" w:w="2160"/>
-          </w:tcPr>
-          <w:p>
-            <w:r>
-              <w:t>消费科技</w:t>
-            </w:r>
-          </w:p>
-        </w:tc>
-        <w:tc>
-          <w:tcPr>
-            <w:tcW w:type="dxa" w:w="2160"/>
-          </w:tcPr>
-          <w:p>
-            <w:r>
-              <w:t>573亿</w:t>
-            </w:r>
-          </w:p>
-        </w:tc>
-        <w:tc>
-          <w:tcPr>
-            <w:tcW w:type="dxa" w:w="2160"/>
-          </w:tcPr>
-          <w:p>
-            <w:r>
-              <w:t>29%</w:t>
-            </w:r>
-          </w:p>
-        </w:tc>
-      </w:tr>
-      <w:tr>
-        <w:tc>
-          <w:tcPr>
-            <w:tcW w:type="dxa" w:w="2160"/>
-          </w:tcPr>
-          <w:p>
-            <w:r>
-              <w:t>飞利信科技有限公司</w:t>
-            </w:r>
-          </w:p>
-        </w:tc>
-        <w:tc>
-          <w:tcPr>
-            <w:tcW w:type="dxa" w:w="2160"/>
-          </w:tcPr>
-          <w:p>
-            <w:r>
-              <w:t>新能源</w:t>
-            </w:r>
-          </w:p>
-        </w:tc>
-        <w:tc>
-          <w:tcPr>
-            <w:tcW w:type="dxa" w:w="2160"/>
-          </w:tcPr>
-          <w:p>
-            <w:r>
-              <w:t>628亿</w:t>
-            </w:r>
-          </w:p>
-        </w:tc>
-        <w:tc>
-          <w:tcPr>
-            <w:tcW w:type="dxa" w:w="2160"/>
-          </w:tcPr>
-          <w:p>
-            <w:r>
-              <w:t>22%</w:t>
-            </w:r>
-          </w:p>
-        </w:tc>
-      </w:tr>
-      <w:tr>
-        <w:tc>
-          <w:tcPr>
-            <w:tcW w:type="dxa" w:w="2160"/>
-          </w:tcPr>
-          <w:p>
-            <w:r>
-              <w:t>和泰科技有限公司</w:t>
-            </w:r>
-          </w:p>
-        </w:tc>
-        <w:tc>
-          <w:tcPr>
-            <w:tcW w:type="dxa" w:w="2160"/>
-          </w:tcPr>
-          <w:p>
-            <w:r>
-              <w:t>人工智能</w:t>
-            </w:r>
-          </w:p>
-        </w:tc>
-        <w:tc>
-          <w:tcPr>
-            <w:tcW w:type="dxa" w:w="2160"/>
-          </w:tcPr>
-          <w:p>
-            <w:r>
-              <w:t>527亿</w:t>
-            </w:r>
-          </w:p>
-        </w:tc>
-        <w:tc>
-          <w:tcPr>
-            <w:tcW w:type="dxa" w:w="2160"/>
-          </w:tcPr>
-          <w:p>
-            <w:r>
-              <w:t>22%</w:t>
-            </w:r>
-          </w:p>
-        </w:tc>
-      </w:tr>
-      <w:tr>
-        <w:tc>
-          <w:tcPr>
-            <w:tcW w:type="dxa" w:w="2160"/>
-          </w:tcPr>
-          <w:p>
-            <w:r>
-              <w:t>昊嘉网络有限公司</w:t>
-            </w:r>
-          </w:p>
-        </w:tc>
-        <w:tc>
-          <w:tcPr>
-            <w:tcW w:type="dxa" w:w="2160"/>
-          </w:tcPr>
-          <w:p>
-            <w:r>
-              <w:t>新能源</w:t>
-            </w:r>
-          </w:p>
-        </w:tc>
-        <w:tc>
-          <w:tcPr>
-            <w:tcW w:type="dxa" w:w="2160"/>
-          </w:tcPr>
-          <w:p>
-            <w:r>
-              <w:t>768亿</w:t>
-            </w:r>
-          </w:p>
-        </w:tc>
-        <w:tc>
-          <w:tcPr>
-            <w:tcW w:type="dxa" w:w="2160"/>
-          </w:tcPr>
-          <w:p>
-            <w:r>
-              <w:t>23%</w:t>
-            </w:r>
-          </w:p>
-        </w:tc>
-      </w:tr>
-      <w:tr>
-        <w:tc>
-          <w:tcPr>
-            <w:tcW w:type="dxa" w:w="2160"/>
-          </w:tcPr>
-          <w:p>
-            <w:r>
-              <w:t>南康网络有限公司</w:t>
-            </w:r>
-          </w:p>
-        </w:tc>
-        <w:tc>
-          <w:tcPr>
-            <w:tcW w:type="dxa" w:w="2160"/>
-          </w:tcPr>
-          <w:p>
-            <w:r>
-              <w:t>消费科技</w:t>
-            </w:r>
-          </w:p>
-        </w:tc>
-        <w:tc>
-          <w:tcPr>
-            <w:tcW w:type="dxa" w:w="2160"/>
-          </w:tcPr>
-          <w:p>
-            <w:r>
-              <w:t>109亿</w:t>
-            </w:r>
-          </w:p>
-        </w:tc>
-        <w:tc>
-          <w:tcPr>
-            <w:tcW w:type="dxa" w:w="2160"/>
-          </w:tcPr>
-          <w:p>
-            <w:r>
-              <w:t>18%</w:t>
-            </w:r>
-          </w:p>
-        </w:tc>
-      </w:tr>
-      <w:tr>
-        <w:tc>
-          <w:tcPr>
-            <w:tcW w:type="dxa" w:w="2160"/>
-          </w:tcPr>
-          <w:p>
-            <w:r>
-              <w:t>创联世纪科技有限公司</w:t>
-            </w:r>
-          </w:p>
-        </w:tc>
-        <w:tc>
-          <w:tcPr>
-            <w:tcW w:type="dxa" w:w="2160"/>
-          </w:tcPr>
-          <w:p>
-            <w:r>
-              <w:t>医疗科技</w:t>
-            </w:r>
-          </w:p>
-        </w:tc>
-        <w:tc>
-          <w:tcPr>
-            <w:tcW w:type="dxa" w:w="2160"/>
-          </w:tcPr>
-          <w:p>
-            <w:r>
-              <w:t>556亿</w:t>
-            </w:r>
-          </w:p>
-        </w:tc>
-        <w:tc>
-          <w:tcPr>
-            <w:tcW w:type="dxa" w:w="2160"/>
-          </w:tcPr>
-          <w:p>
-            <w:r>
-              <w:t>28%</w:t>
-            </w:r>
-          </w:p>
-        </w:tc>
-      </w:tr>
-      <w:tr>
-        <w:tc>
-          <w:tcPr>
-            <w:tcW w:type="dxa" w:w="2160"/>
-          </w:tcPr>
-          <w:p>
-            <w:r>
-              <w:t>雨林木风计算机科技有限公司</w:t>
-            </w:r>
-          </w:p>
-        </w:tc>
-        <w:tc>
-          <w:tcPr>
-            <w:tcW w:type="dxa" w:w="2160"/>
-          </w:tcPr>
-          <w:p>
-            <w:r>
-              <w:t>人工智能</w:t>
-            </w:r>
-          </w:p>
-        </w:tc>
-        <w:tc>
-          <w:tcPr>
-            <w:tcW w:type="dxa" w:w="2160"/>
-          </w:tcPr>
-          <w:p>
-            <w:r>
-              <w:t>234亿</w:t>
-            </w:r>
-          </w:p>
-        </w:tc>
-        <w:tc>
-          <w:tcPr>
-            <w:tcW w:type="dxa" w:w="2160"/>
-          </w:tcPr>
-          <w:p>
-            <w:r>
-              <w:t>11%</w:t>
-            </w:r>
-          </w:p>
-        </w:tc>
-      </w:tr>
-      <w:tr>
-        <w:tc>
-          <w:tcPr>
-            <w:tcW w:type="dxa" w:w="2160"/>
-          </w:tcPr>
-          <w:p>
-            <w:r>
-              <w:t>浦华众城信息有限公司</w:t>
-            </w:r>
-          </w:p>
-        </w:tc>
-        <w:tc>
-          <w:tcPr>
-            <w:tcW w:type="dxa" w:w="2160"/>
-          </w:tcPr>
-          <w:p>
-            <w:r>
-              <w:t>云计算</w:t>
-            </w:r>
-          </w:p>
-        </w:tc>
-        <w:tc>
-          <w:tcPr>
-            <w:tcW w:type="dxa" w:w="2160"/>
-          </w:tcPr>
-          <w:p>
-            <w:r>
-              <w:t>139亿</w:t>
-            </w:r>
-          </w:p>
-        </w:tc>
-        <w:tc>
-          <w:tcPr>
-            <w:tcW w:type="dxa" w:w="2160"/>
-          </w:tcPr>
-          <w:p>
-            <w:r>
-              <w:t>26%</w:t>
-            </w:r>
-          </w:p>
-        </w:tc>
-      </w:tr>
-      <w:tr>
-        <w:tc>
-          <w:tcPr>
-            <w:tcW w:type="dxa" w:w="2160"/>
-          </w:tcPr>
-          <w:p>
-            <w:r>
-              <w:t>易动力科技有限公司</w:t>
-            </w:r>
-          </w:p>
-        </w:tc>
-        <w:tc>
-          <w:tcPr>
-            <w:tcW w:type="dxa" w:w="2160"/>
-          </w:tcPr>
-          <w:p>
-            <w:r>
-              <w:t>云计算</w:t>
-            </w:r>
-          </w:p>
-        </w:tc>
-        <w:tc>
-          <w:tcPr>
-            <w:tcW w:type="dxa" w:w="2160"/>
-          </w:tcPr>
-          <w:p>
-            <w:r>
-              <w:t>526亿</w:t>
-            </w:r>
-          </w:p>
-        </w:tc>
-        <w:tc>
-          <w:tcPr>
-            <w:tcW w:type="dxa" w:w="2160"/>
-          </w:tcPr>
-          <w:p>
-            <w:r>
-              <w:t>30%</w:t>
-            </w:r>
-          </w:p>
-        </w:tc>
-      </w:tr>
-    </w:tbl>
-    <w:p>
-      <w:pPr>
-        <w:pStyle w:val="Heading1"/>
-      </w:pPr>
-      <w:r>
-        <w:t>行业分析 3</w:t>
-      </w:r>
-    </w:p>
-    <w:p>
-      <w:r>
-        <w:br/>
-        <w:t>华辰资本旗下的 HC Alpha Growth Fund 在最近的资产配置会议中</w:t>
-        <w:br/>
-        <w:t>讨论了 消费科技 行业的投资机会，并对 银嘉信息有限公司</w:t>
-        <w:br/>
-        <w:t>进行了重点评估。</w:t>
-        <w:br/>
-      </w:r>
-    </w:p>
-    <w:p>
-      <w:r>
-        <w:br/>
-        <w:t>华辰资本旗下的 HC AI Innovation Fund 在最近的资产配置会议中</w:t>
-        <w:br/>
-        <w:t>讨论了 新能源 行业的投资机会，并对 东方峻景传媒有限公司</w:t>
-        <w:br/>
-        <w:t>进行了重点评估。</w:t>
-        <w:br/>
-      </w:r>
-    </w:p>
-    <w:p>
-      <w:r>
-        <w:br/>
-        <w:t>华辰资本旗下的 HC AI Innovation Fund 在最近的资产配置会议中</w:t>
-        <w:br/>
-        <w:t>讨论了 机器人 行业的投资机会，并对 艾提科信科技有限公司</w:t>
-        <w:br/>
-        <w:t>进行了重点评估。</w:t>
-        <w:br/>
-      </w:r>
-    </w:p>
-    <w:p>
-      <w:r>
-        <w:br/>
-        <w:t>风险管理部认为，新能源 行业仍然面临若干</w:t>
-        <w:br/>
-        <w:t>不确定性因素，包括技术迭代风险、政策变化、</w:t>
-        <w:br/>
-        <w:t>以及市场竞争加剧等问题。</w:t>
-        <w:br/>
-      </w:r>
-    </w:p>
-    <w:p>
-      <w:r>
-        <w:br/>
-        <w:t>从产业链角度看，半导体 行业主要由上游设备厂商、</w:t>
-        <w:br/>
-        <w:t>中游平台企业以及下游应用厂商组成。</w:t>
-        <w:br/>
-        <w:t>佳禾科技有限公司 主要位于产业链的 下游 环节。</w:t>
-        <w:br/>
-      </w:r>
-    </w:p>
-    <w:p>
-      <w:r>
-        <w:br/>
-        <w:t>风险管理部认为，新能源 行业仍然面临若干</w:t>
-        <w:br/>
-        <w:t>不确定性因素，包括技术迭代风险、政策变化、</w:t>
-        <w:br/>
-        <w:t>以及市场竞争加剧等问题。</w:t>
-        <w:br/>
-      </w:r>
-    </w:p>
-    <w:p>
-      <w:r>
-        <w:br/>
-        <w:t>根据内部财务模型测算，雨林木风计算机网络有限公司 在未来三年</w:t>
-        <w:br/>
-        <w:t>收入复合增长率预计可达到 31% 左右。</w:t>
-        <w:br/>
-        <w:t>该预测基于行业需求增长以及公司产能扩张计划。</w:t>
-        <w:br/>
-      </w:r>
-    </w:p>
-    <w:p>
-      <w:r>
-        <w:br/>
-        <w:t>华辰资本旗下的 HC Quant Arbitrage Fund 在最近的资产配置会议中</w:t>
-        <w:br/>
-        <w:t>讨论了 人工智能 行业的投资机会，并对 和泰科技有限公司</w:t>
-        <w:br/>
-        <w:t>进行了重点评估。</w:t>
-        <w:br/>
-      </w:r>
-    </w:p>
-    <w:tbl>
-      <w:tblPr>
-        <w:tblW w:type="auto" w:w="0"/>
-        <w:tblLook w:firstColumn="1" w:firstRow="1" w:lastColumn="0" w:lastRow="0" w:noHBand="0" w:noVBand="1" w:val="04A0"/>
-      </w:tblPr>
-      <w:tblGrid>
-        <w:gridCol w:w="2160"/>
-        <w:gridCol w:w="2160"/>
-        <w:gridCol w:w="2160"/>
-        <w:gridCol w:w="2160"/>
-      </w:tblGrid>
-      <w:tr>
-        <w:tc>
-          <w:tcPr>
-            <w:tcW w:type="dxa" w:w="2160"/>
-          </w:tcPr>
-          <w:p>
-            <w:r>
-              <w:t>公司</w:t>
-            </w:r>
-          </w:p>
-        </w:tc>
-        <w:tc>
-          <w:tcPr>
-            <w:tcW w:type="dxa" w:w="2160"/>
-          </w:tcPr>
-          <w:p>
-            <w:r>
-              <w:t>行业</w:t>
-            </w:r>
-          </w:p>
-        </w:tc>
-        <w:tc>
-          <w:tcPr>
-            <w:tcW w:type="dxa" w:w="2160"/>
-          </w:tcPr>
-          <w:p>
-            <w:r>
-              <w:t>市值</w:t>
-            </w:r>
-          </w:p>
-        </w:tc>
-        <w:tc>
-          <w:tcPr>
-            <w:tcW w:type="dxa" w:w="2160"/>
-          </w:tcPr>
-          <w:p>
-            <w:r>
-              <w:t>增长率</w:t>
-            </w:r>
-          </w:p>
-        </w:tc>
-      </w:tr>
-      <w:tr>
-        <w:tc>
-          <w:tcPr>
-            <w:tcW w:type="dxa" w:w="2160"/>
-          </w:tcPr>
-          <w:p>
-            <w:r>
-              <w:t>东方峻景网络有限公司</w:t>
-            </w:r>
-          </w:p>
-        </w:tc>
-        <w:tc>
-          <w:tcPr>
-            <w:tcW w:type="dxa" w:w="2160"/>
-          </w:tcPr>
-          <w:p>
-            <w:r>
-              <w:t>机器人</w:t>
-            </w:r>
-          </w:p>
-        </w:tc>
-        <w:tc>
-          <w:tcPr>
-            <w:tcW w:type="dxa" w:w="2160"/>
-          </w:tcPr>
-          <w:p>
-            <w:r>
-              <w:t>580亿</w:t>
-            </w:r>
-          </w:p>
-        </w:tc>
-        <w:tc>
-          <w:tcPr>
-            <w:tcW w:type="dxa" w:w="2160"/>
-          </w:tcPr>
-          <w:p>
-            <w:r>
-              <w:t>22%</w:t>
-            </w:r>
-          </w:p>
-        </w:tc>
-      </w:tr>
-      <w:tr>
-        <w:tc>
-          <w:tcPr>
-            <w:tcW w:type="dxa" w:w="2160"/>
-          </w:tcPr>
-          <w:p>
-            <w:r>
-              <w:t>九方网络有限公司</w:t>
-            </w:r>
-          </w:p>
-        </w:tc>
-        <w:tc>
-          <w:tcPr>
-            <w:tcW w:type="dxa" w:w="2160"/>
-          </w:tcPr>
-          <w:p>
-            <w:r>
-              <w:t>新能源</w:t>
-            </w:r>
-          </w:p>
-        </w:tc>
-        <w:tc>
-          <w:tcPr>
-            <w:tcW w:type="dxa" w:w="2160"/>
-          </w:tcPr>
-          <w:p>
-            <w:r>
-              <w:t>752亿</w:t>
-            </w:r>
-          </w:p>
-        </w:tc>
-        <w:tc>
-          <w:tcPr>
-            <w:tcW w:type="dxa" w:w="2160"/>
-          </w:tcPr>
-          <w:p>
-            <w:r>
-              <w:t>9%</w:t>
-            </w:r>
-          </w:p>
-        </w:tc>
-      </w:tr>
-      <w:tr>
-        <w:tc>
-          <w:tcPr>
-            <w:tcW w:type="dxa" w:w="2160"/>
-          </w:tcPr>
-          <w:p>
-            <w:r>
-              <w:t>浦华众城信息有限公司</w:t>
-            </w:r>
-          </w:p>
-        </w:tc>
-        <w:tc>
-          <w:tcPr>
-            <w:tcW w:type="dxa" w:w="2160"/>
-          </w:tcPr>
-          <w:p>
-            <w:r>
-              <w:t>云计算</w:t>
-            </w:r>
-          </w:p>
-        </w:tc>
-        <w:tc>
-          <w:tcPr>
-            <w:tcW w:type="dxa" w:w="2160"/>
-          </w:tcPr>
-          <w:p>
-            <w:r>
-              <w:t>788亿</w:t>
-            </w:r>
-          </w:p>
-        </w:tc>
-        <w:tc>
-          <w:tcPr>
-            <w:tcW w:type="dxa" w:w="2160"/>
-          </w:tcPr>
-          <w:p>
-            <w:r>
-              <w:t>5%</w:t>
-            </w:r>
-          </w:p>
-        </w:tc>
-      </w:tr>
-      <w:tr>
-        <w:tc>
-          <w:tcPr>
-            <w:tcW w:type="dxa" w:w="2160"/>
-          </w:tcPr>
-          <w:p>
-            <w:r>
-              <w:t>雨林木风计算机科技有限公司</w:t>
-            </w:r>
-          </w:p>
-        </w:tc>
-        <w:tc>
-          <w:tcPr>
-            <w:tcW w:type="dxa" w:w="2160"/>
-          </w:tcPr>
-          <w:p>
-            <w:r>
-              <w:t>人工智能</w:t>
-            </w:r>
-          </w:p>
-        </w:tc>
-        <w:tc>
-          <w:tcPr>
-            <w:tcW w:type="dxa" w:w="2160"/>
-          </w:tcPr>
-          <w:p>
-            <w:r>
-              <w:t>216亿</w:t>
-            </w:r>
-          </w:p>
-        </w:tc>
-        <w:tc>
-          <w:tcPr>
-            <w:tcW w:type="dxa" w:w="2160"/>
-          </w:tcPr>
-          <w:p>
-            <w:r>
-              <w:t>19%</w:t>
-            </w:r>
-          </w:p>
-        </w:tc>
-      </w:tr>
-      <w:tr>
-        <w:tc>
-          <w:tcPr>
-            <w:tcW w:type="dxa" w:w="2160"/>
-          </w:tcPr>
-          <w:p>
-            <w:r>
-              <w:t>昂歌信息科技有限公司</w:t>
-            </w:r>
-          </w:p>
-        </w:tc>
-        <w:tc>
-          <w:tcPr>
-            <w:tcW w:type="dxa" w:w="2160"/>
-          </w:tcPr>
-          <w:p>
-            <w:r>
-              <w:t>消费科技</w:t>
-            </w:r>
-          </w:p>
-        </w:tc>
-        <w:tc>
-          <w:tcPr>
-            <w:tcW w:type="dxa" w:w="2160"/>
-          </w:tcPr>
-          <w:p>
-            <w:r>
-              <w:t>608亿</w:t>
-            </w:r>
-          </w:p>
-        </w:tc>
-        <w:tc>
-          <w:tcPr>
-            <w:tcW w:type="dxa" w:w="2160"/>
-          </w:tcPr>
-          <w:p>
-            <w:r>
-              <w:t>12%</w:t>
-            </w:r>
-          </w:p>
-        </w:tc>
-      </w:tr>
-      <w:tr>
-        <w:tc>
-          <w:tcPr>
-            <w:tcW w:type="dxa" w:w="2160"/>
-          </w:tcPr>
-          <w:p>
-            <w:r>
-              <w:t>鸿睿思博信息有限公司</w:t>
-            </w:r>
-          </w:p>
-        </w:tc>
-        <w:tc>
-          <w:tcPr>
-            <w:tcW w:type="dxa" w:w="2160"/>
-          </w:tcPr>
-          <w:p>
-            <w:r>
-              <w:t>半导体</w:t>
-            </w:r>
-          </w:p>
-        </w:tc>
-        <w:tc>
-          <w:tcPr>
-            <w:tcW w:type="dxa" w:w="2160"/>
-          </w:tcPr>
-          <w:p>
-            <w:r>
-              <w:t>170亿</w:t>
-            </w:r>
-          </w:p>
-        </w:tc>
-        <w:tc>
-          <w:tcPr>
-            <w:tcW w:type="dxa" w:w="2160"/>
-          </w:tcPr>
-          <w:p>
-            <w:r>
-              <w:t>17%</w:t>
-            </w:r>
-          </w:p>
-        </w:tc>
-      </w:tr>
-      <w:tr>
-        <w:tc>
-          <w:tcPr>
-            <w:tcW w:type="dxa" w:w="2160"/>
-          </w:tcPr>
-          <w:p>
-            <w:r>
-              <w:t>飞利信科技有限公司</w:t>
-            </w:r>
-          </w:p>
-        </w:tc>
-        <w:tc>
-          <w:tcPr>
-            <w:tcW w:type="dxa" w:w="2160"/>
-          </w:tcPr>
-          <w:p>
-            <w:r>
-              <w:t>新能源</w:t>
-            </w:r>
-          </w:p>
-        </w:tc>
-        <w:tc>
-          <w:tcPr>
-            <w:tcW w:type="dxa" w:w="2160"/>
-          </w:tcPr>
-          <w:p>
-            <w:r>
-              <w:t>752亿</w:t>
-            </w:r>
-          </w:p>
-        </w:tc>
-        <w:tc>
-          <w:tcPr>
-            <w:tcW w:type="dxa" w:w="2160"/>
-          </w:tcPr>
-          <w:p>
-            <w:r>
-              <w:t>24%</w:t>
-            </w:r>
-          </w:p>
-        </w:tc>
-      </w:tr>
-      <w:tr>
-        <w:tc>
-          <w:tcPr>
-            <w:tcW w:type="dxa" w:w="2160"/>
-          </w:tcPr>
-          <w:p>
-            <w:r>
-              <w:t>富罳信息有限公司</w:t>
-            </w:r>
-          </w:p>
-        </w:tc>
-        <w:tc>
-          <w:tcPr>
-            <w:tcW w:type="dxa" w:w="2160"/>
-          </w:tcPr>
-          <w:p>
-            <w:r>
-              <w:t>医疗科技</w:t>
-            </w:r>
-          </w:p>
-        </w:tc>
-        <w:tc>
-          <w:tcPr>
-            <w:tcW w:type="dxa" w:w="2160"/>
-          </w:tcPr>
-          <w:p>
-            <w:r>
-              <w:t>287亿</w:t>
-            </w:r>
-          </w:p>
-        </w:tc>
-        <w:tc>
-          <w:tcPr>
-            <w:tcW w:type="dxa" w:w="2160"/>
-          </w:tcPr>
-          <w:p>
-            <w:r>
-              <w:t>21%</w:t>
-            </w:r>
-          </w:p>
-        </w:tc>
-      </w:tr>
-      <w:tr>
-        <w:tc>
-          <w:tcPr>
-            <w:tcW w:type="dxa" w:w="2160"/>
-          </w:tcPr>
-          <w:p>
-            <w:r>
-              <w:t>雨林木风计算机科技有限公司</w:t>
-            </w:r>
-          </w:p>
-        </w:tc>
-        <w:tc>
-          <w:tcPr>
-            <w:tcW w:type="dxa" w:w="2160"/>
-          </w:tcPr>
-          <w:p>
-            <w:r>
-              <w:t>人工智能</w:t>
-            </w:r>
-          </w:p>
-        </w:tc>
-        <w:tc>
-          <w:tcPr>
-            <w:tcW w:type="dxa" w:w="2160"/>
-          </w:tcPr>
-          <w:p>
-            <w:r>
-              <w:t>800亿</w:t>
-            </w:r>
-          </w:p>
-        </w:tc>
-        <w:tc>
-          <w:tcPr>
-            <w:tcW w:type="dxa" w:w="2160"/>
-          </w:tcPr>
-          <w:p>
-            <w:r>
-              <w:t>27%</w:t>
-            </w:r>
-          </w:p>
-        </w:tc>
-      </w:tr>
-      <w:tr>
-        <w:tc>
-          <w:tcPr>
-            <w:tcW w:type="dxa" w:w="2160"/>
-          </w:tcPr>
-          <w:p>
-            <w:r>
-              <w:t>昂歌信息科技有限公司</w:t>
-            </w:r>
-          </w:p>
-        </w:tc>
-        <w:tc>
-          <w:tcPr>
-            <w:tcW w:type="dxa" w:w="2160"/>
-          </w:tcPr>
-          <w:p>
-            <w:r>
-              <w:t>消费科技</w:t>
-            </w:r>
-          </w:p>
-        </w:tc>
-        <w:tc>
-          <w:tcPr>
-            <w:tcW w:type="dxa" w:w="2160"/>
-          </w:tcPr>
-          <w:p>
-            <w:r>
-              <w:t>297亿</w:t>
-            </w:r>
-          </w:p>
-        </w:tc>
-        <w:tc>
-          <w:tcPr>
-            <w:tcW w:type="dxa" w:w="2160"/>
-          </w:tcPr>
-          <w:p>
-            <w:r>
-              <w:t>10%</w:t>
-            </w:r>
-          </w:p>
-        </w:tc>
-      </w:tr>
-      <w:tr>
-        <w:tc>
-          <w:tcPr>
-            <w:tcW w:type="dxa" w:w="2160"/>
-          </w:tcPr>
-          <w:p>
-            <w:r>
-              <w:t>九方网络有限公司</w:t>
-            </w:r>
-          </w:p>
-        </w:tc>
-        <w:tc>
-          <w:tcPr>
-            <w:tcW w:type="dxa" w:w="2160"/>
-          </w:tcPr>
-          <w:p>
-            <w:r>
-              <w:t>新能源</w:t>
-            </w:r>
-          </w:p>
-        </w:tc>
-        <w:tc>
-          <w:tcPr>
-            <w:tcW w:type="dxa" w:w="2160"/>
-          </w:tcPr>
-          <w:p>
-            <w:r>
-              <w:t>630亿</w:t>
-            </w:r>
-          </w:p>
-        </w:tc>
-        <w:tc>
-          <w:tcPr>
-            <w:tcW w:type="dxa" w:w="2160"/>
-          </w:tcPr>
-          <w:p>
-            <w:r>
-              <w:t>29%</w:t>
-            </w:r>
-          </w:p>
-        </w:tc>
-      </w:tr>
-      <w:tr>
-        <w:tc>
-          <w:tcPr>
-            <w:tcW w:type="dxa" w:w="2160"/>
-          </w:tcPr>
-          <w:p>
-            <w:r>
-              <w:t>天益科技有限公司</w:t>
-            </w:r>
-          </w:p>
-        </w:tc>
-        <w:tc>
-          <w:tcPr>
-            <w:tcW w:type="dxa" w:w="2160"/>
-          </w:tcPr>
-          <w:p>
-            <w:r>
-              <w:t>半导体</w:t>
-            </w:r>
-          </w:p>
-        </w:tc>
-        <w:tc>
-          <w:tcPr>
-            <w:tcW w:type="dxa" w:w="2160"/>
-          </w:tcPr>
-          <w:p>
-            <w:r>
-              <w:t>548亿</w:t>
-            </w:r>
-          </w:p>
-        </w:tc>
-        <w:tc>
-          <w:tcPr>
-            <w:tcW w:type="dxa" w:w="2160"/>
-          </w:tcPr>
-          <w:p>
-            <w:r>
-              <w:t>21%</w:t>
-            </w:r>
-          </w:p>
-        </w:tc>
-      </w:tr>
-      <w:tr>
-        <w:tc>
-          <w:tcPr>
-            <w:tcW w:type="dxa" w:w="2160"/>
-          </w:tcPr>
-          <w:p>
-            <w:r>
-              <w:t>国讯网络有限公司</w:t>
-            </w:r>
-          </w:p>
-        </w:tc>
-        <w:tc>
-          <w:tcPr>
-            <w:tcW w:type="dxa" w:w="2160"/>
-          </w:tcPr>
-          <w:p>
-            <w:r>
-              <w:t>云计算</w:t>
-            </w:r>
-          </w:p>
-        </w:tc>
-        <w:tc>
-          <w:tcPr>
-            <w:tcW w:type="dxa" w:w="2160"/>
-          </w:tcPr>
-          <w:p>
-            <w:r>
-              <w:t>576亿</w:t>
-            </w:r>
-          </w:p>
-        </w:tc>
-        <w:tc>
-          <w:tcPr>
-            <w:tcW w:type="dxa" w:w="2160"/>
-          </w:tcPr>
-          <w:p>
-            <w:r>
-              <w:t>30%</w:t>
-            </w:r>
-          </w:p>
-        </w:tc>
-      </w:tr>
-      <w:tr>
-        <w:tc>
-          <w:tcPr>
-            <w:tcW w:type="dxa" w:w="2160"/>
-          </w:tcPr>
-          <w:p>
-            <w:r>
-              <w:t>雨林木风计算机科技有限公司</w:t>
-            </w:r>
-          </w:p>
-        </w:tc>
-        <w:tc>
-          <w:tcPr>
-            <w:tcW w:type="dxa" w:w="2160"/>
-          </w:tcPr>
-          <w:p>
-            <w:r>
-              <w:t>人工智能</w:t>
-            </w:r>
-          </w:p>
-        </w:tc>
-        <w:tc>
-          <w:tcPr>
-            <w:tcW w:type="dxa" w:w="2160"/>
-          </w:tcPr>
-          <w:p>
-            <w:r>
-              <w:t>228亿</w:t>
+              <w:t>306亿</w:t>
             </w:r>
           </w:p>
         </w:tc>
@@ -2309,1620 +3921,6 @@
           <w:p>
             <w:r>
               <w:t>15%</w:t>
-            </w:r>
-          </w:p>
-        </w:tc>
-      </w:tr>
-      <w:tr>
-        <w:tc>
-          <w:tcPr>
-            <w:tcW w:type="dxa" w:w="2160"/>
-          </w:tcPr>
-          <w:p>
-            <w:r>
-              <w:t>和泰科技有限公司</w:t>
-            </w:r>
-          </w:p>
-        </w:tc>
-        <w:tc>
-          <w:tcPr>
-            <w:tcW w:type="dxa" w:w="2160"/>
-          </w:tcPr>
-          <w:p>
-            <w:r>
-              <w:t>人工智能</w:t>
-            </w:r>
-          </w:p>
-        </w:tc>
-        <w:tc>
-          <w:tcPr>
-            <w:tcW w:type="dxa" w:w="2160"/>
-          </w:tcPr>
-          <w:p>
-            <w:r>
-              <w:t>456亿</w:t>
-            </w:r>
-          </w:p>
-        </w:tc>
-        <w:tc>
-          <w:tcPr>
-            <w:tcW w:type="dxa" w:w="2160"/>
-          </w:tcPr>
-          <w:p>
-            <w:r>
-              <w:t>25%</w:t>
-            </w:r>
-          </w:p>
-        </w:tc>
-      </w:tr>
-    </w:tbl>
-    <w:p>
-      <w:pPr>
-        <w:pStyle w:val="Heading1"/>
-      </w:pPr>
-      <w:r>
-        <w:t>行业分析 4</w:t>
-      </w:r>
-    </w:p>
-    <w:p>
-      <w:r>
-        <w:br/>
-        <w:t>从产业链角度看，半导体 行业主要由上游设备厂商、</w:t>
-        <w:br/>
-        <w:t>中游平台企业以及下游应用厂商组成。</w:t>
-        <w:br/>
-        <w:t>鸿睿思博信息有限公司 主要位于产业链的 中游 环节。</w:t>
-        <w:br/>
-      </w:r>
-    </w:p>
-    <w:p>
-      <w:r>
-        <w:br/>
-        <w:t>立信电子网络有限公司 是中国 云计算 行业的重要企业之一。</w:t>
-        <w:br/>
-        <w:t>根据华辰资本 风险管理部 的研究，该公司成立于 2009 年，</w:t>
-        <w:br/>
-        <w:t>目前员工规模约 5145 人。公司近年来持续加大研发投入，</w:t>
-        <w:br/>
-        <w:t>在核心技术方面形成了较强的竞争壁垒。</w:t>
-        <w:br/>
-      </w:r>
-    </w:p>
-    <w:p>
-      <w:r>
-        <w:br/>
-        <w:t>万迅电脑网络有限公司 是中国 半导体 行业的重要企业之一。</w:t>
-        <w:br/>
-        <w:t>根据华辰资本 量化研究部 的研究，该公司成立于 2019 年，</w:t>
-        <w:br/>
-        <w:t>目前员工规模约 7385 人。公司近年来持续加大研发投入，</w:t>
-        <w:br/>
-        <w:t>在核心技术方面形成了较强的竞争壁垒。</w:t>
-        <w:br/>
-      </w:r>
-    </w:p>
-    <w:p>
-      <w:r>
-        <w:br/>
-        <w:t>国讯网络有限公司 是中国 云计算 行业的重要企业之一。</w:t>
-        <w:br/>
-        <w:t>根据华辰资本 资产配置委员会 的研究，该公司成立于 2016 年，</w:t>
-        <w:br/>
-        <w:t>目前员工规模约 6348 人。公司近年来持续加大研发投入，</w:t>
-        <w:br/>
-        <w:t>在核心技术方面形成了较强的竞争壁垒。</w:t>
-        <w:br/>
-      </w:r>
-    </w:p>
-    <w:p>
-      <w:r>
-        <w:br/>
-        <w:t>华辰资本旗下的 HC Quant Arbitrage Fund 在最近的资产配置会议中</w:t>
-        <w:br/>
-        <w:t>讨论了 机器人 行业的投资机会，并对 济南亿次元网络有限公司</w:t>
-        <w:br/>
-        <w:t>进行了重点评估。</w:t>
-        <w:br/>
-      </w:r>
-    </w:p>
-    <w:p>
-      <w:r>
-        <w:br/>
-        <w:t>从产业链角度看，新能源 行业主要由上游设备厂商、</w:t>
-        <w:br/>
-        <w:t>中游平台企业以及下游应用厂商组成。</w:t>
-        <w:br/>
-        <w:t>创汇传媒有限公司 主要位于产业链的 中游 环节。</w:t>
-        <w:br/>
-      </w:r>
-    </w:p>
-    <w:p>
-      <w:r>
-        <w:br/>
-        <w:t>风险管理部认为，半导体 行业仍然面临若干</w:t>
-        <w:br/>
-        <w:t>不确定性因素，包括技术迭代风险、政策变化、</w:t>
-        <w:br/>
-        <w:t>以及市场竞争加剧等问题。</w:t>
-        <w:br/>
-      </w:r>
-    </w:p>
-    <w:p>
-      <w:r>
-        <w:br/>
-        <w:t>根据内部财务模型测算，东方峻景网络有限公司 在未来三年</w:t>
-        <w:br/>
-        <w:t>收入复合增长率预计可达到 13% 左右。</w:t>
-        <w:br/>
-        <w:t>该预测基于行业需求增长以及公司产能扩张计划。</w:t>
-        <w:br/>
-      </w:r>
-    </w:p>
-    <w:tbl>
-      <w:tblPr>
-        <w:tblW w:type="auto" w:w="0"/>
-        <w:tblLook w:firstColumn="1" w:firstRow="1" w:lastColumn="0" w:lastRow="0" w:noHBand="0" w:noVBand="1" w:val="04A0"/>
-      </w:tblPr>
-      <w:tblGrid>
-        <w:gridCol w:w="2160"/>
-        <w:gridCol w:w="2160"/>
-        <w:gridCol w:w="2160"/>
-        <w:gridCol w:w="2160"/>
-      </w:tblGrid>
-      <w:tr>
-        <w:tc>
-          <w:tcPr>
-            <w:tcW w:type="dxa" w:w="2160"/>
-          </w:tcPr>
-          <w:p>
-            <w:r>
-              <w:t>公司</w:t>
-            </w:r>
-          </w:p>
-        </w:tc>
-        <w:tc>
-          <w:tcPr>
-            <w:tcW w:type="dxa" w:w="2160"/>
-          </w:tcPr>
-          <w:p>
-            <w:r>
-              <w:t>行业</w:t>
-            </w:r>
-          </w:p>
-        </w:tc>
-        <w:tc>
-          <w:tcPr>
-            <w:tcW w:type="dxa" w:w="2160"/>
-          </w:tcPr>
-          <w:p>
-            <w:r>
-              <w:t>市值</w:t>
-            </w:r>
-          </w:p>
-        </w:tc>
-        <w:tc>
-          <w:tcPr>
-            <w:tcW w:type="dxa" w:w="2160"/>
-          </w:tcPr>
-          <w:p>
-            <w:r>
-              <w:t>增长率</w:t>
-            </w:r>
-          </w:p>
-        </w:tc>
-      </w:tr>
-      <w:tr>
-        <w:tc>
-          <w:tcPr>
-            <w:tcW w:type="dxa" w:w="2160"/>
-          </w:tcPr>
-          <w:p>
-            <w:r>
-              <w:t>国讯网络有限公司</w:t>
-            </w:r>
-          </w:p>
-        </w:tc>
-        <w:tc>
-          <w:tcPr>
-            <w:tcW w:type="dxa" w:w="2160"/>
-          </w:tcPr>
-          <w:p>
-            <w:r>
-              <w:t>云计算</w:t>
-            </w:r>
-          </w:p>
-        </w:tc>
-        <w:tc>
-          <w:tcPr>
-            <w:tcW w:type="dxa" w:w="2160"/>
-          </w:tcPr>
-          <w:p>
-            <w:r>
-              <w:t>495亿</w:t>
-            </w:r>
-          </w:p>
-        </w:tc>
-        <w:tc>
-          <w:tcPr>
-            <w:tcW w:type="dxa" w:w="2160"/>
-          </w:tcPr>
-          <w:p>
-            <w:r>
-              <w:t>23%</w:t>
-            </w:r>
-          </w:p>
-        </w:tc>
-      </w:tr>
-      <w:tr>
-        <w:tc>
-          <w:tcPr>
-            <w:tcW w:type="dxa" w:w="2160"/>
-          </w:tcPr>
-          <w:p>
-            <w:r>
-              <w:t>和泰传媒有限公司</w:t>
-            </w:r>
-          </w:p>
-        </w:tc>
-        <w:tc>
-          <w:tcPr>
-            <w:tcW w:type="dxa" w:w="2160"/>
-          </w:tcPr>
-          <w:p>
-            <w:r>
-              <w:t>消费科技</w:t>
-            </w:r>
-          </w:p>
-        </w:tc>
-        <w:tc>
-          <w:tcPr>
-            <w:tcW w:type="dxa" w:w="2160"/>
-          </w:tcPr>
-          <w:p>
-            <w:r>
-              <w:t>512亿</w:t>
-            </w:r>
-          </w:p>
-        </w:tc>
-        <w:tc>
-          <w:tcPr>
-            <w:tcW w:type="dxa" w:w="2160"/>
-          </w:tcPr>
-          <w:p>
-            <w:r>
-              <w:t>25%</w:t>
-            </w:r>
-          </w:p>
-        </w:tc>
-      </w:tr>
-      <w:tr>
-        <w:tc>
-          <w:tcPr>
-            <w:tcW w:type="dxa" w:w="2160"/>
-          </w:tcPr>
-          <w:p>
-            <w:r>
-              <w:t>银嘉信息有限公司</w:t>
-            </w:r>
-          </w:p>
-        </w:tc>
-        <w:tc>
-          <w:tcPr>
-            <w:tcW w:type="dxa" w:w="2160"/>
-          </w:tcPr>
-          <w:p>
-            <w:r>
-              <w:t>消费科技</w:t>
-            </w:r>
-          </w:p>
-        </w:tc>
-        <w:tc>
-          <w:tcPr>
-            <w:tcW w:type="dxa" w:w="2160"/>
-          </w:tcPr>
-          <w:p>
-            <w:r>
-              <w:t>722亿</w:t>
-            </w:r>
-          </w:p>
-        </w:tc>
-        <w:tc>
-          <w:tcPr>
-            <w:tcW w:type="dxa" w:w="2160"/>
-          </w:tcPr>
-          <w:p>
-            <w:r>
-              <w:t>11%</w:t>
-            </w:r>
-          </w:p>
-        </w:tc>
-      </w:tr>
-      <w:tr>
-        <w:tc>
-          <w:tcPr>
-            <w:tcW w:type="dxa" w:w="2160"/>
-          </w:tcPr>
-          <w:p>
-            <w:r>
-              <w:t>东方峻景网络有限公司</w:t>
-            </w:r>
-          </w:p>
-        </w:tc>
-        <w:tc>
-          <w:tcPr>
-            <w:tcW w:type="dxa" w:w="2160"/>
-          </w:tcPr>
-          <w:p>
-            <w:r>
-              <w:t>机器人</w:t>
-            </w:r>
-          </w:p>
-        </w:tc>
-        <w:tc>
-          <w:tcPr>
-            <w:tcW w:type="dxa" w:w="2160"/>
-          </w:tcPr>
-          <w:p>
-            <w:r>
-              <w:t>745亿</w:t>
-            </w:r>
-          </w:p>
-        </w:tc>
-        <w:tc>
-          <w:tcPr>
-            <w:tcW w:type="dxa" w:w="2160"/>
-          </w:tcPr>
-          <w:p>
-            <w:r>
-              <w:t>24%</w:t>
-            </w:r>
-          </w:p>
-        </w:tc>
-      </w:tr>
-      <w:tr>
-        <w:tc>
-          <w:tcPr>
-            <w:tcW w:type="dxa" w:w="2160"/>
-          </w:tcPr>
-          <w:p>
-            <w:r>
-              <w:t>凌云网络有限公司</w:t>
-            </w:r>
-          </w:p>
-        </w:tc>
-        <w:tc>
-          <w:tcPr>
-            <w:tcW w:type="dxa" w:w="2160"/>
-          </w:tcPr>
-          <w:p>
-            <w:r>
-              <w:t>医疗科技</w:t>
-            </w:r>
-          </w:p>
-        </w:tc>
-        <w:tc>
-          <w:tcPr>
-            <w:tcW w:type="dxa" w:w="2160"/>
-          </w:tcPr>
-          <w:p>
-            <w:r>
-              <w:t>767亿</w:t>
-            </w:r>
-          </w:p>
-        </w:tc>
-        <w:tc>
-          <w:tcPr>
-            <w:tcW w:type="dxa" w:w="2160"/>
-          </w:tcPr>
-          <w:p>
-            <w:r>
-              <w:t>12%</w:t>
-            </w:r>
-          </w:p>
-        </w:tc>
-      </w:tr>
-      <w:tr>
-        <w:tc>
-          <w:tcPr>
-            <w:tcW w:type="dxa" w:w="2160"/>
-          </w:tcPr>
-          <w:p>
-            <w:r>
-              <w:t>富罳信息有限公司</w:t>
-            </w:r>
-          </w:p>
-        </w:tc>
-        <w:tc>
-          <w:tcPr>
-            <w:tcW w:type="dxa" w:w="2160"/>
-          </w:tcPr>
-          <w:p>
-            <w:r>
-              <w:t>医疗科技</w:t>
-            </w:r>
-          </w:p>
-        </w:tc>
-        <w:tc>
-          <w:tcPr>
-            <w:tcW w:type="dxa" w:w="2160"/>
-          </w:tcPr>
-          <w:p>
-            <w:r>
-              <w:t>712亿</w:t>
-            </w:r>
-          </w:p>
-        </w:tc>
-        <w:tc>
-          <w:tcPr>
-            <w:tcW w:type="dxa" w:w="2160"/>
-          </w:tcPr>
-          <w:p>
-            <w:r>
-              <w:t>17%</w:t>
-            </w:r>
-          </w:p>
-        </w:tc>
-      </w:tr>
-      <w:tr>
-        <w:tc>
-          <w:tcPr>
-            <w:tcW w:type="dxa" w:w="2160"/>
-          </w:tcPr>
-          <w:p>
-            <w:r>
-              <w:t>立信电子网络有限公司</w:t>
-            </w:r>
-          </w:p>
-        </w:tc>
-        <w:tc>
-          <w:tcPr>
-            <w:tcW w:type="dxa" w:w="2160"/>
-          </w:tcPr>
-          <w:p>
-            <w:r>
-              <w:t>云计算</w:t>
-            </w:r>
-          </w:p>
-        </w:tc>
-        <w:tc>
-          <w:tcPr>
-            <w:tcW w:type="dxa" w:w="2160"/>
-          </w:tcPr>
-          <w:p>
-            <w:r>
-              <w:t>416亿</w:t>
-            </w:r>
-          </w:p>
-        </w:tc>
-        <w:tc>
-          <w:tcPr>
-            <w:tcW w:type="dxa" w:w="2160"/>
-          </w:tcPr>
-          <w:p>
-            <w:r>
-              <w:t>28%</w:t>
-            </w:r>
-          </w:p>
-        </w:tc>
-      </w:tr>
-      <w:tr>
-        <w:tc>
-          <w:tcPr>
-            <w:tcW w:type="dxa" w:w="2160"/>
-          </w:tcPr>
-          <w:p>
-            <w:r>
-              <w:t>精芯科技有限公司</w:t>
-            </w:r>
-          </w:p>
-        </w:tc>
-        <w:tc>
-          <w:tcPr>
-            <w:tcW w:type="dxa" w:w="2160"/>
-          </w:tcPr>
-          <w:p>
-            <w:r>
-              <w:t>云计算</w:t>
-            </w:r>
-          </w:p>
-        </w:tc>
-        <w:tc>
-          <w:tcPr>
-            <w:tcW w:type="dxa" w:w="2160"/>
-          </w:tcPr>
-          <w:p>
-            <w:r>
-              <w:t>321亿</w:t>
-            </w:r>
-          </w:p>
-        </w:tc>
-        <w:tc>
-          <w:tcPr>
-            <w:tcW w:type="dxa" w:w="2160"/>
-          </w:tcPr>
-          <w:p>
-            <w:r>
-              <w:t>12%</w:t>
-            </w:r>
-          </w:p>
-        </w:tc>
-      </w:tr>
-      <w:tr>
-        <w:tc>
-          <w:tcPr>
-            <w:tcW w:type="dxa" w:w="2160"/>
-          </w:tcPr>
-          <w:p>
-            <w:r>
-              <w:t>万迅电脑网络有限公司</w:t>
-            </w:r>
-          </w:p>
-        </w:tc>
-        <w:tc>
-          <w:tcPr>
-            <w:tcW w:type="dxa" w:w="2160"/>
-          </w:tcPr>
-          <w:p>
-            <w:r>
-              <w:t>半导体</w:t>
-            </w:r>
-          </w:p>
-        </w:tc>
-        <w:tc>
-          <w:tcPr>
-            <w:tcW w:type="dxa" w:w="2160"/>
-          </w:tcPr>
-          <w:p>
-            <w:r>
-              <w:t>760亿</w:t>
-            </w:r>
-          </w:p>
-        </w:tc>
-        <w:tc>
-          <w:tcPr>
-            <w:tcW w:type="dxa" w:w="2160"/>
-          </w:tcPr>
-          <w:p>
-            <w:r>
-              <w:t>11%</w:t>
-            </w:r>
-          </w:p>
-        </w:tc>
-      </w:tr>
-      <w:tr>
-        <w:tc>
-          <w:tcPr>
-            <w:tcW w:type="dxa" w:w="2160"/>
-          </w:tcPr>
-          <w:p>
-            <w:r>
-              <w:t>万迅电脑网络有限公司</w:t>
-            </w:r>
-          </w:p>
-        </w:tc>
-        <w:tc>
-          <w:tcPr>
-            <w:tcW w:type="dxa" w:w="2160"/>
-          </w:tcPr>
-          <w:p>
-            <w:r>
-              <w:t>半导体</w:t>
-            </w:r>
-          </w:p>
-        </w:tc>
-        <w:tc>
-          <w:tcPr>
-            <w:tcW w:type="dxa" w:w="2160"/>
-          </w:tcPr>
-          <w:p>
-            <w:r>
-              <w:t>123亿</w:t>
-            </w:r>
-          </w:p>
-        </w:tc>
-        <w:tc>
-          <w:tcPr>
-            <w:tcW w:type="dxa" w:w="2160"/>
-          </w:tcPr>
-          <w:p>
-            <w:r>
-              <w:t>23%</w:t>
-            </w:r>
-          </w:p>
-        </w:tc>
-      </w:tr>
-      <w:tr>
-        <w:tc>
-          <w:tcPr>
-            <w:tcW w:type="dxa" w:w="2160"/>
-          </w:tcPr>
-          <w:p>
-            <w:r>
-              <w:t>立信电子网络有限公司</w:t>
-            </w:r>
-          </w:p>
-        </w:tc>
-        <w:tc>
-          <w:tcPr>
-            <w:tcW w:type="dxa" w:w="2160"/>
-          </w:tcPr>
-          <w:p>
-            <w:r>
-              <w:t>云计算</w:t>
-            </w:r>
-          </w:p>
-        </w:tc>
-        <w:tc>
-          <w:tcPr>
-            <w:tcW w:type="dxa" w:w="2160"/>
-          </w:tcPr>
-          <w:p>
-            <w:r>
-              <w:t>715亿</w:t>
-            </w:r>
-          </w:p>
-        </w:tc>
-        <w:tc>
-          <w:tcPr>
-            <w:tcW w:type="dxa" w:w="2160"/>
-          </w:tcPr>
-          <w:p>
-            <w:r>
-              <w:t>27%</w:t>
-            </w:r>
-          </w:p>
-        </w:tc>
-      </w:tr>
-      <w:tr>
-        <w:tc>
-          <w:tcPr>
-            <w:tcW w:type="dxa" w:w="2160"/>
-          </w:tcPr>
-          <w:p>
-            <w:r>
-              <w:t>创联世纪科技有限公司</w:t>
-            </w:r>
-          </w:p>
-        </w:tc>
-        <w:tc>
-          <w:tcPr>
-            <w:tcW w:type="dxa" w:w="2160"/>
-          </w:tcPr>
-          <w:p>
-            <w:r>
-              <w:t>医疗科技</w:t>
-            </w:r>
-          </w:p>
-        </w:tc>
-        <w:tc>
-          <w:tcPr>
-            <w:tcW w:type="dxa" w:w="2160"/>
-          </w:tcPr>
-          <w:p>
-            <w:r>
-              <w:t>746亿</w:t>
-            </w:r>
-          </w:p>
-        </w:tc>
-        <w:tc>
-          <w:tcPr>
-            <w:tcW w:type="dxa" w:w="2160"/>
-          </w:tcPr>
-          <w:p>
-            <w:r>
-              <w:t>28%</w:t>
-            </w:r>
-          </w:p>
-        </w:tc>
-      </w:tr>
-      <w:tr>
-        <w:tc>
-          <w:tcPr>
-            <w:tcW w:type="dxa" w:w="2160"/>
-          </w:tcPr>
-          <w:p>
-            <w:r>
-              <w:t>精芯信息有限公司</w:t>
-            </w:r>
-          </w:p>
-        </w:tc>
-        <w:tc>
-          <w:tcPr>
-            <w:tcW w:type="dxa" w:w="2160"/>
-          </w:tcPr>
-          <w:p>
-            <w:r>
-              <w:t>消费科技</w:t>
-            </w:r>
-          </w:p>
-        </w:tc>
-        <w:tc>
-          <w:tcPr>
-            <w:tcW w:type="dxa" w:w="2160"/>
-          </w:tcPr>
-          <w:p>
-            <w:r>
-              <w:t>678亿</w:t>
-            </w:r>
-          </w:p>
-        </w:tc>
-        <w:tc>
-          <w:tcPr>
-            <w:tcW w:type="dxa" w:w="2160"/>
-          </w:tcPr>
-          <w:p>
-            <w:r>
-              <w:t>9%</w:t>
-            </w:r>
-          </w:p>
-        </w:tc>
-      </w:tr>
-      <w:tr>
-        <w:tc>
-          <w:tcPr>
-            <w:tcW w:type="dxa" w:w="2160"/>
-          </w:tcPr>
-          <w:p>
-            <w:r>
-              <w:t>鸿睿思博网络有限公司</w:t>
-            </w:r>
-          </w:p>
-        </w:tc>
-        <w:tc>
-          <w:tcPr>
-            <w:tcW w:type="dxa" w:w="2160"/>
-          </w:tcPr>
-          <w:p>
-            <w:r>
-              <w:t>新能源</w:t>
-            </w:r>
-          </w:p>
-        </w:tc>
-        <w:tc>
-          <w:tcPr>
-            <w:tcW w:type="dxa" w:w="2160"/>
-          </w:tcPr>
-          <w:p>
-            <w:r>
-              <w:t>309亿</w:t>
-            </w:r>
-          </w:p>
-        </w:tc>
-        <w:tc>
-          <w:tcPr>
-            <w:tcW w:type="dxa" w:w="2160"/>
-          </w:tcPr>
-          <w:p>
-            <w:r>
-              <w:t>10%</w:t>
-            </w:r>
-          </w:p>
-        </w:tc>
-      </w:tr>
-      <w:tr>
-        <w:tc>
-          <w:tcPr>
-            <w:tcW w:type="dxa" w:w="2160"/>
-          </w:tcPr>
-          <w:p>
-            <w:r>
-              <w:t>新宇龙信息传媒有限公司</w:t>
-            </w:r>
-          </w:p>
-        </w:tc>
-        <w:tc>
-          <w:tcPr>
-            <w:tcW w:type="dxa" w:w="2160"/>
-          </w:tcPr>
-          <w:p>
-            <w:r>
-              <w:t>机器人</w:t>
-            </w:r>
-          </w:p>
-        </w:tc>
-        <w:tc>
-          <w:tcPr>
-            <w:tcW w:type="dxa" w:w="2160"/>
-          </w:tcPr>
-          <w:p>
-            <w:r>
-              <w:t>711亿</w:t>
-            </w:r>
-          </w:p>
-        </w:tc>
-        <w:tc>
-          <w:tcPr>
-            <w:tcW w:type="dxa" w:w="2160"/>
-          </w:tcPr>
-          <w:p>
-            <w:r>
-              <w:t>5%</w:t>
-            </w:r>
-          </w:p>
-        </w:tc>
-      </w:tr>
-    </w:tbl>
-    <w:p>
-      <w:pPr>
-        <w:pStyle w:val="Heading1"/>
-      </w:pPr>
-      <w:r>
-        <w:t>行业分析 5</w:t>
-      </w:r>
-    </w:p>
-    <w:p>
-      <w:r>
-        <w:br/>
-        <w:t>从产业链角度看，半导体 行业主要由上游设备厂商、</w:t>
-        <w:br/>
-        <w:t>中游平台企业以及下游应用厂商组成。</w:t>
-        <w:br/>
-        <w:t>佳禾科技有限公司 主要位于产业链的 下游 环节。</w:t>
-        <w:br/>
-      </w:r>
-    </w:p>
-    <w:p>
-      <w:r>
-        <w:br/>
-        <w:t>根据内部财务模型测算，富罳信息有限公司 在未来三年</w:t>
-        <w:br/>
-        <w:t>收入复合增长率预计可达到 28% 左右。</w:t>
-        <w:br/>
-        <w:t>该预测基于行业需求增长以及公司产能扩张计划。</w:t>
-        <w:br/>
-      </w:r>
-    </w:p>
-    <w:p>
-      <w:r>
-        <w:br/>
-        <w:t>迪摩科技有限公司 是中国 人工智能 行业的重要企业之一。</w:t>
-        <w:br/>
-        <w:t>根据华辰资本 量化研究部 的研究，该公司成立于 2017 年，</w:t>
-        <w:br/>
-        <w:t>目前员工规模约 7554 人。公司近年来持续加大研发投入，</w:t>
-        <w:br/>
-        <w:t>在核心技术方面形成了较强的竞争壁垒。</w:t>
-        <w:br/>
-      </w:r>
-    </w:p>
-    <w:p>
-      <w:r>
-        <w:br/>
-        <w:t>从产业链角度看，消费科技 行业主要由上游设备厂商、</w:t>
-        <w:br/>
-        <w:t>中游平台企业以及下游应用厂商组成。</w:t>
-        <w:br/>
-        <w:t>银嘉信息有限公司 主要位于产业链的 下游 环节。</w:t>
-        <w:br/>
-      </w:r>
-    </w:p>
-    <w:p>
-      <w:r>
-        <w:br/>
-        <w:t>从产业链角度看，半导体 行业主要由上游设备厂商、</w:t>
-        <w:br/>
-        <w:t>中游平台企业以及下游应用厂商组成。</w:t>
-        <w:br/>
-        <w:t>华远软件信息有限公司 主要位于产业链的 上游 环节。</w:t>
-        <w:br/>
-      </w:r>
-    </w:p>
-    <w:p>
-      <w:r>
-        <w:br/>
-        <w:t>华远软件信息有限公司 是中国 半导体 行业的重要企业之一。</w:t>
-        <w:br/>
-        <w:t>根据华辰资本 资产配置委员会 的研究，该公司成立于 2015 年，</w:t>
-        <w:br/>
-        <w:t>目前员工规模约 6302 人。公司近年来持续加大研发投入，</w:t>
-        <w:br/>
-        <w:t>在核心技术方面形成了较强的竞争壁垒。</w:t>
-        <w:br/>
-      </w:r>
-    </w:p>
-    <w:p>
-      <w:r>
-        <w:br/>
-        <w:t>华辰资本旗下的 HC Global Macro Fund 在最近的资产配置会议中</w:t>
-        <w:br/>
-        <w:t>讨论了 云计算 行业的投资机会，并对 国讯网络有限公司</w:t>
-        <w:br/>
-        <w:t>进行了重点评估。</w:t>
-        <w:br/>
-      </w:r>
-    </w:p>
-    <w:p>
-      <w:r>
-        <w:br/>
-        <w:t>富罳信息有限公司 是中国 医疗科技 行业的重要企业之一。</w:t>
-        <w:br/>
-        <w:t>根据华辰资本 投资委员会 的研究，该公司成立于 2018 年，</w:t>
-        <w:br/>
-        <w:t>目前员工规模约 2035 人。公司近年来持续加大研发投入，</w:t>
-        <w:br/>
-        <w:t>在核心技术方面形成了较强的竞争壁垒。</w:t>
-        <w:br/>
-      </w:r>
-    </w:p>
-    <w:tbl>
-      <w:tblPr>
-        <w:tblW w:type="auto" w:w="0"/>
-        <w:tblLook w:firstColumn="1" w:firstRow="1" w:lastColumn="0" w:lastRow="0" w:noHBand="0" w:noVBand="1" w:val="04A0"/>
-      </w:tblPr>
-      <w:tblGrid>
-        <w:gridCol w:w="2160"/>
-        <w:gridCol w:w="2160"/>
-        <w:gridCol w:w="2160"/>
-        <w:gridCol w:w="2160"/>
-      </w:tblGrid>
-      <w:tr>
-        <w:tc>
-          <w:tcPr>
-            <w:tcW w:type="dxa" w:w="2160"/>
-          </w:tcPr>
-          <w:p>
-            <w:r>
-              <w:t>公司</w:t>
-            </w:r>
-          </w:p>
-        </w:tc>
-        <w:tc>
-          <w:tcPr>
-            <w:tcW w:type="dxa" w:w="2160"/>
-          </w:tcPr>
-          <w:p>
-            <w:r>
-              <w:t>行业</w:t>
-            </w:r>
-          </w:p>
-        </w:tc>
-        <w:tc>
-          <w:tcPr>
-            <w:tcW w:type="dxa" w:w="2160"/>
-          </w:tcPr>
-          <w:p>
-            <w:r>
-              <w:t>市值</w:t>
-            </w:r>
-          </w:p>
-        </w:tc>
-        <w:tc>
-          <w:tcPr>
-            <w:tcW w:type="dxa" w:w="2160"/>
-          </w:tcPr>
-          <w:p>
-            <w:r>
-              <w:t>增长率</w:t>
-            </w:r>
-          </w:p>
-        </w:tc>
-      </w:tr>
-      <w:tr>
-        <w:tc>
-          <w:tcPr>
-            <w:tcW w:type="dxa" w:w="2160"/>
-          </w:tcPr>
-          <w:p>
-            <w:r>
-              <w:t>国讯网络有限公司</w:t>
-            </w:r>
-          </w:p>
-        </w:tc>
-        <w:tc>
-          <w:tcPr>
-            <w:tcW w:type="dxa" w:w="2160"/>
-          </w:tcPr>
-          <w:p>
-            <w:r>
-              <w:t>云计算</w:t>
-            </w:r>
-          </w:p>
-        </w:tc>
-        <w:tc>
-          <w:tcPr>
-            <w:tcW w:type="dxa" w:w="2160"/>
-          </w:tcPr>
-          <w:p>
-            <w:r>
-              <w:t>738亿</w:t>
-            </w:r>
-          </w:p>
-        </w:tc>
-        <w:tc>
-          <w:tcPr>
-            <w:tcW w:type="dxa" w:w="2160"/>
-          </w:tcPr>
-          <w:p>
-            <w:r>
-              <w:t>11%</w:t>
-            </w:r>
-          </w:p>
-        </w:tc>
-      </w:tr>
-      <w:tr>
-        <w:tc>
-          <w:tcPr>
-            <w:tcW w:type="dxa" w:w="2160"/>
-          </w:tcPr>
-          <w:p>
-            <w:r>
-              <w:t>快讯网络有限公司</w:t>
-            </w:r>
-          </w:p>
-        </w:tc>
-        <w:tc>
-          <w:tcPr>
-            <w:tcW w:type="dxa" w:w="2160"/>
-          </w:tcPr>
-          <w:p>
-            <w:r>
-              <w:t>新能源</w:t>
-            </w:r>
-          </w:p>
-        </w:tc>
-        <w:tc>
-          <w:tcPr>
-            <w:tcW w:type="dxa" w:w="2160"/>
-          </w:tcPr>
-          <w:p>
-            <w:r>
-              <w:t>496亿</w:t>
-            </w:r>
-          </w:p>
-        </w:tc>
-        <w:tc>
-          <w:tcPr>
-            <w:tcW w:type="dxa" w:w="2160"/>
-          </w:tcPr>
-          <w:p>
-            <w:r>
-              <w:t>12%</w:t>
-            </w:r>
-          </w:p>
-        </w:tc>
-      </w:tr>
-      <w:tr>
-        <w:tc>
-          <w:tcPr>
-            <w:tcW w:type="dxa" w:w="2160"/>
-          </w:tcPr>
-          <w:p>
-            <w:r>
-              <w:t>兰金电子网络有限公司</w:t>
-            </w:r>
-          </w:p>
-        </w:tc>
-        <w:tc>
-          <w:tcPr>
-            <w:tcW w:type="dxa" w:w="2160"/>
-          </w:tcPr>
-          <w:p>
-            <w:r>
-              <w:t>消费科技</w:t>
-            </w:r>
-          </w:p>
-        </w:tc>
-        <w:tc>
-          <w:tcPr>
-            <w:tcW w:type="dxa" w:w="2160"/>
-          </w:tcPr>
-          <w:p>
-            <w:r>
-              <w:t>107亿</w:t>
-            </w:r>
-          </w:p>
-        </w:tc>
-        <w:tc>
-          <w:tcPr>
-            <w:tcW w:type="dxa" w:w="2160"/>
-          </w:tcPr>
-          <w:p>
-            <w:r>
-              <w:t>24%</w:t>
-            </w:r>
-          </w:p>
-        </w:tc>
-      </w:tr>
-      <w:tr>
-        <w:tc>
-          <w:tcPr>
-            <w:tcW w:type="dxa" w:w="2160"/>
-          </w:tcPr>
-          <w:p>
-            <w:r>
-              <w:t>天益科技有限公司</w:t>
-            </w:r>
-          </w:p>
-        </w:tc>
-        <w:tc>
-          <w:tcPr>
-            <w:tcW w:type="dxa" w:w="2160"/>
-          </w:tcPr>
-          <w:p>
-            <w:r>
-              <w:t>半导体</w:t>
-            </w:r>
-          </w:p>
-        </w:tc>
-        <w:tc>
-          <w:tcPr>
-            <w:tcW w:type="dxa" w:w="2160"/>
-          </w:tcPr>
-          <w:p>
-            <w:r>
-              <w:t>338亿</w:t>
-            </w:r>
-          </w:p>
-        </w:tc>
-        <w:tc>
-          <w:tcPr>
-            <w:tcW w:type="dxa" w:w="2160"/>
-          </w:tcPr>
-          <w:p>
-            <w:r>
-              <w:t>15%</w:t>
-            </w:r>
-          </w:p>
-        </w:tc>
-      </w:tr>
-      <w:tr>
-        <w:tc>
-          <w:tcPr>
-            <w:tcW w:type="dxa" w:w="2160"/>
-          </w:tcPr>
-          <w:p>
-            <w:r>
-              <w:t>鸿睿思博网络有限公司</w:t>
-            </w:r>
-          </w:p>
-        </w:tc>
-        <w:tc>
-          <w:tcPr>
-            <w:tcW w:type="dxa" w:w="2160"/>
-          </w:tcPr>
-          <w:p>
-            <w:r>
-              <w:t>新能源</w:t>
-            </w:r>
-          </w:p>
-        </w:tc>
-        <w:tc>
-          <w:tcPr>
-            <w:tcW w:type="dxa" w:w="2160"/>
-          </w:tcPr>
-          <w:p>
-            <w:r>
-              <w:t>223亿</w:t>
-            </w:r>
-          </w:p>
-        </w:tc>
-        <w:tc>
-          <w:tcPr>
-            <w:tcW w:type="dxa" w:w="2160"/>
-          </w:tcPr>
-          <w:p>
-            <w:r>
-              <w:t>24%</w:t>
-            </w:r>
-          </w:p>
-        </w:tc>
-      </w:tr>
-      <w:tr>
-        <w:tc>
-          <w:tcPr>
-            <w:tcW w:type="dxa" w:w="2160"/>
-          </w:tcPr>
-          <w:p>
-            <w:r>
-              <w:t>佳禾科技有限公司</w:t>
-            </w:r>
-          </w:p>
-        </w:tc>
-        <w:tc>
-          <w:tcPr>
-            <w:tcW w:type="dxa" w:w="2160"/>
-          </w:tcPr>
-          <w:p>
-            <w:r>
-              <w:t>半导体</w:t>
-            </w:r>
-          </w:p>
-        </w:tc>
-        <w:tc>
-          <w:tcPr>
-            <w:tcW w:type="dxa" w:w="2160"/>
-          </w:tcPr>
-          <w:p>
-            <w:r>
-              <w:t>311亿</w:t>
-            </w:r>
-          </w:p>
-        </w:tc>
-        <w:tc>
-          <w:tcPr>
-            <w:tcW w:type="dxa" w:w="2160"/>
-          </w:tcPr>
-          <w:p>
-            <w:r>
-              <w:t>27%</w:t>
-            </w:r>
-          </w:p>
-        </w:tc>
-      </w:tr>
-      <w:tr>
-        <w:tc>
-          <w:tcPr>
-            <w:tcW w:type="dxa" w:w="2160"/>
-          </w:tcPr>
-          <w:p>
-            <w:r>
-              <w:t>精芯信息有限公司</w:t>
-            </w:r>
-          </w:p>
-        </w:tc>
-        <w:tc>
-          <w:tcPr>
-            <w:tcW w:type="dxa" w:w="2160"/>
-          </w:tcPr>
-          <w:p>
-            <w:r>
-              <w:t>消费科技</w:t>
-            </w:r>
-          </w:p>
-        </w:tc>
-        <w:tc>
-          <w:tcPr>
-            <w:tcW w:type="dxa" w:w="2160"/>
-          </w:tcPr>
-          <w:p>
-            <w:r>
-              <w:t>300亿</w:t>
-            </w:r>
-          </w:p>
-        </w:tc>
-        <w:tc>
-          <w:tcPr>
-            <w:tcW w:type="dxa" w:w="2160"/>
-          </w:tcPr>
-          <w:p>
-            <w:r>
-              <w:t>7%</w:t>
-            </w:r>
-          </w:p>
-        </w:tc>
-      </w:tr>
-      <w:tr>
-        <w:tc>
-          <w:tcPr>
-            <w:tcW w:type="dxa" w:w="2160"/>
-          </w:tcPr>
-          <w:p>
-            <w:r>
-              <w:t>南康网络有限公司</w:t>
-            </w:r>
-          </w:p>
-        </w:tc>
-        <w:tc>
-          <w:tcPr>
-            <w:tcW w:type="dxa" w:w="2160"/>
-          </w:tcPr>
-          <w:p>
-            <w:r>
-              <w:t>消费科技</w:t>
-            </w:r>
-          </w:p>
-        </w:tc>
-        <w:tc>
-          <w:tcPr>
-            <w:tcW w:type="dxa" w:w="2160"/>
-          </w:tcPr>
-          <w:p>
-            <w:r>
-              <w:t>268亿</w:t>
-            </w:r>
-          </w:p>
-        </w:tc>
-        <w:tc>
-          <w:tcPr>
-            <w:tcW w:type="dxa" w:w="2160"/>
-          </w:tcPr>
-          <w:p>
-            <w:r>
-              <w:t>11%</w:t>
-            </w:r>
-          </w:p>
-        </w:tc>
-      </w:tr>
-      <w:tr>
-        <w:tc>
-          <w:tcPr>
-            <w:tcW w:type="dxa" w:w="2160"/>
-          </w:tcPr>
-          <w:p>
-            <w:r>
-              <w:t>兰金电子网络有限公司</w:t>
-            </w:r>
-          </w:p>
-        </w:tc>
-        <w:tc>
-          <w:tcPr>
-            <w:tcW w:type="dxa" w:w="2160"/>
-          </w:tcPr>
-          <w:p>
-            <w:r>
-              <w:t>消费科技</w:t>
-            </w:r>
-          </w:p>
-        </w:tc>
-        <w:tc>
-          <w:tcPr>
-            <w:tcW w:type="dxa" w:w="2160"/>
-          </w:tcPr>
-          <w:p>
-            <w:r>
-              <w:t>566亿</w:t>
-            </w:r>
-          </w:p>
-        </w:tc>
-        <w:tc>
-          <w:tcPr>
-            <w:tcW w:type="dxa" w:w="2160"/>
-          </w:tcPr>
-          <w:p>
-            <w:r>
-              <w:t>7%</w:t>
-            </w:r>
-          </w:p>
-        </w:tc>
-      </w:tr>
-      <w:tr>
-        <w:tc>
-          <w:tcPr>
-            <w:tcW w:type="dxa" w:w="2160"/>
-          </w:tcPr>
-          <w:p>
-            <w:r>
-              <w:t>南康网络有限公司</w:t>
-            </w:r>
-          </w:p>
-        </w:tc>
-        <w:tc>
-          <w:tcPr>
-            <w:tcW w:type="dxa" w:w="2160"/>
-          </w:tcPr>
-          <w:p>
-            <w:r>
-              <w:t>消费科技</w:t>
-            </w:r>
-          </w:p>
-        </w:tc>
-        <w:tc>
-          <w:tcPr>
-            <w:tcW w:type="dxa" w:w="2160"/>
-          </w:tcPr>
-          <w:p>
-            <w:r>
-              <w:t>657亿</w:t>
-            </w:r>
-          </w:p>
-        </w:tc>
-        <w:tc>
-          <w:tcPr>
-            <w:tcW w:type="dxa" w:w="2160"/>
-          </w:tcPr>
-          <w:p>
-            <w:r>
-              <w:t>18%</w:t>
-            </w:r>
-          </w:p>
-        </w:tc>
-      </w:tr>
-      <w:tr>
-        <w:tc>
-          <w:tcPr>
-            <w:tcW w:type="dxa" w:w="2160"/>
-          </w:tcPr>
-          <w:p>
-            <w:r>
-              <w:t>九方网络有限公司</w:t>
-            </w:r>
-          </w:p>
-        </w:tc>
-        <w:tc>
-          <w:tcPr>
-            <w:tcW w:type="dxa" w:w="2160"/>
-          </w:tcPr>
-          <w:p>
-            <w:r>
-              <w:t>新能源</w:t>
-            </w:r>
-          </w:p>
-        </w:tc>
-        <w:tc>
-          <w:tcPr>
-            <w:tcW w:type="dxa" w:w="2160"/>
-          </w:tcPr>
-          <w:p>
-            <w:r>
-              <w:t>214亿</w:t>
-            </w:r>
-          </w:p>
-        </w:tc>
-        <w:tc>
-          <w:tcPr>
-            <w:tcW w:type="dxa" w:w="2160"/>
-          </w:tcPr>
-          <w:p>
-            <w:r>
-              <w:t>18%</w:t>
-            </w:r>
-          </w:p>
-        </w:tc>
-      </w:tr>
-      <w:tr>
-        <w:tc>
-          <w:tcPr>
-            <w:tcW w:type="dxa" w:w="2160"/>
-          </w:tcPr>
-          <w:p>
-            <w:r>
-              <w:t>精芯信息有限公司</w:t>
-            </w:r>
-          </w:p>
-        </w:tc>
-        <w:tc>
-          <w:tcPr>
-            <w:tcW w:type="dxa" w:w="2160"/>
-          </w:tcPr>
-          <w:p>
-            <w:r>
-              <w:t>消费科技</w:t>
-            </w:r>
-          </w:p>
-        </w:tc>
-        <w:tc>
-          <w:tcPr>
-            <w:tcW w:type="dxa" w:w="2160"/>
-          </w:tcPr>
-          <w:p>
-            <w:r>
-              <w:t>622亿</w:t>
-            </w:r>
-          </w:p>
-        </w:tc>
-        <w:tc>
-          <w:tcPr>
-            <w:tcW w:type="dxa" w:w="2160"/>
-          </w:tcPr>
-          <w:p>
-            <w:r>
-              <w:t>24%</w:t>
-            </w:r>
-          </w:p>
-        </w:tc>
-      </w:tr>
-      <w:tr>
-        <w:tc>
-          <w:tcPr>
-            <w:tcW w:type="dxa" w:w="2160"/>
-          </w:tcPr>
-          <w:p>
-            <w:r>
-              <w:t>创亿网络有限公司</w:t>
-            </w:r>
-          </w:p>
-        </w:tc>
-        <w:tc>
-          <w:tcPr>
-            <w:tcW w:type="dxa" w:w="2160"/>
-          </w:tcPr>
-          <w:p>
-            <w:r>
-              <w:t>云计算</w:t>
-            </w:r>
-          </w:p>
-        </w:tc>
-        <w:tc>
-          <w:tcPr>
-            <w:tcW w:type="dxa" w:w="2160"/>
-          </w:tcPr>
-          <w:p>
-            <w:r>
-              <w:t>754亿</w:t>
-            </w:r>
-          </w:p>
-        </w:tc>
-        <w:tc>
-          <w:tcPr>
-            <w:tcW w:type="dxa" w:w="2160"/>
-          </w:tcPr>
-          <w:p>
-            <w:r>
-              <w:t>13%</w:t>
-            </w:r>
-          </w:p>
-        </w:tc>
-      </w:tr>
-      <w:tr>
-        <w:tc>
-          <w:tcPr>
-            <w:tcW w:type="dxa" w:w="2160"/>
-          </w:tcPr>
-          <w:p>
-            <w:r>
-              <w:t>浦华众城信息有限公司</w:t>
-            </w:r>
-          </w:p>
-        </w:tc>
-        <w:tc>
-          <w:tcPr>
-            <w:tcW w:type="dxa" w:w="2160"/>
-          </w:tcPr>
-          <w:p>
-            <w:r>
-              <w:t>云计算</w:t>
-            </w:r>
-          </w:p>
-        </w:tc>
-        <w:tc>
-          <w:tcPr>
-            <w:tcW w:type="dxa" w:w="2160"/>
-          </w:tcPr>
-          <w:p>
-            <w:r>
-              <w:t>379亿</w:t>
-            </w:r>
-          </w:p>
-        </w:tc>
-        <w:tc>
-          <w:tcPr>
-            <w:tcW w:type="dxa" w:w="2160"/>
-          </w:tcPr>
-          <w:p>
-            <w:r>
-              <w:t>9%</w:t>
-            </w:r>
-          </w:p>
-        </w:tc>
-      </w:tr>
-      <w:tr>
-        <w:tc>
-          <w:tcPr>
-            <w:tcW w:type="dxa" w:w="2160"/>
-          </w:tcPr>
-          <w:p>
-            <w:r>
-              <w:t>雨林木风计算机科技有限公司</w:t>
-            </w:r>
-          </w:p>
-        </w:tc>
-        <w:tc>
-          <w:tcPr>
-            <w:tcW w:type="dxa" w:w="2160"/>
-          </w:tcPr>
-          <w:p>
-            <w:r>
-              <w:t>人工智能</w:t>
-            </w:r>
-          </w:p>
-        </w:tc>
-        <w:tc>
-          <w:tcPr>
-            <w:tcW w:type="dxa" w:w="2160"/>
-          </w:tcPr>
-          <w:p>
-            <w:r>
-              <w:t>143亿</w:t>
-            </w:r>
-          </w:p>
-        </w:tc>
-        <w:tc>
-          <w:tcPr>
-            <w:tcW w:type="dxa" w:w="2160"/>
-          </w:tcPr>
-          <w:p>
-            <w:r>
-              <w:t>21%</w:t>
             </w:r>
           </w:p>
         </w:tc>
